--- a/DevOps_Tool/DOCKER/Managing and Interacting with Docker Containers-II.docx
+++ b/DevOps_Tool/DOCKER/Managing and Interacting with Docker Containers-II.docx
@@ -4,35 +4,69 @@
   <w:body>
     <w:p>
       <w:pPr>
-        <w:jc w:val="center"/>
-        <w:rPr>
-          <w:b/>
-          <w:bCs/>
-        </w:rPr>
-      </w:pPr>
-      <w:r>
-        <w:rPr>
-          <w:b/>
-          <w:bCs/>
+        <w:pStyle w:val="Heading1"/>
+        <w:rPr>
+          <w:rFonts w:ascii="Algerian" w:hAnsi="Algerian"/>
+          <w:sz w:val="28"/>
+          <w:szCs w:val="28"/>
+        </w:rPr>
+      </w:pPr>
+      <w:r>
+        <w:rPr>
+          <w:rFonts w:ascii="Algerian" w:hAnsi="Algerian"/>
+          <w:sz w:val="28"/>
+          <w:szCs w:val="28"/>
         </w:rPr>
         <w:t xml:space="preserve">Managing and </w:t>
       </w:r>
       <w:proofErr w:type="gramStart"/>
       <w:r>
         <w:rPr>
-          <w:b/>
-          <w:bCs/>
+          <w:rFonts w:ascii="Algerian" w:hAnsi="Algerian"/>
+          <w:sz w:val="28"/>
+          <w:szCs w:val="28"/>
         </w:rPr>
         <w:t>Interacting</w:t>
       </w:r>
       <w:proofErr w:type="gramEnd"/>
       <w:r>
         <w:rPr>
-          <w:b/>
-          <w:bCs/>
+          <w:rFonts w:ascii="Algerian" w:hAnsi="Algerian"/>
+          <w:sz w:val="28"/>
+          <w:szCs w:val="28"/>
         </w:rPr>
         <w:t xml:space="preserve"> with Docker Containers</w:t>
       </w:r>
+    </w:p>
+    <w:p>
+      <w:pPr>
+        <w:rPr>
+          <w:sz w:val="16"/>
+          <w:szCs w:val="16"/>
+        </w:rPr>
+      </w:pPr>
+    </w:p>
+    <w:p>
+      <w:pPr>
+        <w:rPr>
+          <w:sz w:val="16"/>
+          <w:szCs w:val="16"/>
+        </w:rPr>
+        <w:sectPr>
+          <w:pgSz w:w="11906" w:h="16838"/>
+          <w:pgMar w:top="720" w:right="720" w:bottom="720" w:left="720" w:header="708" w:footer="708" w:gutter="0"/>
+          <w:cols w:space="708"/>
+          <w:docGrid w:linePitch="360"/>
+        </w:sectPr>
+      </w:pPr>
+    </w:p>
+    <w:p>
+      <w:pPr>
+        <w:rPr>
+          <w:sz w:val="16"/>
+          <w:szCs w:val="16"/>
+        </w:rPr>
+      </w:pPr>
     </w:p>
     <w:p>
       <w:pPr>
@@ -44,16 +78,16 @@
         <w:rPr>
           <w:b/>
           <w:bCs/>
-          <w:sz w:val="20"/>
-          <w:szCs w:val="20"/>
+          <w:sz w:val="22"/>
+          <w:szCs w:val="22"/>
         </w:rPr>
       </w:pPr>
       <w:r>
         <w:rPr>
           <w:b/>
           <w:bCs/>
-          <w:sz w:val="20"/>
-          <w:szCs w:val="20"/>
+          <w:sz w:val="22"/>
+          <w:szCs w:val="22"/>
         </w:rPr>
         <w:t>What is a Docker Container?</w:t>
       </w:r>
@@ -66,16 +100,23 @@
           <w:numId w:val="2"/>
         </w:numPr>
         <w:rPr>
-          <w:sz w:val="20"/>
-          <w:szCs w:val="20"/>
-        </w:rPr>
-      </w:pPr>
-      <w:r>
-        <w:rPr>
-          <w:sz w:val="20"/>
-          <w:szCs w:val="20"/>
+          <w:sz w:val="22"/>
+          <w:szCs w:val="22"/>
+        </w:rPr>
+      </w:pPr>
+      <w:r>
+        <w:rPr>
+          <w:sz w:val="22"/>
+          <w:szCs w:val="22"/>
         </w:rPr>
         <w:t>A Docker container is a lightweight, portable package that contains everything needed to run an application - including the code, runtime, system tools, libraries, and settings</w:t>
+      </w:r>
+      <w:r>
+        <w:rPr>
+          <w:sz w:val="22"/>
+          <w:szCs w:val="22"/>
+        </w:rPr>
+        <w:t>.</w:t>
       </w:r>
     </w:p>
     <w:p>
@@ -86,14 +127,14 @@
           <w:numId w:val="2"/>
         </w:numPr>
         <w:rPr>
-          <w:sz w:val="20"/>
-          <w:szCs w:val="20"/>
-        </w:rPr>
-      </w:pPr>
-      <w:r>
-        <w:rPr>
-          <w:sz w:val="20"/>
-          <w:szCs w:val="20"/>
+          <w:sz w:val="22"/>
+          <w:szCs w:val="22"/>
+        </w:rPr>
+      </w:pPr>
+      <w:r>
+        <w:rPr>
+          <w:sz w:val="22"/>
+          <w:szCs w:val="22"/>
         </w:rPr>
         <w:t>Containers run on the Docker Engine and are isolated from the host and other containers.</w:t>
       </w:r>
@@ -120,8 +161,8 @@
           <w:bCs/>
           <w:i/>
           <w:iCs/>
-          <w:sz w:val="20"/>
-          <w:szCs w:val="20"/>
+          <w:sz w:val="22"/>
+          <w:szCs w:val="22"/>
         </w:rPr>
       </w:pPr>
       <w:r>
@@ -130,8 +171,8 @@
           <w:bCs/>
           <w:i/>
           <w:iCs/>
-          <w:sz w:val="20"/>
-          <w:szCs w:val="20"/>
+          <w:sz w:val="22"/>
+          <w:szCs w:val="22"/>
         </w:rPr>
         <w:t xml:space="preserve">Common Docker Container Commands </w:t>
       </w:r>
@@ -143,15 +184,16 @@
           <w:ilvl w:val="0"/>
           <w:numId w:val="4"/>
         </w:numPr>
-        <w:rPr>
-          <w:sz w:val="20"/>
-          <w:szCs w:val="20"/>
-        </w:rPr>
-      </w:pPr>
-      <w:r>
-        <w:rPr>
-          <w:sz w:val="20"/>
-          <w:szCs w:val="20"/>
+        <w:ind w:left="360"/>
+        <w:rPr>
+          <w:sz w:val="22"/>
+          <w:szCs w:val="22"/>
+        </w:rPr>
+      </w:pPr>
+      <w:r>
+        <w:rPr>
+          <w:sz w:val="22"/>
+          <w:szCs w:val="22"/>
         </w:rPr>
         <w:t>These commands help create, manage, interact with, and troubleshoot containers.</w:t>
       </w:r>
@@ -163,19 +205,20 @@
           <w:ilvl w:val="0"/>
           <w:numId w:val="5"/>
         </w:numPr>
+        <w:ind w:left="720"/>
         <w:rPr>
           <w:b/>
           <w:bCs/>
-          <w:sz w:val="20"/>
-          <w:szCs w:val="20"/>
+          <w:sz w:val="22"/>
+          <w:szCs w:val="22"/>
         </w:rPr>
       </w:pPr>
       <w:r>
         <w:rPr>
           <w:b/>
           <w:bCs/>
-          <w:sz w:val="20"/>
-          <w:szCs w:val="20"/>
+          <w:sz w:val="22"/>
+          <w:szCs w:val="22"/>
         </w:rPr>
         <w:t xml:space="preserve">docker run </w:t>
       </w:r>
@@ -187,24 +230,25 @@
           <w:ilvl w:val="0"/>
           <w:numId w:val="4"/>
         </w:numPr>
-        <w:rPr>
-          <w:sz w:val="20"/>
-          <w:szCs w:val="20"/>
+        <w:ind w:left="360"/>
+        <w:rPr>
+          <w:sz w:val="22"/>
+          <w:szCs w:val="22"/>
         </w:rPr>
       </w:pPr>
       <w:r>
         <w:rPr>
           <w:b/>
           <w:bCs/>
-          <w:sz w:val="20"/>
-          <w:szCs w:val="20"/>
+          <w:sz w:val="22"/>
+          <w:szCs w:val="22"/>
         </w:rPr>
         <w:t>Purpose</w:t>
       </w:r>
       <w:r>
         <w:rPr>
-          <w:sz w:val="20"/>
-          <w:szCs w:val="20"/>
+          <w:sz w:val="22"/>
+          <w:szCs w:val="22"/>
         </w:rPr>
         <w:t>: Creates and starts a new container from an image</w:t>
       </w:r>
@@ -216,19 +260,20 @@
           <w:ilvl w:val="0"/>
           <w:numId w:val="6"/>
         </w:numPr>
+        <w:ind w:left="720"/>
         <w:rPr>
           <w:b/>
           <w:bCs/>
-          <w:sz w:val="20"/>
-          <w:szCs w:val="20"/>
+          <w:sz w:val="22"/>
+          <w:szCs w:val="22"/>
         </w:rPr>
       </w:pPr>
       <w:r>
         <w:rPr>
           <w:b/>
           <w:bCs/>
-          <w:sz w:val="20"/>
-          <w:szCs w:val="20"/>
+          <w:sz w:val="22"/>
+          <w:szCs w:val="22"/>
         </w:rPr>
         <w:t>Syntax:</w:t>
       </w:r>
@@ -240,15 +285,16 @@
           <w:ilvl w:val="0"/>
           <w:numId w:val="4"/>
         </w:numPr>
-        <w:rPr>
-          <w:sz w:val="20"/>
-          <w:szCs w:val="20"/>
-        </w:rPr>
-      </w:pPr>
-      <w:r>
-        <w:rPr>
-          <w:sz w:val="20"/>
-          <w:szCs w:val="20"/>
+        <w:ind w:left="360"/>
+        <w:rPr>
+          <w:sz w:val="22"/>
+          <w:szCs w:val="22"/>
+        </w:rPr>
+      </w:pPr>
+      <w:r>
+        <w:rPr>
+          <w:sz w:val="22"/>
+          <w:szCs w:val="22"/>
         </w:rPr>
         <w:t xml:space="preserve"> docker run [OPTIONS] IMAGE [COMMAND]</w:t>
       </w:r>
@@ -273,16 +319,16 @@
         <w:rPr>
           <w:b/>
           <w:bCs/>
-          <w:sz w:val="20"/>
-          <w:szCs w:val="20"/>
+          <w:sz w:val="22"/>
+          <w:szCs w:val="22"/>
         </w:rPr>
       </w:pPr>
       <w:r>
         <w:rPr>
           <w:b/>
           <w:bCs/>
-          <w:sz w:val="20"/>
-          <w:szCs w:val="20"/>
+          <w:sz w:val="22"/>
+          <w:szCs w:val="22"/>
         </w:rPr>
         <w:t xml:space="preserve">Common </w:t>
       </w:r>
@@ -291,8 +337,8 @@
         <w:rPr>
           <w:b/>
           <w:bCs/>
-          <w:sz w:val="20"/>
-          <w:szCs w:val="20"/>
+          <w:sz w:val="22"/>
+          <w:szCs w:val="22"/>
         </w:rPr>
         <w:t>Options:-</w:t>
       </w:r>
@@ -317,16 +363,7 @@
           <w:sz w:val="20"/>
           <w:szCs w:val="20"/>
         </w:rPr>
-        <w:t>-</w:t>
-      </w:r>
-      <w:r>
-        <w:rPr>
-          <w:b/>
-          <w:bCs/>
-          <w:sz w:val="20"/>
-          <w:szCs w:val="20"/>
-        </w:rPr>
-        <w:t>d</w:t>
+        <w:t>-d</w:t>
       </w:r>
       <w:r>
         <w:rPr>
@@ -555,27 +592,18 @@
         <w:rPr>
           <w:b/>
           <w:iCs/>
-          <w:sz w:val="20"/>
-          <w:szCs w:val="20"/>
+          <w:sz w:val="22"/>
+          <w:szCs w:val="22"/>
         </w:rPr>
       </w:pPr>
       <w:r>
         <w:rPr>
           <w:b/>
           <w:iCs/>
-          <w:sz w:val="20"/>
-          <w:szCs w:val="20"/>
-        </w:rPr>
-        <w:t>docker create</w:t>
-      </w:r>
-      <w:r>
-        <w:rPr>
-          <w:b/>
-          <w:iCs/>
-          <w:sz w:val="20"/>
-          <w:szCs w:val="20"/>
-        </w:rPr>
-        <w:t xml:space="preserve"> </w:t>
+          <w:sz w:val="22"/>
+          <w:szCs w:val="22"/>
+        </w:rPr>
+        <w:t xml:space="preserve">docker create </w:t>
       </w:r>
     </w:p>
     <w:p>
@@ -589,16 +617,16 @@
         <w:rPr>
           <w:bCs/>
           <w:iCs/>
-          <w:sz w:val="20"/>
-          <w:szCs w:val="20"/>
-        </w:rPr>
-      </w:pPr>
-      <w:r>
-        <w:rPr>
-          <w:bCs/>
-          <w:iCs/>
-          <w:sz w:val="20"/>
-          <w:szCs w:val="20"/>
+          <w:sz w:val="22"/>
+          <w:szCs w:val="22"/>
+        </w:rPr>
+      </w:pPr>
+      <w:r>
+        <w:rPr>
+          <w:bCs/>
+          <w:iCs/>
+          <w:sz w:val="22"/>
+          <w:szCs w:val="22"/>
         </w:rPr>
         <w:t>Purpose: Creates a container from an image without starting it.</w:t>
       </w:r>
@@ -614,16 +642,16 @@
         <w:rPr>
           <w:bCs/>
           <w:iCs/>
-          <w:sz w:val="20"/>
-          <w:szCs w:val="20"/>
+          <w:sz w:val="22"/>
+          <w:szCs w:val="22"/>
         </w:rPr>
       </w:pPr>
       <w:r>
         <w:rPr>
           <w:b/>
           <w:iCs/>
-          <w:sz w:val="20"/>
-          <w:szCs w:val="20"/>
+          <w:sz w:val="22"/>
+          <w:szCs w:val="22"/>
         </w:rPr>
         <w:t>Syntax</w:t>
       </w:r>
@@ -631,8 +659,8 @@
         <w:rPr>
           <w:bCs/>
           <w:iCs/>
-          <w:sz w:val="20"/>
-          <w:szCs w:val="20"/>
+          <w:sz w:val="22"/>
+          <w:szCs w:val="22"/>
         </w:rPr>
         <w:t xml:space="preserve">: </w:t>
       </w:r>
@@ -640,8 +668,8 @@
         <w:rPr>
           <w:bCs/>
           <w:i/>
-          <w:sz w:val="20"/>
-          <w:szCs w:val="20"/>
+          <w:sz w:val="22"/>
+          <w:szCs w:val="22"/>
         </w:rPr>
         <w:t xml:space="preserve">docker create --name </w:t>
       </w:r>
@@ -650,8 +678,8 @@
         <w:rPr>
           <w:bCs/>
           <w:i/>
-          <w:sz w:val="20"/>
-          <w:szCs w:val="20"/>
+          <w:sz w:val="22"/>
+          <w:szCs w:val="22"/>
         </w:rPr>
         <w:t>image_name</w:t>
       </w:r>
@@ -681,16 +709,16 @@
         <w:rPr>
           <w:bCs/>
           <w:iCs/>
-          <w:sz w:val="20"/>
-          <w:szCs w:val="20"/>
+          <w:sz w:val="22"/>
+          <w:szCs w:val="22"/>
         </w:rPr>
       </w:pPr>
       <w:r>
         <w:rPr>
           <w:b/>
           <w:iCs/>
-          <w:sz w:val="20"/>
-          <w:szCs w:val="20"/>
+          <w:sz w:val="22"/>
+          <w:szCs w:val="22"/>
         </w:rPr>
         <w:t>docker start / docker stop</w:t>
       </w:r>
@@ -698,8 +726,8 @@
         <w:rPr>
           <w:bCs/>
           <w:iCs/>
-          <w:sz w:val="20"/>
-          <w:szCs w:val="20"/>
+          <w:sz w:val="22"/>
+          <w:szCs w:val="22"/>
         </w:rPr>
         <w:t xml:space="preserve"> </w:t>
       </w:r>
@@ -715,16 +743,16 @@
         <w:rPr>
           <w:bCs/>
           <w:iCs/>
-          <w:sz w:val="20"/>
-          <w:szCs w:val="20"/>
-        </w:rPr>
-      </w:pPr>
-      <w:r>
-        <w:rPr>
-          <w:bCs/>
-          <w:iCs/>
-          <w:sz w:val="20"/>
-          <w:szCs w:val="20"/>
+          <w:sz w:val="22"/>
+          <w:szCs w:val="22"/>
+        </w:rPr>
+      </w:pPr>
+      <w:r>
+        <w:rPr>
+          <w:bCs/>
+          <w:iCs/>
+          <w:sz w:val="22"/>
+          <w:szCs w:val="22"/>
         </w:rPr>
         <w:t xml:space="preserve">docker </w:t>
       </w:r>
@@ -733,27 +761,18 @@
         <w:rPr>
           <w:bCs/>
           <w:iCs/>
-          <w:sz w:val="20"/>
-          <w:szCs w:val="20"/>
-        </w:rPr>
-        <w:t xml:space="preserve">start </w:t>
-      </w:r>
-      <w:r>
-        <w:rPr>
-          <w:bCs/>
-          <w:iCs/>
-          <w:sz w:val="20"/>
-          <w:szCs w:val="20"/>
-        </w:rPr>
-        <w:t xml:space="preserve"> &lt;</w:t>
+          <w:sz w:val="22"/>
+          <w:szCs w:val="22"/>
+        </w:rPr>
+        <w:t>start  &lt;</w:t>
       </w:r>
       <w:proofErr w:type="gramEnd"/>
       <w:r>
         <w:rPr>
           <w:bCs/>
           <w:iCs/>
-          <w:sz w:val="20"/>
-          <w:szCs w:val="20"/>
+          <w:sz w:val="22"/>
+          <w:szCs w:val="22"/>
         </w:rPr>
         <w:t>container&gt;</w:t>
       </w:r>
@@ -761,10 +780,28 @@
         <w:rPr>
           <w:bCs/>
           <w:iCs/>
-          <w:sz w:val="20"/>
-          <w:szCs w:val="20"/>
-        </w:rPr>
-        <w:t>: Starts a stopped container.</w:t>
+          <w:sz w:val="22"/>
+          <w:szCs w:val="22"/>
+        </w:rPr>
+        <w:t xml:space="preserve">  </w:t>
+      </w:r>
+      <w:r>
+        <w:rPr>
+          <w:bCs/>
+          <w:iCs/>
+          <w:sz w:val="22"/>
+          <w:szCs w:val="22"/>
+        </w:rPr>
+        <w:sym w:font="Wingdings" w:char="F0E0"/>
+      </w:r>
+      <w:r>
+        <w:rPr>
+          <w:bCs/>
+          <w:iCs/>
+          <w:sz w:val="22"/>
+          <w:szCs w:val="22"/>
+        </w:rPr>
+        <w:t xml:space="preserve"> Starts a stopped container.</w:t>
       </w:r>
     </w:p>
     <w:p>
@@ -778,54 +815,43 @@
         <w:rPr>
           <w:bCs/>
           <w:iCs/>
-          <w:sz w:val="20"/>
-          <w:szCs w:val="20"/>
-        </w:rPr>
-      </w:pPr>
-      <w:r>
-        <w:rPr>
-          <w:bCs/>
-          <w:iCs/>
-          <w:sz w:val="20"/>
-          <w:szCs w:val="20"/>
-        </w:rPr>
-        <w:t xml:space="preserve">docker stop </w:t>
-      </w:r>
-      <w:r>
-        <w:rPr>
-          <w:bCs/>
-          <w:iCs/>
-          <w:sz w:val="20"/>
-          <w:szCs w:val="20"/>
-        </w:rPr>
-        <w:t>&lt;container</w:t>
-      </w:r>
-      <w:proofErr w:type="gramStart"/>
-      <w:r>
-        <w:rPr>
-          <w:bCs/>
-          <w:iCs/>
-          <w:sz w:val="20"/>
-          <w:szCs w:val="20"/>
-        </w:rPr>
-        <w:t xml:space="preserve">&gt; </w:t>
-      </w:r>
-      <w:r>
-        <w:rPr>
-          <w:bCs/>
-          <w:iCs/>
-          <w:sz w:val="20"/>
-          <w:szCs w:val="20"/>
-        </w:rPr>
-        <w:t>:</w:t>
-      </w:r>
-      <w:proofErr w:type="gramEnd"/>
-      <w:r>
-        <w:rPr>
-          <w:bCs/>
-          <w:iCs/>
-          <w:sz w:val="20"/>
-          <w:szCs w:val="20"/>
+          <w:sz w:val="22"/>
+          <w:szCs w:val="22"/>
+        </w:rPr>
+      </w:pPr>
+      <w:r>
+        <w:rPr>
+          <w:bCs/>
+          <w:iCs/>
+          <w:sz w:val="22"/>
+          <w:szCs w:val="22"/>
+        </w:rPr>
+        <w:t xml:space="preserve">docker stop &lt;container&gt; </w:t>
+      </w:r>
+      <w:r>
+        <w:rPr>
+          <w:bCs/>
+          <w:iCs/>
+          <w:sz w:val="22"/>
+          <w:szCs w:val="22"/>
+        </w:rPr>
+        <w:t xml:space="preserve">  </w:t>
+      </w:r>
+      <w:r>
+        <w:rPr>
+          <w:bCs/>
+          <w:iCs/>
+          <w:sz w:val="22"/>
+          <w:szCs w:val="22"/>
+        </w:rPr>
+        <w:sym w:font="Wingdings" w:char="F0E0"/>
+      </w:r>
+      <w:r>
+        <w:rPr>
+          <w:bCs/>
+          <w:iCs/>
+          <w:sz w:val="22"/>
+          <w:szCs w:val="22"/>
         </w:rPr>
         <w:t xml:space="preserve"> Stops a running container gracefully.</w:t>
       </w:r>
@@ -841,27 +867,18 @@
         <w:rPr>
           <w:b/>
           <w:iCs/>
-          <w:sz w:val="20"/>
-          <w:szCs w:val="20"/>
+          <w:sz w:val="22"/>
+          <w:szCs w:val="22"/>
         </w:rPr>
       </w:pPr>
       <w:r>
         <w:rPr>
           <w:b/>
           <w:iCs/>
-          <w:sz w:val="20"/>
-          <w:szCs w:val="20"/>
-        </w:rPr>
-        <w:t>docker rm</w:t>
-      </w:r>
-      <w:r>
-        <w:rPr>
-          <w:b/>
-          <w:iCs/>
-          <w:sz w:val="20"/>
-          <w:szCs w:val="20"/>
-        </w:rPr>
-        <w:t xml:space="preserve">  </w:t>
+          <w:sz w:val="22"/>
+          <w:szCs w:val="22"/>
+        </w:rPr>
+        <w:t xml:space="preserve">docker rm  </w:t>
       </w:r>
     </w:p>
     <w:p>
@@ -875,16 +892,16 @@
         <w:rPr>
           <w:bCs/>
           <w:iCs/>
-          <w:sz w:val="20"/>
-          <w:szCs w:val="20"/>
+          <w:sz w:val="22"/>
+          <w:szCs w:val="22"/>
         </w:rPr>
       </w:pPr>
       <w:r>
         <w:rPr>
           <w:b/>
           <w:iCs/>
-          <w:sz w:val="20"/>
-          <w:szCs w:val="20"/>
+          <w:sz w:val="22"/>
+          <w:szCs w:val="22"/>
         </w:rPr>
         <w:t>Purpose</w:t>
       </w:r>
@@ -892,8 +909,8 @@
         <w:rPr>
           <w:bCs/>
           <w:iCs/>
-          <w:sz w:val="20"/>
-          <w:szCs w:val="20"/>
+          <w:sz w:val="22"/>
+          <w:szCs w:val="22"/>
         </w:rPr>
         <w:t>: Removes a stopped container.</w:t>
       </w:r>
@@ -909,16 +926,16 @@
         <w:rPr>
           <w:bCs/>
           <w:iCs/>
-          <w:sz w:val="20"/>
-          <w:szCs w:val="20"/>
+          <w:sz w:val="22"/>
+          <w:szCs w:val="22"/>
         </w:rPr>
       </w:pPr>
       <w:r>
         <w:rPr>
           <w:b/>
           <w:iCs/>
-          <w:sz w:val="20"/>
-          <w:szCs w:val="20"/>
+          <w:sz w:val="22"/>
+          <w:szCs w:val="22"/>
         </w:rPr>
         <w:t>Example</w:t>
       </w:r>
@@ -926,37 +943,10 @@
         <w:rPr>
           <w:bCs/>
           <w:iCs/>
-          <w:sz w:val="20"/>
-          <w:szCs w:val="20"/>
-        </w:rPr>
-        <w:t xml:space="preserve">: docker rm </w:t>
-      </w:r>
-      <w:r>
-        <w:rPr>
-          <w:bCs/>
-          <w:iCs/>
-          <w:sz w:val="20"/>
-          <w:szCs w:val="20"/>
-        </w:rPr>
-        <w:t>&lt;container&gt;</w:t>
-      </w:r>
-      <w:r>
-        <w:rPr>
-          <w:bCs/>
-          <w:iCs/>
-          <w:sz w:val="20"/>
-          <w:szCs w:val="20"/>
-        </w:rPr>
-        <w:t xml:space="preserve"> </w:t>
-      </w:r>
-      <w:r>
-        <w:rPr>
-          <w:bCs/>
-          <w:iCs/>
-          <w:sz w:val="20"/>
-          <w:szCs w:val="20"/>
-        </w:rPr>
-        <w:t xml:space="preserve"> </w:t>
+          <w:sz w:val="22"/>
+          <w:szCs w:val="22"/>
+        </w:rPr>
+        <w:t xml:space="preserve">: docker rm &lt;container&gt;  </w:t>
       </w:r>
     </w:p>
     <w:p>
@@ -970,19 +960,30 @@
         <w:rPr>
           <w:bCs/>
           <w:iCs/>
-          <w:sz w:val="20"/>
-          <w:szCs w:val="20"/>
-        </w:rPr>
-      </w:pPr>
-      <w:r>
-        <w:rPr>
-          <w:bCs/>
-          <w:iCs/>
-          <w:sz w:val="20"/>
-          <w:szCs w:val="20"/>
+          <w:sz w:val="22"/>
+          <w:szCs w:val="22"/>
+        </w:rPr>
+      </w:pPr>
+      <w:r>
+        <w:rPr>
+          <w:bCs/>
+          <w:iCs/>
+          <w:sz w:val="22"/>
+          <w:szCs w:val="22"/>
         </w:rPr>
         <w:t>Use docker stop before removing a running container</w:t>
       </w:r>
+    </w:p>
+    <w:p>
+      <w:pPr>
+        <w:jc w:val="both"/>
+        <w:rPr>
+          <w:bCs/>
+          <w:iCs/>
+          <w:sz w:val="22"/>
+          <w:szCs w:val="22"/>
+        </w:rPr>
+      </w:pPr>
     </w:p>
     <w:p>
       <w:pPr>
@@ -995,16 +996,16 @@
         <w:rPr>
           <w:b/>
           <w:iCs/>
-          <w:sz w:val="20"/>
-          <w:szCs w:val="20"/>
+          <w:sz w:val="22"/>
+          <w:szCs w:val="22"/>
         </w:rPr>
       </w:pPr>
       <w:r>
         <w:rPr>
           <w:b/>
           <w:iCs/>
-          <w:sz w:val="20"/>
-          <w:szCs w:val="20"/>
+          <w:sz w:val="22"/>
+          <w:szCs w:val="22"/>
         </w:rPr>
         <w:t xml:space="preserve">docker </w:t>
       </w:r>
@@ -1013,8 +1014,8 @@
         <w:rPr>
           <w:b/>
           <w:iCs/>
-          <w:sz w:val="20"/>
-          <w:szCs w:val="20"/>
+          <w:sz w:val="22"/>
+          <w:szCs w:val="22"/>
         </w:rPr>
         <w:t>ps</w:t>
       </w:r>
@@ -1347,16 +1348,16 @@
         <w:rPr>
           <w:bCs/>
           <w:i/>
-          <w:sz w:val="20"/>
-          <w:szCs w:val="20"/>
+          <w:sz w:val="22"/>
+          <w:szCs w:val="22"/>
         </w:rPr>
       </w:pPr>
       <w:r>
         <w:rPr>
           <w:bCs/>
           <w:i/>
-          <w:sz w:val="20"/>
-          <w:szCs w:val="20"/>
+          <w:sz w:val="22"/>
+          <w:szCs w:val="22"/>
         </w:rPr>
         <w:t xml:space="preserve"> </w:t>
       </w:r>
@@ -1364,8 +1365,8 @@
         <w:rPr>
           <w:b/>
           <w:i/>
-          <w:sz w:val="20"/>
-          <w:szCs w:val="20"/>
+          <w:sz w:val="22"/>
+          <w:szCs w:val="22"/>
         </w:rPr>
         <w:t>docker exec</w:t>
       </w:r>
@@ -1537,16 +1538,16 @@
         <w:rPr>
           <w:b/>
           <w:i/>
-          <w:sz w:val="20"/>
-          <w:szCs w:val="20"/>
+          <w:sz w:val="22"/>
+          <w:szCs w:val="22"/>
         </w:rPr>
       </w:pPr>
       <w:r>
         <w:rPr>
           <w:b/>
           <w:i/>
-          <w:sz w:val="20"/>
-          <w:szCs w:val="20"/>
+          <w:sz w:val="22"/>
+          <w:szCs w:val="22"/>
         </w:rPr>
         <w:t>docker inspect</w:t>
       </w:r>
@@ -1754,16 +1755,7 @@
           <w:sz w:val="20"/>
           <w:szCs w:val="20"/>
         </w:rPr>
-        <w:t>docker logs</w:t>
-      </w:r>
-      <w:r>
-        <w:rPr>
-          <w:b/>
-          <w:i/>
-          <w:sz w:val="20"/>
-          <w:szCs w:val="20"/>
-        </w:rPr>
-        <w:t xml:space="preserve"> container </w:t>
+        <w:t xml:space="preserve">docker logs container </w:t>
       </w:r>
     </w:p>
     <w:p>
@@ -1822,8 +1814,28 @@
           <w:sz w:val="20"/>
           <w:szCs w:val="20"/>
         </w:rPr>
-        <w:t>docker stats</w:t>
-      </w:r>
+        <w:t xml:space="preserve">docker </w:t>
+      </w:r>
+      <w:proofErr w:type="spellStart"/>
+      <w:r>
+        <w:rPr>
+          <w:b/>
+          <w:i/>
+          <w:sz w:val="20"/>
+          <w:szCs w:val="20"/>
+        </w:rPr>
+        <w:t>stats</w:t>
+      </w:r>
+      <w:r>
+        <w:rPr>
+          <w:b/>
+          <w:i/>
+          <w:sz w:val="20"/>
+          <w:szCs w:val="20"/>
+        </w:rPr>
+        <w:t>i</w:t>
+      </w:r>
+      <w:proofErr w:type="spellEnd"/>
     </w:p>
     <w:p>
       <w:pPr>
@@ -1859,10 +1871,3019 @@
         <w:t>: Shows real-time metrics of container usage (CPU, memory, network I/O).</w:t>
       </w:r>
     </w:p>
+    <w:p>
+      <w:pPr>
+        <w:pStyle w:val="ListParagraph"/>
+        <w:numPr>
+          <w:ilvl w:val="0"/>
+          <w:numId w:val="22"/>
+        </w:numPr>
+        <w:jc w:val="both"/>
+        <w:rPr>
+          <w:b/>
+          <w:iCs/>
+          <w:sz w:val="22"/>
+          <w:szCs w:val="22"/>
+        </w:rPr>
+      </w:pPr>
+      <w:r>
+        <w:rPr>
+          <w:b/>
+          <w:iCs/>
+          <w:sz w:val="22"/>
+          <w:szCs w:val="22"/>
+        </w:rPr>
+        <w:t xml:space="preserve">Exposing Ports with -p Option </w:t>
+      </w:r>
+    </w:p>
+    <w:p>
+      <w:pPr>
+        <w:pStyle w:val="ListParagraph"/>
+        <w:numPr>
+          <w:ilvl w:val="0"/>
+          <w:numId w:val="20"/>
+        </w:numPr>
+        <w:jc w:val="both"/>
+        <w:rPr>
+          <w:bCs/>
+          <w:iCs/>
+          <w:sz w:val="22"/>
+          <w:szCs w:val="22"/>
+        </w:rPr>
+      </w:pPr>
+      <w:r>
+        <w:rPr>
+          <w:bCs/>
+          <w:iCs/>
+          <w:sz w:val="22"/>
+          <w:szCs w:val="22"/>
+        </w:rPr>
+        <w:t>The -p flag is used in docker run to publish container ports to the host</w:t>
+      </w:r>
+      <w:r>
+        <w:rPr>
+          <w:bCs/>
+          <w:iCs/>
+          <w:sz w:val="22"/>
+          <w:szCs w:val="22"/>
+        </w:rPr>
+        <w:t>.</w:t>
+      </w:r>
+    </w:p>
+    <w:p>
+      <w:pPr>
+        <w:pStyle w:val="ListParagraph"/>
+        <w:numPr>
+          <w:ilvl w:val="0"/>
+          <w:numId w:val="20"/>
+        </w:numPr>
+        <w:jc w:val="both"/>
+        <w:rPr>
+          <w:bCs/>
+          <w:iCs/>
+          <w:sz w:val="20"/>
+          <w:szCs w:val="20"/>
+        </w:rPr>
+      </w:pPr>
+      <w:r>
+        <w:rPr>
+          <w:b/>
+          <w:iCs/>
+          <w:sz w:val="22"/>
+          <w:szCs w:val="22"/>
+        </w:rPr>
+        <w:t xml:space="preserve">Syntax: </w:t>
+      </w:r>
+    </w:p>
+    <w:p>
+      <w:pPr>
+        <w:jc w:val="both"/>
+        <w:rPr>
+          <w:bCs/>
+          <w:iCs/>
+          <w:sz w:val="20"/>
+          <w:szCs w:val="20"/>
+        </w:rPr>
+      </w:pPr>
+      <w:r>
+        <w:rPr>
+          <w:bCs/>
+          <w:iCs/>
+          <w:sz w:val="20"/>
+          <w:szCs w:val="20"/>
+        </w:rPr>
+        <w:t xml:space="preserve"> </w:t>
+      </w:r>
+      <w:r>
+        <w:rPr>
+          <w:bCs/>
+          <w:iCs/>
+          <w:sz w:val="20"/>
+          <w:szCs w:val="20"/>
+        </w:rPr>
+        <w:t xml:space="preserve"> </w:t>
+      </w:r>
+      <w:r>
+        <w:rPr>
+          <w:bCs/>
+          <w:iCs/>
+          <w:sz w:val="20"/>
+          <w:szCs w:val="20"/>
+        </w:rPr>
+        <w:t>docker run -p &lt;</w:t>
+      </w:r>
+      <w:proofErr w:type="spellStart"/>
+      <w:r>
+        <w:rPr>
+          <w:bCs/>
+          <w:iCs/>
+          <w:sz w:val="20"/>
+          <w:szCs w:val="20"/>
+        </w:rPr>
+        <w:t>host_port</w:t>
+      </w:r>
+      <w:proofErr w:type="spellEnd"/>
+      <w:r>
+        <w:rPr>
+          <w:bCs/>
+          <w:iCs/>
+          <w:sz w:val="20"/>
+          <w:szCs w:val="20"/>
+        </w:rPr>
+        <w:t>&gt;:&lt;</w:t>
+      </w:r>
+      <w:proofErr w:type="spellStart"/>
+      <w:r>
+        <w:rPr>
+          <w:bCs/>
+          <w:iCs/>
+          <w:sz w:val="20"/>
+          <w:szCs w:val="20"/>
+        </w:rPr>
+        <w:t>container_port</w:t>
+      </w:r>
+      <w:proofErr w:type="spellEnd"/>
+      <w:r>
+        <w:rPr>
+          <w:bCs/>
+          <w:iCs/>
+          <w:sz w:val="20"/>
+          <w:szCs w:val="20"/>
+        </w:rPr>
+        <w:t xml:space="preserve">&gt; </w:t>
+      </w:r>
+      <w:proofErr w:type="spellStart"/>
+      <w:r>
+        <w:rPr>
+          <w:bCs/>
+          <w:iCs/>
+          <w:sz w:val="20"/>
+          <w:szCs w:val="20"/>
+        </w:rPr>
+        <w:t>image_name</w:t>
+      </w:r>
+      <w:proofErr w:type="spellEnd"/>
+    </w:p>
+    <w:p>
+      <w:pPr>
+        <w:jc w:val="both"/>
+        <w:rPr>
+          <w:bCs/>
+          <w:i/>
+          <w:sz w:val="20"/>
+          <w:szCs w:val="20"/>
+        </w:rPr>
+      </w:pPr>
+      <w:r>
+        <w:rPr>
+          <w:b/>
+          <w:iCs/>
+          <w:sz w:val="20"/>
+          <w:szCs w:val="20"/>
+        </w:rPr>
+        <w:t>Example</w:t>
+      </w:r>
+      <w:r>
+        <w:rPr>
+          <w:b/>
+          <w:iCs/>
+          <w:sz w:val="22"/>
+          <w:szCs w:val="22"/>
+        </w:rPr>
+        <w:t>:</w:t>
+      </w:r>
+      <w:r>
+        <w:rPr>
+          <w:bCs/>
+          <w:iCs/>
+          <w:sz w:val="22"/>
+          <w:szCs w:val="22"/>
+        </w:rPr>
+        <w:t xml:space="preserve"> </w:t>
+      </w:r>
+      <w:r>
+        <w:rPr>
+          <w:bCs/>
+          <w:i/>
+          <w:sz w:val="22"/>
+          <w:szCs w:val="22"/>
+        </w:rPr>
+        <w:t xml:space="preserve">docker run -d -p 8080:80 nginx </w:t>
+      </w:r>
+    </w:p>
+    <w:p>
+      <w:pPr>
+        <w:pStyle w:val="ListParagraph"/>
+        <w:numPr>
+          <w:ilvl w:val="0"/>
+          <w:numId w:val="24"/>
+        </w:numPr>
+        <w:jc w:val="both"/>
+        <w:rPr>
+          <w:bCs/>
+          <w:iCs/>
+          <w:sz w:val="20"/>
+          <w:szCs w:val="20"/>
+        </w:rPr>
+      </w:pPr>
+      <w:r>
+        <w:rPr>
+          <w:bCs/>
+          <w:iCs/>
+          <w:sz w:val="20"/>
+          <w:szCs w:val="20"/>
+        </w:rPr>
+        <w:t>80 is the internal container port (Nginx default)</w:t>
+      </w:r>
+    </w:p>
+    <w:p>
+      <w:pPr>
+        <w:pStyle w:val="ListParagraph"/>
+        <w:jc w:val="both"/>
+        <w:rPr>
+          <w:bCs/>
+          <w:iCs/>
+          <w:sz w:val="16"/>
+          <w:szCs w:val="16"/>
+        </w:rPr>
+      </w:pPr>
+    </w:p>
+    <w:p>
+      <w:pPr>
+        <w:pStyle w:val="ListParagraph"/>
+        <w:numPr>
+          <w:ilvl w:val="0"/>
+          <w:numId w:val="26"/>
+        </w:numPr>
+        <w:jc w:val="both"/>
+        <w:rPr>
+          <w:b/>
+          <w:iCs/>
+          <w:sz w:val="22"/>
+          <w:szCs w:val="22"/>
+        </w:rPr>
+      </w:pPr>
+      <w:r>
+        <w:rPr>
+          <w:b/>
+          <w:iCs/>
+          <w:sz w:val="22"/>
+          <w:szCs w:val="22"/>
+        </w:rPr>
+        <w:t>Inspects and Troubleshooting Steps in Docker</w:t>
+      </w:r>
+    </w:p>
+    <w:p>
+      <w:pPr>
+        <w:pStyle w:val="ListParagraph"/>
+        <w:numPr>
+          <w:ilvl w:val="0"/>
+          <w:numId w:val="22"/>
+        </w:numPr>
+        <w:jc w:val="both"/>
+        <w:rPr>
+          <w:bCs/>
+          <w:iCs/>
+          <w:sz w:val="20"/>
+          <w:szCs w:val="20"/>
+        </w:rPr>
+      </w:pPr>
+      <w:r>
+        <w:rPr>
+          <w:bCs/>
+          <w:iCs/>
+          <w:sz w:val="20"/>
+          <w:szCs w:val="20"/>
+        </w:rPr>
+        <w:t>Docker provides several commands to inspect container state and troubleshoot issues</w:t>
+      </w:r>
+      <w:r>
+        <w:rPr>
+          <w:bCs/>
+          <w:iCs/>
+          <w:sz w:val="20"/>
+          <w:szCs w:val="20"/>
+        </w:rPr>
+        <w:t>.</w:t>
+      </w:r>
+      <w:r>
+        <w:t xml:space="preserve"> </w:t>
+      </w:r>
+    </w:p>
+    <w:p>
+      <w:pPr>
+        <w:pStyle w:val="ListParagraph"/>
+        <w:numPr>
+          <w:ilvl w:val="0"/>
+          <w:numId w:val="22"/>
+        </w:numPr>
+        <w:jc w:val="both"/>
+        <w:rPr>
+          <w:b/>
+          <w:i/>
+          <w:sz w:val="20"/>
+          <w:szCs w:val="20"/>
+        </w:rPr>
+      </w:pPr>
+      <w:r>
+        <w:rPr>
+          <w:b/>
+          <w:i/>
+          <w:sz w:val="20"/>
+          <w:szCs w:val="20"/>
+        </w:rPr>
+        <w:t xml:space="preserve">a) docker inspect </w:t>
+      </w:r>
+    </w:p>
+    <w:p>
+      <w:pPr>
+        <w:pStyle w:val="ListParagraph"/>
+        <w:numPr>
+          <w:ilvl w:val="0"/>
+          <w:numId w:val="22"/>
+        </w:numPr>
+        <w:jc w:val="both"/>
+        <w:rPr>
+          <w:bCs/>
+          <w:iCs/>
+          <w:sz w:val="20"/>
+          <w:szCs w:val="20"/>
+        </w:rPr>
+      </w:pPr>
+      <w:r>
+        <w:rPr>
+          <w:bCs/>
+          <w:iCs/>
+          <w:sz w:val="20"/>
+          <w:szCs w:val="20"/>
+        </w:rPr>
+        <w:t>Displays detailed configuration and runtime information</w:t>
+      </w:r>
+    </w:p>
+    <w:p>
+      <w:pPr>
+        <w:pStyle w:val="ListParagraph"/>
+        <w:numPr>
+          <w:ilvl w:val="0"/>
+          <w:numId w:val="22"/>
+        </w:numPr>
+        <w:jc w:val="both"/>
+        <w:rPr>
+          <w:bCs/>
+          <w:iCs/>
+          <w:sz w:val="20"/>
+          <w:szCs w:val="20"/>
+        </w:rPr>
+      </w:pPr>
+      <w:r>
+        <w:rPr>
+          <w:bCs/>
+          <w:iCs/>
+          <w:sz w:val="20"/>
+          <w:szCs w:val="20"/>
+        </w:rPr>
+        <w:t xml:space="preserve">docker inspect </w:t>
+      </w:r>
+    </w:p>
+    <w:p>
+      <w:pPr>
+        <w:pStyle w:val="ListParagraph"/>
+        <w:numPr>
+          <w:ilvl w:val="0"/>
+          <w:numId w:val="22"/>
+        </w:numPr>
+        <w:jc w:val="both"/>
+        <w:rPr>
+          <w:bCs/>
+          <w:iCs/>
+          <w:sz w:val="20"/>
+          <w:szCs w:val="20"/>
+        </w:rPr>
+      </w:pPr>
+      <w:r>
+        <w:rPr>
+          <w:bCs/>
+          <w:iCs/>
+          <w:sz w:val="20"/>
+          <w:szCs w:val="20"/>
+        </w:rPr>
+        <w:t xml:space="preserve">Useful to check: </w:t>
+      </w:r>
+    </w:p>
+    <w:p>
+      <w:pPr>
+        <w:pStyle w:val="ListParagraph"/>
+        <w:numPr>
+          <w:ilvl w:val="0"/>
+          <w:numId w:val="22"/>
+        </w:numPr>
+        <w:jc w:val="both"/>
+        <w:rPr>
+          <w:bCs/>
+          <w:iCs/>
+          <w:sz w:val="20"/>
+          <w:szCs w:val="20"/>
+        </w:rPr>
+      </w:pPr>
+      <w:r>
+        <w:rPr>
+          <w:bCs/>
+          <w:iCs/>
+          <w:sz w:val="20"/>
+          <w:szCs w:val="20"/>
+        </w:rPr>
+        <w:t xml:space="preserve">IP address Mounted </w:t>
+      </w:r>
+    </w:p>
+    <w:p>
+      <w:pPr>
+        <w:pStyle w:val="ListParagraph"/>
+        <w:numPr>
+          <w:ilvl w:val="0"/>
+          <w:numId w:val="22"/>
+        </w:numPr>
+        <w:jc w:val="both"/>
+        <w:rPr>
+          <w:bCs/>
+          <w:iCs/>
+          <w:sz w:val="20"/>
+          <w:szCs w:val="20"/>
+        </w:rPr>
+      </w:pPr>
+      <w:r>
+        <w:rPr>
+          <w:bCs/>
+          <w:iCs/>
+          <w:sz w:val="20"/>
+          <w:szCs w:val="20"/>
+        </w:rPr>
+        <w:t xml:space="preserve">volumes Network mode </w:t>
+      </w:r>
+      <w:r>
+        <w:rPr>
+          <w:bCs/>
+          <w:iCs/>
+          <w:sz w:val="20"/>
+          <w:szCs w:val="20"/>
+        </w:rPr>
+        <w:t>&amp; Port mapping</w:t>
+      </w:r>
+    </w:p>
+    <w:p>
+      <w:pPr>
+        <w:pStyle w:val="ListParagraph"/>
+        <w:numPr>
+          <w:ilvl w:val="0"/>
+          <w:numId w:val="30"/>
+        </w:numPr>
+        <w:jc w:val="both"/>
+        <w:rPr>
+          <w:b/>
+          <w:iCs/>
+          <w:sz w:val="22"/>
+          <w:szCs w:val="22"/>
+        </w:rPr>
+      </w:pPr>
+      <w:r>
+        <w:rPr>
+          <w:b/>
+          <w:iCs/>
+          <w:sz w:val="22"/>
+          <w:szCs w:val="22"/>
+        </w:rPr>
+        <w:lastRenderedPageBreak/>
+        <w:t>docker logs</w:t>
+      </w:r>
+    </w:p>
+    <w:p>
+      <w:pPr>
+        <w:pStyle w:val="ListParagraph"/>
+        <w:ind w:left="360"/>
+        <w:jc w:val="both"/>
+        <w:rPr>
+          <w:bCs/>
+          <w:i/>
+          <w:sz w:val="22"/>
+          <w:szCs w:val="22"/>
+        </w:rPr>
+      </w:pPr>
+      <w:r>
+        <w:rPr>
+          <w:bCs/>
+          <w:i/>
+          <w:sz w:val="22"/>
+          <w:szCs w:val="22"/>
+        </w:rPr>
+        <w:t>docker logs</w:t>
+      </w:r>
+      <w:r>
+        <w:rPr>
+          <w:bCs/>
+          <w:i/>
+          <w:sz w:val="22"/>
+          <w:szCs w:val="22"/>
+        </w:rPr>
+        <w:t xml:space="preserve"> &lt;</w:t>
+      </w:r>
+      <w:proofErr w:type="spellStart"/>
+      <w:r>
+        <w:rPr>
+          <w:bCs/>
+          <w:i/>
+          <w:sz w:val="22"/>
+          <w:szCs w:val="22"/>
+        </w:rPr>
+        <w:t>container_name</w:t>
+      </w:r>
+      <w:proofErr w:type="spellEnd"/>
+      <w:r>
+        <w:rPr>
+          <w:bCs/>
+          <w:i/>
+          <w:sz w:val="22"/>
+          <w:szCs w:val="22"/>
+        </w:rPr>
+        <w:t>&gt;</w:t>
+      </w:r>
+    </w:p>
+    <w:p>
+      <w:pPr>
+        <w:pStyle w:val="ListParagraph"/>
+        <w:numPr>
+          <w:ilvl w:val="0"/>
+          <w:numId w:val="31"/>
+        </w:numPr>
+        <w:jc w:val="both"/>
+        <w:rPr>
+          <w:b/>
+          <w:iCs/>
+          <w:sz w:val="22"/>
+          <w:szCs w:val="22"/>
+        </w:rPr>
+      </w:pPr>
+      <w:r>
+        <w:rPr>
+          <w:b/>
+          <w:iCs/>
+          <w:sz w:val="22"/>
+          <w:szCs w:val="22"/>
+        </w:rPr>
+        <w:t>docker stats</w:t>
+      </w:r>
+    </w:p>
+    <w:p>
+      <w:pPr>
+        <w:jc w:val="both"/>
+        <w:rPr>
+          <w:bCs/>
+          <w:i/>
+          <w:sz w:val="22"/>
+          <w:szCs w:val="22"/>
+        </w:rPr>
+      </w:pPr>
+      <w:r>
+        <w:rPr>
+          <w:bCs/>
+          <w:i/>
+          <w:sz w:val="22"/>
+          <w:szCs w:val="22"/>
+        </w:rPr>
+        <w:t>Real-time metrics for containers (CPU, memory, network, I/O).</w:t>
+      </w:r>
+    </w:p>
+    <w:p>
+      <w:pPr>
+        <w:jc w:val="both"/>
+        <w:rPr>
+          <w:b/>
+          <w:iCs/>
+          <w:sz w:val="22"/>
+          <w:szCs w:val="22"/>
+        </w:rPr>
+      </w:pPr>
+      <w:r>
+        <w:rPr>
+          <w:b/>
+          <w:iCs/>
+          <w:sz w:val="22"/>
+          <w:szCs w:val="22"/>
+        </w:rPr>
+        <w:t xml:space="preserve">d) docker cp </w:t>
+      </w:r>
+    </w:p>
+    <w:p>
+      <w:pPr>
+        <w:pStyle w:val="ListParagraph"/>
+        <w:numPr>
+          <w:ilvl w:val="0"/>
+          <w:numId w:val="32"/>
+        </w:numPr>
+        <w:jc w:val="both"/>
+        <w:rPr>
+          <w:bCs/>
+          <w:iCs/>
+          <w:sz w:val="22"/>
+          <w:szCs w:val="22"/>
+        </w:rPr>
+      </w:pPr>
+      <w:r>
+        <w:rPr>
+          <w:bCs/>
+          <w:iCs/>
+          <w:sz w:val="22"/>
+          <w:szCs w:val="22"/>
+        </w:rPr>
+        <w:t xml:space="preserve">Copies files between host and container. </w:t>
+      </w:r>
+    </w:p>
+    <w:p>
+      <w:pPr>
+        <w:pStyle w:val="ListParagraph"/>
+        <w:numPr>
+          <w:ilvl w:val="0"/>
+          <w:numId w:val="32"/>
+        </w:numPr>
+        <w:jc w:val="both"/>
+        <w:rPr>
+          <w:bCs/>
+          <w:i/>
+          <w:sz w:val="22"/>
+          <w:szCs w:val="22"/>
+        </w:rPr>
+      </w:pPr>
+      <w:r>
+        <w:rPr>
+          <w:bCs/>
+          <w:i/>
+          <w:sz w:val="22"/>
+          <w:szCs w:val="22"/>
+        </w:rPr>
+        <w:t>docker cp :/path/in/container /path/on/host</w:t>
+      </w:r>
+    </w:p>
+    <w:p>
+      <w:pPr>
+        <w:pStyle w:val="ListParagraph"/>
+        <w:ind w:left="360"/>
+        <w:jc w:val="both"/>
+        <w:rPr>
+          <w:b/>
+          <w:i/>
+          <w:sz w:val="22"/>
+          <w:szCs w:val="22"/>
+        </w:rPr>
+      </w:pPr>
+    </w:p>
+    <w:p>
+      <w:pPr>
+        <w:pStyle w:val="ListParagraph"/>
+        <w:numPr>
+          <w:ilvl w:val="0"/>
+          <w:numId w:val="33"/>
+        </w:numPr>
+        <w:jc w:val="both"/>
+        <w:rPr>
+          <w:b/>
+          <w:i/>
+          <w:sz w:val="22"/>
+          <w:szCs w:val="22"/>
+        </w:rPr>
+      </w:pPr>
+      <w:r>
+        <w:rPr>
+          <w:b/>
+          <w:i/>
+          <w:sz w:val="22"/>
+          <w:szCs w:val="22"/>
+        </w:rPr>
+        <w:t>Common Docker Commands with Examples</w:t>
+      </w:r>
+    </w:p>
+    <w:tbl>
+      <w:tblPr>
+        <w:tblStyle w:val="TableGrid"/>
+        <w:tblW w:w="8217" w:type="dxa"/>
+        <w:tblLook w:val="04A0" w:firstRow="1" w:lastRow="0" w:firstColumn="1" w:lastColumn="0" w:noHBand="0" w:noVBand="1"/>
+      </w:tblPr>
+      <w:tblGrid>
+        <w:gridCol w:w="1555"/>
+        <w:gridCol w:w="3260"/>
+        <w:gridCol w:w="3402"/>
+      </w:tblGrid>
+      <w:tr>
+        <w:tc>
+          <w:tcPr>
+            <w:tcW w:w="1555" w:type="dxa"/>
+          </w:tcPr>
+          <w:p>
+            <w:pPr>
+              <w:jc w:val="both"/>
+              <w:rPr>
+                <w:b/>
+                <w:iCs/>
+                <w:sz w:val="22"/>
+                <w:szCs w:val="22"/>
+              </w:rPr>
+            </w:pPr>
+            <w:r>
+              <w:rPr>
+                <w:b/>
+                <w:iCs/>
+                <w:sz w:val="22"/>
+                <w:szCs w:val="22"/>
+              </w:rPr>
+              <w:t>Command</w:t>
+            </w:r>
+          </w:p>
+        </w:tc>
+        <w:tc>
+          <w:tcPr>
+            <w:tcW w:w="3260" w:type="dxa"/>
+          </w:tcPr>
+          <w:p>
+            <w:pPr>
+              <w:jc w:val="both"/>
+              <w:rPr>
+                <w:b/>
+                <w:iCs/>
+                <w:sz w:val="22"/>
+                <w:szCs w:val="22"/>
+              </w:rPr>
+            </w:pPr>
+            <w:r>
+              <w:rPr>
+                <w:b/>
+                <w:iCs/>
+                <w:sz w:val="22"/>
+                <w:szCs w:val="22"/>
+              </w:rPr>
+              <w:t>Purpose</w:t>
+            </w:r>
+          </w:p>
+        </w:tc>
+        <w:tc>
+          <w:tcPr>
+            <w:tcW w:w="3402" w:type="dxa"/>
+          </w:tcPr>
+          <w:p>
+            <w:pPr>
+              <w:jc w:val="both"/>
+              <w:rPr>
+                <w:b/>
+                <w:iCs/>
+                <w:sz w:val="22"/>
+                <w:szCs w:val="22"/>
+              </w:rPr>
+            </w:pPr>
+            <w:r>
+              <w:rPr>
+                <w:b/>
+                <w:iCs/>
+                <w:sz w:val="22"/>
+                <w:szCs w:val="22"/>
+              </w:rPr>
+              <w:t>Example</w:t>
+            </w:r>
+          </w:p>
+        </w:tc>
+      </w:tr>
+      <w:tr>
+        <w:tc>
+          <w:tcPr>
+            <w:tcW w:w="1555" w:type="dxa"/>
+          </w:tcPr>
+          <w:p>
+            <w:pPr>
+              <w:jc w:val="both"/>
+              <w:rPr>
+                <w:bCs/>
+                <w:i/>
+                <w:sz w:val="22"/>
+                <w:szCs w:val="22"/>
+              </w:rPr>
+            </w:pPr>
+            <w:r>
+              <w:rPr>
+                <w:bCs/>
+                <w:i/>
+                <w:sz w:val="22"/>
+                <w:szCs w:val="22"/>
+              </w:rPr>
+              <w:t xml:space="preserve">docker run </w:t>
+            </w:r>
+          </w:p>
+        </w:tc>
+        <w:tc>
+          <w:tcPr>
+            <w:tcW w:w="3260" w:type="dxa"/>
+          </w:tcPr>
+          <w:p>
+            <w:pPr>
+              <w:jc w:val="both"/>
+              <w:rPr>
+                <w:bCs/>
+                <w:i/>
+                <w:sz w:val="22"/>
+                <w:szCs w:val="22"/>
+              </w:rPr>
+            </w:pPr>
+            <w:r>
+              <w:rPr>
+                <w:bCs/>
+                <w:i/>
+                <w:sz w:val="22"/>
+                <w:szCs w:val="22"/>
+              </w:rPr>
+              <w:t>Create and start container x</w:t>
+            </w:r>
+          </w:p>
+        </w:tc>
+        <w:tc>
+          <w:tcPr>
+            <w:tcW w:w="3402" w:type="dxa"/>
+          </w:tcPr>
+          <w:p>
+            <w:pPr>
+              <w:jc w:val="both"/>
+              <w:rPr>
+                <w:bCs/>
+                <w:iCs/>
+                <w:sz w:val="22"/>
+                <w:szCs w:val="22"/>
+              </w:rPr>
+            </w:pPr>
+            <w:r>
+              <w:rPr>
+                <w:bCs/>
+                <w:iCs/>
+                <w:sz w:val="22"/>
+                <w:szCs w:val="22"/>
+              </w:rPr>
+              <w:t xml:space="preserve">docker run -d -p 8080:80 </w:t>
+            </w:r>
+            <w:proofErr w:type="spellStart"/>
+            <w:r>
+              <w:rPr>
+                <w:bCs/>
+                <w:iCs/>
+                <w:sz w:val="22"/>
+                <w:szCs w:val="22"/>
+              </w:rPr>
+              <w:t>ngin</w:t>
+            </w:r>
+            <w:proofErr w:type="spellEnd"/>
+          </w:p>
+        </w:tc>
+      </w:tr>
+      <w:tr>
+        <w:tc>
+          <w:tcPr>
+            <w:tcW w:w="1555" w:type="dxa"/>
+          </w:tcPr>
+          <w:p>
+            <w:pPr>
+              <w:jc w:val="both"/>
+              <w:rPr>
+                <w:bCs/>
+                <w:i/>
+                <w:sz w:val="22"/>
+                <w:szCs w:val="22"/>
+              </w:rPr>
+            </w:pPr>
+            <w:r>
+              <w:rPr>
+                <w:bCs/>
+                <w:i/>
+                <w:sz w:val="22"/>
+                <w:szCs w:val="22"/>
+              </w:rPr>
+              <w:t xml:space="preserve">-d </w:t>
+            </w:r>
+          </w:p>
+        </w:tc>
+        <w:tc>
+          <w:tcPr>
+            <w:tcW w:w="3260" w:type="dxa"/>
+          </w:tcPr>
+          <w:p>
+            <w:pPr>
+              <w:jc w:val="both"/>
+              <w:rPr>
+                <w:bCs/>
+                <w:i/>
+                <w:sz w:val="22"/>
+                <w:szCs w:val="22"/>
+              </w:rPr>
+            </w:pPr>
+            <w:r>
+              <w:rPr>
+                <w:bCs/>
+                <w:i/>
+                <w:sz w:val="22"/>
+                <w:szCs w:val="22"/>
+              </w:rPr>
+              <w:t xml:space="preserve">Detached mode </w:t>
+            </w:r>
+          </w:p>
+        </w:tc>
+        <w:tc>
+          <w:tcPr>
+            <w:tcW w:w="3402" w:type="dxa"/>
+          </w:tcPr>
+          <w:p>
+            <w:pPr>
+              <w:jc w:val="both"/>
+              <w:rPr>
+                <w:bCs/>
+                <w:iCs/>
+                <w:sz w:val="22"/>
+                <w:szCs w:val="22"/>
+              </w:rPr>
+            </w:pPr>
+            <w:r>
+              <w:rPr>
+                <w:bCs/>
+                <w:iCs/>
+                <w:sz w:val="22"/>
+                <w:szCs w:val="22"/>
+              </w:rPr>
+              <w:t>Run in background</w:t>
+            </w:r>
+          </w:p>
+        </w:tc>
+      </w:tr>
+      <w:tr>
+        <w:tc>
+          <w:tcPr>
+            <w:tcW w:w="1555" w:type="dxa"/>
+          </w:tcPr>
+          <w:p>
+            <w:pPr>
+              <w:jc w:val="both"/>
+              <w:rPr>
+                <w:bCs/>
+                <w:i/>
+                <w:sz w:val="22"/>
+                <w:szCs w:val="22"/>
+              </w:rPr>
+            </w:pPr>
+            <w:r>
+              <w:rPr>
+                <w:bCs/>
+                <w:i/>
+                <w:sz w:val="22"/>
+                <w:szCs w:val="22"/>
+              </w:rPr>
+              <w:t xml:space="preserve">-p </w:t>
+            </w:r>
+          </w:p>
+        </w:tc>
+        <w:tc>
+          <w:tcPr>
+            <w:tcW w:w="3260" w:type="dxa"/>
+          </w:tcPr>
+          <w:p>
+            <w:pPr>
+              <w:jc w:val="both"/>
+              <w:rPr>
+                <w:bCs/>
+                <w:i/>
+                <w:sz w:val="22"/>
+                <w:szCs w:val="22"/>
+              </w:rPr>
+            </w:pPr>
+            <w:r>
+              <w:rPr>
+                <w:bCs/>
+                <w:i/>
+                <w:sz w:val="22"/>
+                <w:szCs w:val="22"/>
+              </w:rPr>
+              <w:t>Port mapping</w:t>
+            </w:r>
+          </w:p>
+        </w:tc>
+        <w:tc>
+          <w:tcPr>
+            <w:tcW w:w="3402" w:type="dxa"/>
+          </w:tcPr>
+          <w:p>
+            <w:pPr>
+              <w:jc w:val="both"/>
+              <w:rPr>
+                <w:bCs/>
+                <w:iCs/>
+                <w:sz w:val="22"/>
+                <w:szCs w:val="22"/>
+              </w:rPr>
+            </w:pPr>
+            <w:r>
+              <w:rPr>
+                <w:bCs/>
+                <w:iCs/>
+                <w:sz w:val="22"/>
+                <w:szCs w:val="22"/>
+              </w:rPr>
+              <w:t>-p 8080:80</w:t>
+            </w:r>
+          </w:p>
+        </w:tc>
+      </w:tr>
+      <w:tr>
+        <w:tc>
+          <w:tcPr>
+            <w:tcW w:w="1555" w:type="dxa"/>
+          </w:tcPr>
+          <w:p>
+            <w:pPr>
+              <w:jc w:val="both"/>
+              <w:rPr>
+                <w:bCs/>
+                <w:i/>
+                <w:sz w:val="22"/>
+                <w:szCs w:val="22"/>
+              </w:rPr>
+            </w:pPr>
+            <w:r>
+              <w:rPr>
+                <w:bCs/>
+                <w:i/>
+                <w:sz w:val="22"/>
+                <w:szCs w:val="22"/>
+              </w:rPr>
+              <w:t xml:space="preserve">-P </w:t>
+            </w:r>
+          </w:p>
+        </w:tc>
+        <w:tc>
+          <w:tcPr>
+            <w:tcW w:w="3260" w:type="dxa"/>
+          </w:tcPr>
+          <w:p>
+            <w:pPr>
+              <w:jc w:val="both"/>
+              <w:rPr>
+                <w:bCs/>
+                <w:i/>
+                <w:sz w:val="22"/>
+                <w:szCs w:val="22"/>
+              </w:rPr>
+            </w:pPr>
+            <w:r>
+              <w:rPr>
+                <w:bCs/>
+                <w:i/>
+                <w:sz w:val="22"/>
+                <w:szCs w:val="22"/>
+              </w:rPr>
+              <w:t>Publish all exposed ports to random host ports</w:t>
+            </w:r>
+          </w:p>
+        </w:tc>
+        <w:tc>
+          <w:tcPr>
+            <w:tcW w:w="3402" w:type="dxa"/>
+          </w:tcPr>
+          <w:p>
+            <w:pPr>
+              <w:jc w:val="both"/>
+              <w:rPr>
+                <w:bCs/>
+                <w:iCs/>
+                <w:sz w:val="22"/>
+                <w:szCs w:val="22"/>
+              </w:rPr>
+            </w:pPr>
+            <w:r>
+              <w:rPr>
+                <w:bCs/>
+                <w:iCs/>
+                <w:sz w:val="22"/>
+                <w:szCs w:val="22"/>
+              </w:rPr>
+              <w:t>-P</w:t>
+            </w:r>
+          </w:p>
+        </w:tc>
+      </w:tr>
+      <w:tr>
+        <w:tc>
+          <w:tcPr>
+            <w:tcW w:w="1555" w:type="dxa"/>
+          </w:tcPr>
+          <w:p>
+            <w:pPr>
+              <w:jc w:val="both"/>
+              <w:rPr>
+                <w:bCs/>
+                <w:i/>
+                <w:sz w:val="22"/>
+                <w:szCs w:val="22"/>
+              </w:rPr>
+            </w:pPr>
+            <w:r>
+              <w:rPr>
+                <w:bCs/>
+                <w:i/>
+                <w:sz w:val="22"/>
+                <w:szCs w:val="22"/>
+              </w:rPr>
+              <w:t xml:space="preserve">-e </w:t>
+            </w:r>
+          </w:p>
+        </w:tc>
+        <w:tc>
+          <w:tcPr>
+            <w:tcW w:w="3260" w:type="dxa"/>
+          </w:tcPr>
+          <w:p>
+            <w:pPr>
+              <w:jc w:val="both"/>
+              <w:rPr>
+                <w:bCs/>
+                <w:i/>
+                <w:sz w:val="22"/>
+                <w:szCs w:val="22"/>
+              </w:rPr>
+            </w:pPr>
+            <w:r>
+              <w:rPr>
+                <w:bCs/>
+                <w:i/>
+                <w:sz w:val="22"/>
+                <w:szCs w:val="22"/>
+              </w:rPr>
+              <w:t xml:space="preserve">Set environment </w:t>
+            </w:r>
+          </w:p>
+        </w:tc>
+        <w:tc>
+          <w:tcPr>
+            <w:tcW w:w="3402" w:type="dxa"/>
+          </w:tcPr>
+          <w:p>
+            <w:pPr>
+              <w:jc w:val="both"/>
+              <w:rPr>
+                <w:bCs/>
+                <w:iCs/>
+                <w:sz w:val="22"/>
+                <w:szCs w:val="22"/>
+              </w:rPr>
+            </w:pPr>
+            <w:r>
+              <w:rPr>
+                <w:bCs/>
+                <w:i/>
+                <w:sz w:val="22"/>
+                <w:szCs w:val="22"/>
+              </w:rPr>
+              <w:t>variable-e ENV=dev</w:t>
+            </w:r>
+          </w:p>
+        </w:tc>
+      </w:tr>
+      <w:tr>
+        <w:tc>
+          <w:tcPr>
+            <w:tcW w:w="1555" w:type="dxa"/>
+          </w:tcPr>
+          <w:p>
+            <w:pPr>
+              <w:jc w:val="both"/>
+              <w:rPr>
+                <w:bCs/>
+                <w:i/>
+                <w:sz w:val="22"/>
+                <w:szCs w:val="22"/>
+              </w:rPr>
+            </w:pPr>
+            <w:r>
+              <w:rPr>
+                <w:bCs/>
+                <w:i/>
+                <w:sz w:val="22"/>
+                <w:szCs w:val="22"/>
+              </w:rPr>
+              <w:t xml:space="preserve">--name </w:t>
+            </w:r>
+          </w:p>
+        </w:tc>
+        <w:tc>
+          <w:tcPr>
+            <w:tcW w:w="3260" w:type="dxa"/>
+          </w:tcPr>
+          <w:p>
+            <w:pPr>
+              <w:jc w:val="both"/>
+              <w:rPr>
+                <w:bCs/>
+                <w:i/>
+                <w:sz w:val="22"/>
+                <w:szCs w:val="22"/>
+              </w:rPr>
+            </w:pPr>
+            <w:r>
+              <w:rPr>
+                <w:bCs/>
+                <w:i/>
+                <w:sz w:val="22"/>
+                <w:szCs w:val="22"/>
+              </w:rPr>
+              <w:t>Assign container name</w:t>
+            </w:r>
+          </w:p>
+        </w:tc>
+        <w:tc>
+          <w:tcPr>
+            <w:tcW w:w="3402" w:type="dxa"/>
+          </w:tcPr>
+          <w:p>
+            <w:pPr>
+              <w:jc w:val="both"/>
+              <w:rPr>
+                <w:bCs/>
+                <w:iCs/>
+                <w:sz w:val="22"/>
+                <w:szCs w:val="22"/>
+              </w:rPr>
+            </w:pPr>
+            <w:r>
+              <w:rPr>
+                <w:bCs/>
+                <w:i/>
+                <w:sz w:val="22"/>
+                <w:szCs w:val="22"/>
+              </w:rPr>
+              <w:t>--name webserver</w:t>
+            </w:r>
+          </w:p>
+        </w:tc>
+      </w:tr>
+      <w:tr>
+        <w:tc>
+          <w:tcPr>
+            <w:tcW w:w="1555" w:type="dxa"/>
+          </w:tcPr>
+          <w:p>
+            <w:pPr>
+              <w:jc w:val="both"/>
+              <w:rPr>
+                <w:bCs/>
+                <w:i/>
+                <w:sz w:val="22"/>
+                <w:szCs w:val="22"/>
+              </w:rPr>
+            </w:pPr>
+            <w:r>
+              <w:rPr>
+                <w:bCs/>
+                <w:i/>
+                <w:sz w:val="22"/>
+                <w:szCs w:val="22"/>
+              </w:rPr>
+              <w:t xml:space="preserve">docker create </w:t>
+            </w:r>
+          </w:p>
+        </w:tc>
+        <w:tc>
+          <w:tcPr>
+            <w:tcW w:w="3260" w:type="dxa"/>
+          </w:tcPr>
+          <w:p>
+            <w:pPr>
+              <w:jc w:val="both"/>
+              <w:rPr>
+                <w:bCs/>
+                <w:i/>
+                <w:sz w:val="22"/>
+                <w:szCs w:val="22"/>
+              </w:rPr>
+            </w:pPr>
+            <w:r>
+              <w:rPr>
+                <w:bCs/>
+                <w:i/>
+                <w:sz w:val="22"/>
+                <w:szCs w:val="22"/>
+              </w:rPr>
+              <w:t xml:space="preserve">Create container without starting </w:t>
+            </w:r>
+          </w:p>
+        </w:tc>
+        <w:tc>
+          <w:tcPr>
+            <w:tcW w:w="3402" w:type="dxa"/>
+          </w:tcPr>
+          <w:p>
+            <w:pPr>
+              <w:jc w:val="both"/>
+              <w:rPr>
+                <w:bCs/>
+                <w:iCs/>
+                <w:sz w:val="20"/>
+                <w:szCs w:val="20"/>
+              </w:rPr>
+            </w:pPr>
+            <w:r>
+              <w:rPr>
+                <w:bCs/>
+                <w:i/>
+                <w:sz w:val="20"/>
+                <w:szCs w:val="20"/>
+              </w:rPr>
+              <w:t xml:space="preserve">docker create --name </w:t>
+            </w:r>
+            <w:proofErr w:type="spellStart"/>
+            <w:r>
+              <w:rPr>
+                <w:bCs/>
+                <w:i/>
+                <w:sz w:val="20"/>
+                <w:szCs w:val="20"/>
+              </w:rPr>
+              <w:t>myapp</w:t>
+            </w:r>
+            <w:proofErr w:type="spellEnd"/>
+            <w:r>
+              <w:rPr>
+                <w:bCs/>
+                <w:i/>
+                <w:sz w:val="20"/>
+                <w:szCs w:val="20"/>
+              </w:rPr>
+              <w:t xml:space="preserve"> alpine</w:t>
+            </w:r>
+          </w:p>
+        </w:tc>
+      </w:tr>
+      <w:tr>
+        <w:tc>
+          <w:tcPr>
+            <w:tcW w:w="1555" w:type="dxa"/>
+          </w:tcPr>
+          <w:p>
+            <w:pPr>
+              <w:jc w:val="both"/>
+              <w:rPr>
+                <w:bCs/>
+                <w:i/>
+                <w:sz w:val="22"/>
+                <w:szCs w:val="22"/>
+              </w:rPr>
+            </w:pPr>
+            <w:r>
+              <w:rPr>
+                <w:bCs/>
+                <w:i/>
+                <w:sz w:val="22"/>
+                <w:szCs w:val="22"/>
+              </w:rPr>
+              <w:t xml:space="preserve">docker start </w:t>
+            </w:r>
+          </w:p>
+        </w:tc>
+        <w:tc>
+          <w:tcPr>
+            <w:tcW w:w="3260" w:type="dxa"/>
+          </w:tcPr>
+          <w:p>
+            <w:pPr>
+              <w:jc w:val="both"/>
+              <w:rPr>
+                <w:bCs/>
+                <w:i/>
+                <w:sz w:val="22"/>
+                <w:szCs w:val="22"/>
+              </w:rPr>
+            </w:pPr>
+            <w:r>
+              <w:rPr>
+                <w:bCs/>
+                <w:i/>
+                <w:sz w:val="22"/>
+                <w:szCs w:val="22"/>
+              </w:rPr>
+              <w:t>Start existing container</w:t>
+            </w:r>
+          </w:p>
+        </w:tc>
+        <w:tc>
+          <w:tcPr>
+            <w:tcW w:w="3402" w:type="dxa"/>
+          </w:tcPr>
+          <w:p>
+            <w:pPr>
+              <w:jc w:val="both"/>
+              <w:rPr>
+                <w:bCs/>
+                <w:iCs/>
+                <w:sz w:val="22"/>
+                <w:szCs w:val="22"/>
+              </w:rPr>
+            </w:pPr>
+            <w:r>
+              <w:rPr>
+                <w:bCs/>
+                <w:i/>
+                <w:sz w:val="22"/>
+                <w:szCs w:val="22"/>
+              </w:rPr>
+              <w:t xml:space="preserve">docker start </w:t>
+            </w:r>
+            <w:proofErr w:type="spellStart"/>
+            <w:r>
+              <w:rPr>
+                <w:bCs/>
+                <w:i/>
+                <w:sz w:val="22"/>
+                <w:szCs w:val="22"/>
+              </w:rPr>
+              <w:t>myapp</w:t>
+            </w:r>
+            <w:proofErr w:type="spellEnd"/>
+          </w:p>
+        </w:tc>
+      </w:tr>
+      <w:tr>
+        <w:trPr>
+          <w:trHeight w:val="398"/>
+        </w:trPr>
+        <w:tc>
+          <w:tcPr>
+            <w:tcW w:w="1555" w:type="dxa"/>
+          </w:tcPr>
+          <w:p>
+            <w:pPr>
+              <w:jc w:val="both"/>
+              <w:rPr>
+                <w:bCs/>
+                <w:i/>
+                <w:sz w:val="22"/>
+                <w:szCs w:val="22"/>
+              </w:rPr>
+            </w:pPr>
+            <w:r>
+              <w:rPr>
+                <w:bCs/>
+                <w:i/>
+                <w:sz w:val="22"/>
+                <w:szCs w:val="22"/>
+              </w:rPr>
+              <w:t xml:space="preserve">docker stop </w:t>
+            </w:r>
+          </w:p>
+        </w:tc>
+        <w:tc>
+          <w:tcPr>
+            <w:tcW w:w="3260" w:type="dxa"/>
+          </w:tcPr>
+          <w:p>
+            <w:pPr>
+              <w:jc w:val="both"/>
+              <w:rPr>
+                <w:bCs/>
+                <w:i/>
+                <w:sz w:val="22"/>
+                <w:szCs w:val="22"/>
+              </w:rPr>
+            </w:pPr>
+            <w:r>
+              <w:rPr>
+                <w:bCs/>
+                <w:i/>
+                <w:sz w:val="22"/>
+                <w:szCs w:val="22"/>
+              </w:rPr>
+              <w:t xml:space="preserve">Stop running container </w:t>
+            </w:r>
+          </w:p>
+        </w:tc>
+        <w:tc>
+          <w:tcPr>
+            <w:tcW w:w="3402" w:type="dxa"/>
+          </w:tcPr>
+          <w:p>
+            <w:pPr>
+              <w:jc w:val="both"/>
+              <w:rPr>
+                <w:bCs/>
+                <w:iCs/>
+                <w:sz w:val="22"/>
+                <w:szCs w:val="22"/>
+              </w:rPr>
+            </w:pPr>
+            <w:r>
+              <w:rPr>
+                <w:bCs/>
+                <w:i/>
+                <w:sz w:val="22"/>
+                <w:szCs w:val="22"/>
+              </w:rPr>
+              <w:t xml:space="preserve">docker stop </w:t>
+            </w:r>
+            <w:proofErr w:type="spellStart"/>
+            <w:r>
+              <w:rPr>
+                <w:bCs/>
+                <w:i/>
+                <w:sz w:val="22"/>
+                <w:szCs w:val="22"/>
+              </w:rPr>
+              <w:t>myapp</w:t>
+            </w:r>
+            <w:proofErr w:type="spellEnd"/>
+          </w:p>
+        </w:tc>
+      </w:tr>
+      <w:tr>
+        <w:tc>
+          <w:tcPr>
+            <w:tcW w:w="1555" w:type="dxa"/>
+          </w:tcPr>
+          <w:p>
+            <w:pPr>
+              <w:jc w:val="both"/>
+              <w:rPr>
+                <w:bCs/>
+                <w:i/>
+                <w:sz w:val="22"/>
+                <w:szCs w:val="22"/>
+              </w:rPr>
+            </w:pPr>
+            <w:r>
+              <w:rPr>
+                <w:bCs/>
+                <w:i/>
+                <w:sz w:val="22"/>
+                <w:szCs w:val="22"/>
+              </w:rPr>
+              <w:t xml:space="preserve">docker rm </w:t>
+            </w:r>
+          </w:p>
+        </w:tc>
+        <w:tc>
+          <w:tcPr>
+            <w:tcW w:w="3260" w:type="dxa"/>
+          </w:tcPr>
+          <w:p>
+            <w:pPr>
+              <w:jc w:val="both"/>
+              <w:rPr>
+                <w:bCs/>
+                <w:i/>
+                <w:sz w:val="22"/>
+                <w:szCs w:val="22"/>
+              </w:rPr>
+            </w:pPr>
+            <w:r>
+              <w:rPr>
+                <w:bCs/>
+                <w:i/>
+                <w:sz w:val="22"/>
+                <w:szCs w:val="22"/>
+              </w:rPr>
+              <w:t>Remove stopped container</w:t>
+            </w:r>
+          </w:p>
+        </w:tc>
+        <w:tc>
+          <w:tcPr>
+            <w:tcW w:w="3402" w:type="dxa"/>
+          </w:tcPr>
+          <w:p>
+            <w:pPr>
+              <w:jc w:val="both"/>
+              <w:rPr>
+                <w:bCs/>
+                <w:iCs/>
+                <w:sz w:val="22"/>
+                <w:szCs w:val="22"/>
+              </w:rPr>
+            </w:pPr>
+            <w:r>
+              <w:rPr>
+                <w:bCs/>
+                <w:i/>
+                <w:sz w:val="22"/>
+                <w:szCs w:val="22"/>
+              </w:rPr>
+              <w:t xml:space="preserve">docker rm </w:t>
+            </w:r>
+            <w:proofErr w:type="spellStart"/>
+            <w:r>
+              <w:rPr>
+                <w:bCs/>
+                <w:i/>
+                <w:sz w:val="22"/>
+                <w:szCs w:val="22"/>
+              </w:rPr>
+              <w:t>myapp</w:t>
+            </w:r>
+            <w:proofErr w:type="spellEnd"/>
+          </w:p>
+        </w:tc>
+      </w:tr>
+      <w:tr>
+        <w:tc>
+          <w:tcPr>
+            <w:tcW w:w="1555" w:type="dxa"/>
+          </w:tcPr>
+          <w:p>
+            <w:pPr>
+              <w:jc w:val="both"/>
+              <w:rPr>
+                <w:bCs/>
+                <w:i/>
+                <w:sz w:val="22"/>
+                <w:szCs w:val="22"/>
+              </w:rPr>
+            </w:pPr>
+            <w:r>
+              <w:rPr>
+                <w:bCs/>
+                <w:i/>
+                <w:sz w:val="22"/>
+                <w:szCs w:val="22"/>
+              </w:rPr>
+              <w:t xml:space="preserve">docker </w:t>
+            </w:r>
+            <w:proofErr w:type="spellStart"/>
+            <w:r>
+              <w:rPr>
+                <w:bCs/>
+                <w:i/>
+                <w:sz w:val="22"/>
+                <w:szCs w:val="22"/>
+              </w:rPr>
+              <w:t>ps</w:t>
+            </w:r>
+            <w:proofErr w:type="spellEnd"/>
+            <w:r>
+              <w:t xml:space="preserve"> </w:t>
+            </w:r>
+          </w:p>
+        </w:tc>
+        <w:tc>
+          <w:tcPr>
+            <w:tcW w:w="3260" w:type="dxa"/>
+          </w:tcPr>
+          <w:p>
+            <w:pPr>
+              <w:jc w:val="both"/>
+              <w:rPr>
+                <w:bCs/>
+                <w:i/>
+                <w:sz w:val="22"/>
+                <w:szCs w:val="22"/>
+              </w:rPr>
+            </w:pPr>
+            <w:r>
+              <w:rPr>
+                <w:bCs/>
+                <w:i/>
+                <w:sz w:val="22"/>
+                <w:szCs w:val="22"/>
+              </w:rPr>
+              <w:t>List running containers</w:t>
+            </w:r>
+          </w:p>
+        </w:tc>
+        <w:tc>
+          <w:tcPr>
+            <w:tcW w:w="3402" w:type="dxa"/>
+          </w:tcPr>
+          <w:p>
+            <w:pPr>
+              <w:jc w:val="both"/>
+              <w:rPr>
+                <w:bCs/>
+                <w:i/>
+                <w:sz w:val="22"/>
+                <w:szCs w:val="22"/>
+              </w:rPr>
+            </w:pPr>
+            <w:r>
+              <w:rPr>
+                <w:bCs/>
+                <w:i/>
+                <w:sz w:val="22"/>
+                <w:szCs w:val="22"/>
+              </w:rPr>
+              <w:t xml:space="preserve">docker </w:t>
+            </w:r>
+            <w:proofErr w:type="spellStart"/>
+            <w:r>
+              <w:rPr>
+                <w:bCs/>
+                <w:i/>
+                <w:sz w:val="22"/>
+                <w:szCs w:val="22"/>
+              </w:rPr>
+              <w:t>p</w:t>
+            </w:r>
+            <w:r>
+              <w:rPr>
+                <w:bCs/>
+                <w:i/>
+                <w:sz w:val="22"/>
+                <w:szCs w:val="22"/>
+              </w:rPr>
+              <w:t>s</w:t>
+            </w:r>
+            <w:proofErr w:type="spellEnd"/>
+          </w:p>
+        </w:tc>
+      </w:tr>
+      <w:tr>
+        <w:tc>
+          <w:tcPr>
+            <w:tcW w:w="1555" w:type="dxa"/>
+          </w:tcPr>
+          <w:p>
+            <w:pPr>
+              <w:jc w:val="both"/>
+              <w:rPr>
+                <w:bCs/>
+                <w:i/>
+                <w:sz w:val="22"/>
+                <w:szCs w:val="22"/>
+              </w:rPr>
+            </w:pPr>
+            <w:r>
+              <w:rPr>
+                <w:bCs/>
+                <w:i/>
+                <w:sz w:val="22"/>
+                <w:szCs w:val="22"/>
+              </w:rPr>
+              <w:t xml:space="preserve">docker </w:t>
+            </w:r>
+            <w:proofErr w:type="spellStart"/>
+            <w:r>
+              <w:rPr>
+                <w:bCs/>
+                <w:i/>
+                <w:sz w:val="22"/>
+                <w:szCs w:val="22"/>
+              </w:rPr>
+              <w:t>ps</w:t>
+            </w:r>
+            <w:proofErr w:type="spellEnd"/>
+            <w:r>
+              <w:rPr>
+                <w:bCs/>
+                <w:i/>
+                <w:sz w:val="22"/>
+                <w:szCs w:val="22"/>
+              </w:rPr>
+              <w:t xml:space="preserve"> -a </w:t>
+            </w:r>
+          </w:p>
+        </w:tc>
+        <w:tc>
+          <w:tcPr>
+            <w:tcW w:w="3260" w:type="dxa"/>
+          </w:tcPr>
+          <w:p>
+            <w:pPr>
+              <w:jc w:val="both"/>
+              <w:rPr>
+                <w:bCs/>
+                <w:i/>
+                <w:sz w:val="22"/>
+                <w:szCs w:val="22"/>
+              </w:rPr>
+            </w:pPr>
+            <w:r>
+              <w:rPr>
+                <w:bCs/>
+                <w:i/>
+                <w:sz w:val="22"/>
+                <w:szCs w:val="22"/>
+              </w:rPr>
+              <w:t xml:space="preserve">a List all containers docker </w:t>
+            </w:r>
+            <w:proofErr w:type="spellStart"/>
+            <w:r>
+              <w:rPr>
+                <w:bCs/>
+                <w:i/>
+                <w:sz w:val="22"/>
+                <w:szCs w:val="22"/>
+              </w:rPr>
+              <w:t>ps</w:t>
+            </w:r>
+            <w:proofErr w:type="spellEnd"/>
+            <w:r>
+              <w:rPr>
+                <w:bCs/>
+                <w:i/>
+                <w:sz w:val="22"/>
+                <w:szCs w:val="22"/>
+              </w:rPr>
+              <w:t xml:space="preserve"> -a</w:t>
+            </w:r>
+          </w:p>
+        </w:tc>
+        <w:tc>
+          <w:tcPr>
+            <w:tcW w:w="3402" w:type="dxa"/>
+          </w:tcPr>
+          <w:p>
+            <w:pPr>
+              <w:jc w:val="both"/>
+              <w:rPr>
+                <w:bCs/>
+                <w:i/>
+                <w:sz w:val="22"/>
+                <w:szCs w:val="22"/>
+              </w:rPr>
+            </w:pPr>
+            <w:r>
+              <w:rPr>
+                <w:bCs/>
+                <w:i/>
+                <w:sz w:val="22"/>
+                <w:szCs w:val="22"/>
+              </w:rPr>
+              <w:t xml:space="preserve">docker </w:t>
+            </w:r>
+            <w:proofErr w:type="spellStart"/>
+            <w:r>
+              <w:rPr>
+                <w:bCs/>
+                <w:i/>
+                <w:sz w:val="22"/>
+                <w:szCs w:val="22"/>
+              </w:rPr>
+              <w:t>ps</w:t>
+            </w:r>
+            <w:proofErr w:type="spellEnd"/>
+            <w:r>
+              <w:rPr>
+                <w:bCs/>
+                <w:i/>
+                <w:sz w:val="22"/>
+                <w:szCs w:val="22"/>
+              </w:rPr>
+              <w:t xml:space="preserve"> -a</w:t>
+            </w:r>
+          </w:p>
+        </w:tc>
+      </w:tr>
+      <w:tr>
+        <w:tc>
+          <w:tcPr>
+            <w:tcW w:w="1555" w:type="dxa"/>
+          </w:tcPr>
+          <w:p>
+            <w:pPr>
+              <w:jc w:val="both"/>
+              <w:rPr>
+                <w:bCs/>
+                <w:i/>
+                <w:sz w:val="22"/>
+                <w:szCs w:val="22"/>
+              </w:rPr>
+            </w:pPr>
+            <w:r>
+              <w:rPr>
+                <w:bCs/>
+                <w:i/>
+                <w:sz w:val="22"/>
+                <w:szCs w:val="22"/>
+              </w:rPr>
+              <w:t xml:space="preserve">docker </w:t>
+            </w:r>
+            <w:proofErr w:type="spellStart"/>
+            <w:r>
+              <w:rPr>
+                <w:bCs/>
+                <w:i/>
+                <w:sz w:val="22"/>
+                <w:szCs w:val="22"/>
+              </w:rPr>
+              <w:t>ps</w:t>
+            </w:r>
+            <w:proofErr w:type="spellEnd"/>
+            <w:r>
+              <w:rPr>
+                <w:bCs/>
+                <w:i/>
+                <w:sz w:val="22"/>
+                <w:szCs w:val="22"/>
+              </w:rPr>
+              <w:t xml:space="preserve"> -q </w:t>
+            </w:r>
+          </w:p>
+        </w:tc>
+        <w:tc>
+          <w:tcPr>
+            <w:tcW w:w="3260" w:type="dxa"/>
+          </w:tcPr>
+          <w:p>
+            <w:pPr>
+              <w:jc w:val="both"/>
+              <w:rPr>
+                <w:bCs/>
+                <w:i/>
+                <w:sz w:val="22"/>
+                <w:szCs w:val="22"/>
+              </w:rPr>
+            </w:pPr>
+            <w:r>
+              <w:rPr>
+                <w:bCs/>
+                <w:i/>
+                <w:sz w:val="22"/>
+                <w:szCs w:val="22"/>
+              </w:rPr>
+              <w:t xml:space="preserve">Show only container IDs </w:t>
+            </w:r>
+          </w:p>
+        </w:tc>
+        <w:tc>
+          <w:tcPr>
+            <w:tcW w:w="3402" w:type="dxa"/>
+          </w:tcPr>
+          <w:p>
+            <w:pPr>
+              <w:jc w:val="both"/>
+              <w:rPr>
+                <w:bCs/>
+                <w:i/>
+                <w:sz w:val="22"/>
+                <w:szCs w:val="22"/>
+              </w:rPr>
+            </w:pPr>
+            <w:r>
+              <w:rPr>
+                <w:bCs/>
+                <w:i/>
+                <w:sz w:val="22"/>
+                <w:szCs w:val="22"/>
+              </w:rPr>
+              <w:t xml:space="preserve">docker </w:t>
+            </w:r>
+            <w:proofErr w:type="spellStart"/>
+            <w:r>
+              <w:rPr>
+                <w:bCs/>
+                <w:i/>
+                <w:sz w:val="22"/>
+                <w:szCs w:val="22"/>
+              </w:rPr>
+              <w:t>ps</w:t>
+            </w:r>
+            <w:proofErr w:type="spellEnd"/>
+            <w:r>
+              <w:rPr>
+                <w:bCs/>
+                <w:i/>
+                <w:sz w:val="22"/>
+                <w:szCs w:val="22"/>
+              </w:rPr>
+              <w:t xml:space="preserve"> -q</w:t>
+            </w:r>
+          </w:p>
+        </w:tc>
+      </w:tr>
+      <w:tr>
+        <w:tc>
+          <w:tcPr>
+            <w:tcW w:w="1555" w:type="dxa"/>
+          </w:tcPr>
+          <w:p>
+            <w:pPr>
+              <w:jc w:val="both"/>
+              <w:rPr>
+                <w:bCs/>
+                <w:i/>
+                <w:sz w:val="22"/>
+                <w:szCs w:val="22"/>
+              </w:rPr>
+            </w:pPr>
+            <w:r>
+              <w:rPr>
+                <w:bCs/>
+                <w:i/>
+                <w:sz w:val="22"/>
+                <w:szCs w:val="22"/>
+              </w:rPr>
+              <w:t xml:space="preserve">docker exec -it </w:t>
+            </w:r>
+          </w:p>
+        </w:tc>
+        <w:tc>
+          <w:tcPr>
+            <w:tcW w:w="3260" w:type="dxa"/>
+          </w:tcPr>
+          <w:p>
+            <w:pPr>
+              <w:jc w:val="both"/>
+              <w:rPr>
+                <w:bCs/>
+                <w:i/>
+                <w:sz w:val="22"/>
+                <w:szCs w:val="22"/>
+              </w:rPr>
+            </w:pPr>
+            <w:r>
+              <w:rPr>
+                <w:bCs/>
+                <w:i/>
+                <w:sz w:val="22"/>
+                <w:szCs w:val="22"/>
+              </w:rPr>
+              <w:t>Run commands in container</w:t>
+            </w:r>
+          </w:p>
+        </w:tc>
+        <w:tc>
+          <w:tcPr>
+            <w:tcW w:w="3402" w:type="dxa"/>
+          </w:tcPr>
+          <w:p>
+            <w:pPr>
+              <w:jc w:val="both"/>
+              <w:rPr>
+                <w:bCs/>
+                <w:i/>
+                <w:sz w:val="22"/>
+                <w:szCs w:val="22"/>
+              </w:rPr>
+            </w:pPr>
+            <w:r>
+              <w:rPr>
+                <w:bCs/>
+                <w:i/>
+                <w:sz w:val="22"/>
+                <w:szCs w:val="22"/>
+              </w:rPr>
+              <w:t>docker exec -it web bash</w:t>
+            </w:r>
+          </w:p>
+        </w:tc>
+      </w:tr>
+      <w:tr>
+        <w:tc>
+          <w:tcPr>
+            <w:tcW w:w="1555" w:type="dxa"/>
+          </w:tcPr>
+          <w:p>
+            <w:pPr>
+              <w:jc w:val="both"/>
+              <w:rPr>
+                <w:bCs/>
+                <w:i/>
+                <w:iCs/>
+                <w:sz w:val="22"/>
+                <w:szCs w:val="20"/>
+              </w:rPr>
+            </w:pPr>
+            <w:r>
+              <w:rPr>
+                <w:i/>
+                <w:iCs/>
+                <w:sz w:val="22"/>
+                <w:szCs w:val="20"/>
+              </w:rPr>
+              <w:t>docker inspect</w:t>
+            </w:r>
+          </w:p>
+        </w:tc>
+        <w:tc>
+          <w:tcPr>
+            <w:tcW w:w="3260" w:type="dxa"/>
+          </w:tcPr>
+          <w:p>
+            <w:pPr>
+              <w:jc w:val="both"/>
+              <w:rPr>
+                <w:bCs/>
+                <w:i/>
+                <w:iCs/>
+                <w:sz w:val="22"/>
+                <w:szCs w:val="20"/>
+              </w:rPr>
+            </w:pPr>
+            <w:r>
+              <w:rPr>
+                <w:i/>
+                <w:iCs/>
+                <w:sz w:val="22"/>
+                <w:szCs w:val="20"/>
+              </w:rPr>
+              <w:t>Detailed info in JSON</w:t>
+            </w:r>
+          </w:p>
+        </w:tc>
+        <w:tc>
+          <w:tcPr>
+            <w:tcW w:w="3402" w:type="dxa"/>
+          </w:tcPr>
+          <w:p>
+            <w:pPr>
+              <w:jc w:val="both"/>
+              <w:rPr>
+                <w:bCs/>
+                <w:i/>
+                <w:iCs/>
+                <w:sz w:val="22"/>
+                <w:szCs w:val="20"/>
+              </w:rPr>
+            </w:pPr>
+            <w:r>
+              <w:rPr>
+                <w:i/>
+                <w:iCs/>
+                <w:sz w:val="22"/>
+                <w:szCs w:val="20"/>
+              </w:rPr>
+              <w:t>docker inspect web</w:t>
+            </w:r>
+          </w:p>
+        </w:tc>
+      </w:tr>
+      <w:tr>
+        <w:tc>
+          <w:tcPr>
+            <w:tcW w:w="1555" w:type="dxa"/>
+          </w:tcPr>
+          <w:p>
+            <w:pPr>
+              <w:jc w:val="both"/>
+              <w:rPr>
+                <w:i/>
+                <w:iCs/>
+                <w:sz w:val="22"/>
+                <w:szCs w:val="20"/>
+              </w:rPr>
+            </w:pPr>
+            <w:r>
+              <w:rPr>
+                <w:i/>
+                <w:iCs/>
+                <w:sz w:val="22"/>
+                <w:szCs w:val="20"/>
+              </w:rPr>
+              <w:t>docker cp</w:t>
+            </w:r>
+          </w:p>
+        </w:tc>
+        <w:tc>
+          <w:tcPr>
+            <w:tcW w:w="3260" w:type="dxa"/>
+          </w:tcPr>
+          <w:p>
+            <w:pPr>
+              <w:jc w:val="both"/>
+              <w:rPr>
+                <w:i/>
+                <w:iCs/>
+                <w:sz w:val="22"/>
+                <w:szCs w:val="20"/>
+              </w:rPr>
+            </w:pPr>
+            <w:r>
+              <w:rPr>
+                <w:i/>
+                <w:iCs/>
+                <w:sz w:val="22"/>
+                <w:szCs w:val="20"/>
+              </w:rPr>
+              <w:t>Copy files docker</w:t>
+            </w:r>
+          </w:p>
+        </w:tc>
+        <w:tc>
+          <w:tcPr>
+            <w:tcW w:w="3402" w:type="dxa"/>
+          </w:tcPr>
+          <w:p>
+            <w:pPr>
+              <w:jc w:val="both"/>
+              <w:rPr>
+                <w:i/>
+                <w:iCs/>
+                <w:sz w:val="22"/>
+                <w:szCs w:val="20"/>
+              </w:rPr>
+            </w:pPr>
+            <w:r>
+              <w:rPr>
+                <w:i/>
+                <w:iCs/>
+                <w:sz w:val="22"/>
+                <w:szCs w:val="20"/>
+              </w:rPr>
+              <w:t xml:space="preserve">docker cp </w:t>
+            </w:r>
+            <w:proofErr w:type="spellStart"/>
+            <w:r>
+              <w:rPr>
+                <w:i/>
+                <w:iCs/>
+                <w:sz w:val="22"/>
+                <w:szCs w:val="20"/>
+              </w:rPr>
+              <w:t>cp</w:t>
+            </w:r>
+            <w:proofErr w:type="spellEnd"/>
+            <w:r>
+              <w:rPr>
+                <w:i/>
+                <w:iCs/>
+                <w:sz w:val="22"/>
+                <w:szCs w:val="20"/>
+              </w:rPr>
+              <w:t xml:space="preserve"> </w:t>
+            </w:r>
+            <w:proofErr w:type="gramStart"/>
+            <w:r>
+              <w:rPr>
+                <w:i/>
+                <w:iCs/>
+                <w:sz w:val="22"/>
+                <w:szCs w:val="20"/>
+              </w:rPr>
+              <w:t>web:/app/file.txt .</w:t>
+            </w:r>
+            <w:proofErr w:type="gramEnd"/>
+            <w:r>
+              <w:rPr>
+                <w:i/>
+                <w:iCs/>
+                <w:sz w:val="22"/>
+                <w:szCs w:val="20"/>
+              </w:rPr>
+              <w:t>/</w:t>
+            </w:r>
+          </w:p>
+        </w:tc>
+      </w:tr>
+      <w:tr>
+        <w:tc>
+          <w:tcPr>
+            <w:tcW w:w="1555" w:type="dxa"/>
+          </w:tcPr>
+          <w:p>
+            <w:pPr>
+              <w:jc w:val="both"/>
+              <w:rPr>
+                <w:i/>
+                <w:iCs/>
+                <w:sz w:val="22"/>
+                <w:szCs w:val="20"/>
+              </w:rPr>
+            </w:pPr>
+            <w:r>
+              <w:rPr>
+                <w:i/>
+                <w:iCs/>
+                <w:sz w:val="22"/>
+                <w:szCs w:val="20"/>
+              </w:rPr>
+              <w:t>docker logs</w:t>
+            </w:r>
+          </w:p>
+        </w:tc>
+        <w:tc>
+          <w:tcPr>
+            <w:tcW w:w="3260" w:type="dxa"/>
+          </w:tcPr>
+          <w:p>
+            <w:pPr>
+              <w:jc w:val="both"/>
+              <w:rPr>
+                <w:i/>
+                <w:iCs/>
+                <w:sz w:val="22"/>
+                <w:szCs w:val="20"/>
+              </w:rPr>
+            </w:pPr>
+            <w:r>
+              <w:rPr>
+                <w:i/>
+                <w:iCs/>
+                <w:sz w:val="22"/>
+                <w:szCs w:val="20"/>
+              </w:rPr>
+              <w:t>View container logs</w:t>
+            </w:r>
+          </w:p>
+        </w:tc>
+        <w:tc>
+          <w:tcPr>
+            <w:tcW w:w="3402" w:type="dxa"/>
+          </w:tcPr>
+          <w:p>
+            <w:pPr>
+              <w:jc w:val="both"/>
+              <w:rPr>
+                <w:i/>
+                <w:iCs/>
+                <w:sz w:val="22"/>
+                <w:szCs w:val="20"/>
+              </w:rPr>
+            </w:pPr>
+            <w:r>
+              <w:rPr>
+                <w:i/>
+                <w:iCs/>
+                <w:sz w:val="22"/>
+                <w:szCs w:val="20"/>
+              </w:rPr>
+              <w:t>docker logs web</w:t>
+            </w:r>
+          </w:p>
+        </w:tc>
+      </w:tr>
+      <w:tr>
+        <w:tc>
+          <w:tcPr>
+            <w:tcW w:w="1555" w:type="dxa"/>
+          </w:tcPr>
+          <w:p>
+            <w:pPr>
+              <w:jc w:val="both"/>
+              <w:rPr>
+                <w:i/>
+                <w:iCs/>
+                <w:sz w:val="22"/>
+                <w:szCs w:val="20"/>
+              </w:rPr>
+            </w:pPr>
+            <w:r>
+              <w:rPr>
+                <w:i/>
+                <w:iCs/>
+                <w:sz w:val="22"/>
+                <w:szCs w:val="20"/>
+              </w:rPr>
+              <w:t>docker stats</w:t>
+            </w:r>
+          </w:p>
+        </w:tc>
+        <w:tc>
+          <w:tcPr>
+            <w:tcW w:w="3260" w:type="dxa"/>
+          </w:tcPr>
+          <w:p>
+            <w:pPr>
+              <w:jc w:val="both"/>
+              <w:rPr>
+                <w:i/>
+                <w:iCs/>
+                <w:sz w:val="22"/>
+                <w:szCs w:val="20"/>
+              </w:rPr>
+            </w:pPr>
+            <w:r>
+              <w:rPr>
+                <w:i/>
+                <w:iCs/>
+                <w:sz w:val="22"/>
+                <w:szCs w:val="20"/>
+              </w:rPr>
+              <w:t>Monitor resource usage</w:t>
+            </w:r>
+          </w:p>
+        </w:tc>
+        <w:tc>
+          <w:tcPr>
+            <w:tcW w:w="3402" w:type="dxa"/>
+          </w:tcPr>
+          <w:p>
+            <w:pPr>
+              <w:jc w:val="both"/>
+              <w:rPr>
+                <w:i/>
+                <w:iCs/>
+                <w:sz w:val="22"/>
+                <w:szCs w:val="20"/>
+              </w:rPr>
+            </w:pPr>
+            <w:r>
+              <w:rPr>
+                <w:i/>
+                <w:iCs/>
+                <w:sz w:val="22"/>
+                <w:szCs w:val="20"/>
+              </w:rPr>
+              <w:t>docker stats</w:t>
+            </w:r>
+          </w:p>
+        </w:tc>
+      </w:tr>
+    </w:tbl>
+    <w:p>
+      <w:pPr>
+        <w:jc w:val="both"/>
+        <w:rPr>
+          <w:bCs/>
+          <w:i/>
+          <w:sz w:val="22"/>
+          <w:szCs w:val="22"/>
+        </w:rPr>
+      </w:pPr>
+    </w:p>
+    <w:p>
+      <w:pPr>
+        <w:pStyle w:val="ListParagraph"/>
+        <w:numPr>
+          <w:ilvl w:val="0"/>
+          <w:numId w:val="34"/>
+        </w:numPr>
+        <w:jc w:val="both"/>
+        <w:rPr>
+          <w:b/>
+          <w:i/>
+          <w:sz w:val="28"/>
+          <w:szCs w:val="28"/>
+        </w:rPr>
+      </w:pPr>
+      <w:r>
+        <w:rPr>
+          <w:b/>
+          <w:i/>
+          <w:sz w:val="28"/>
+          <w:szCs w:val="28"/>
+        </w:rPr>
+        <w:t>Troubleshooting Workflow</w:t>
+      </w:r>
+    </w:p>
+    <w:p>
+      <w:pPr>
+        <w:pStyle w:val="ListParagraph"/>
+        <w:ind w:left="360"/>
+        <w:jc w:val="both"/>
+        <w:rPr>
+          <w:b/>
+          <w:i/>
+          <w:sz w:val="28"/>
+          <w:szCs w:val="28"/>
+        </w:rPr>
+      </w:pPr>
+    </w:p>
+    <w:tbl>
+      <w:tblPr>
+        <w:tblStyle w:val="TableGrid"/>
+        <w:tblW w:w="7573" w:type="dxa"/>
+        <w:tblInd w:w="360" w:type="dxa"/>
+        <w:tblLook w:val="04A0" w:firstRow="1" w:lastRow="0" w:firstColumn="1" w:lastColumn="0" w:noHBand="0" w:noVBand="1"/>
+      </w:tblPr>
+      <w:tblGrid>
+        <w:gridCol w:w="1386"/>
+        <w:gridCol w:w="2644"/>
+        <w:gridCol w:w="3543"/>
+      </w:tblGrid>
+      <w:tr>
+        <w:tc>
+          <w:tcPr>
+            <w:tcW w:w="1386" w:type="dxa"/>
+          </w:tcPr>
+          <w:p>
+            <w:pPr>
+              <w:pStyle w:val="ListParagraph"/>
+              <w:ind w:left="0"/>
+              <w:jc w:val="both"/>
+              <w:rPr>
+                <w:b/>
+                <w:i/>
+                <w:sz w:val="28"/>
+                <w:szCs w:val="28"/>
+              </w:rPr>
+            </w:pPr>
+            <w:r>
+              <w:rPr>
+                <w:b/>
+                <w:i/>
+                <w:sz w:val="28"/>
+                <w:szCs w:val="28"/>
+              </w:rPr>
+              <w:t>Step</w:t>
+            </w:r>
+          </w:p>
+        </w:tc>
+        <w:tc>
+          <w:tcPr>
+            <w:tcW w:w="2644" w:type="dxa"/>
+          </w:tcPr>
+          <w:p>
+            <w:pPr>
+              <w:pStyle w:val="ListParagraph"/>
+              <w:ind w:left="0"/>
+              <w:jc w:val="both"/>
+              <w:rPr>
+                <w:b/>
+                <w:i/>
+                <w:sz w:val="28"/>
+                <w:szCs w:val="28"/>
+              </w:rPr>
+            </w:pPr>
+            <w:r>
+              <w:rPr>
+                <w:b/>
+                <w:i/>
+                <w:sz w:val="28"/>
+                <w:szCs w:val="28"/>
+              </w:rPr>
+              <w:t>Tool/Command</w:t>
+            </w:r>
+          </w:p>
+        </w:tc>
+        <w:tc>
+          <w:tcPr>
+            <w:tcW w:w="3543" w:type="dxa"/>
+          </w:tcPr>
+          <w:p>
+            <w:pPr>
+              <w:pStyle w:val="ListParagraph"/>
+              <w:ind w:left="0"/>
+              <w:jc w:val="both"/>
+              <w:rPr>
+                <w:b/>
+                <w:i/>
+                <w:sz w:val="28"/>
+                <w:szCs w:val="28"/>
+              </w:rPr>
+            </w:pPr>
+            <w:r>
+              <w:rPr>
+                <w:b/>
+                <w:i/>
+                <w:sz w:val="28"/>
+                <w:szCs w:val="28"/>
+              </w:rPr>
+              <w:t>Purpose</w:t>
+            </w:r>
+          </w:p>
+        </w:tc>
+      </w:tr>
+      <w:tr>
+        <w:tc>
+          <w:tcPr>
+            <w:tcW w:w="1386" w:type="dxa"/>
+          </w:tcPr>
+          <w:p>
+            <w:pPr>
+              <w:pStyle w:val="ListParagraph"/>
+              <w:ind w:left="0"/>
+              <w:jc w:val="both"/>
+              <w:rPr>
+                <w:b/>
+                <w:i/>
+                <w:sz w:val="22"/>
+                <w:szCs w:val="22"/>
+              </w:rPr>
+            </w:pPr>
+            <w:r>
+              <w:rPr>
+                <w:b/>
+                <w:i/>
+                <w:sz w:val="22"/>
+                <w:szCs w:val="22"/>
+              </w:rPr>
+              <w:t>Check logs</w:t>
+            </w:r>
+          </w:p>
+        </w:tc>
+        <w:tc>
+          <w:tcPr>
+            <w:tcW w:w="2644" w:type="dxa"/>
+          </w:tcPr>
+          <w:p>
+            <w:pPr>
+              <w:pStyle w:val="ListParagraph"/>
+              <w:ind w:left="0"/>
+              <w:jc w:val="both"/>
+              <w:rPr>
+                <w:bCs/>
+                <w:iCs/>
+                <w:szCs w:val="24"/>
+              </w:rPr>
+            </w:pPr>
+            <w:r>
+              <w:rPr>
+                <w:bCs/>
+                <w:iCs/>
+                <w:szCs w:val="24"/>
+              </w:rPr>
+              <w:t>docker logs</w:t>
+            </w:r>
+          </w:p>
+        </w:tc>
+        <w:tc>
+          <w:tcPr>
+            <w:tcW w:w="3543" w:type="dxa"/>
+          </w:tcPr>
+          <w:p>
+            <w:pPr>
+              <w:pStyle w:val="ListParagraph"/>
+              <w:ind w:left="0"/>
+              <w:jc w:val="both"/>
+              <w:rPr>
+                <w:bCs/>
+                <w:iCs/>
+                <w:sz w:val="22"/>
+                <w:szCs w:val="22"/>
+              </w:rPr>
+            </w:pPr>
+            <w:r>
+              <w:rPr>
+                <w:bCs/>
+                <w:iCs/>
+                <w:sz w:val="22"/>
+                <w:szCs w:val="22"/>
+              </w:rPr>
+              <w:t>View application errors or output</w:t>
+            </w:r>
+          </w:p>
+        </w:tc>
+      </w:tr>
+      <w:tr>
+        <w:tc>
+          <w:tcPr>
+            <w:tcW w:w="1386" w:type="dxa"/>
+          </w:tcPr>
+          <w:p>
+            <w:pPr>
+              <w:pStyle w:val="ListParagraph"/>
+              <w:ind w:left="0"/>
+              <w:jc w:val="both"/>
+              <w:rPr>
+                <w:b/>
+                <w:i/>
+                <w:sz w:val="22"/>
+                <w:szCs w:val="22"/>
+              </w:rPr>
+            </w:pPr>
+            <w:r>
+              <w:rPr>
+                <w:b/>
+                <w:i/>
+                <w:sz w:val="22"/>
+                <w:szCs w:val="22"/>
+              </w:rPr>
+              <w:t>Check status</w:t>
+            </w:r>
+          </w:p>
+        </w:tc>
+        <w:tc>
+          <w:tcPr>
+            <w:tcW w:w="2644" w:type="dxa"/>
+          </w:tcPr>
+          <w:p>
+            <w:pPr>
+              <w:pStyle w:val="ListParagraph"/>
+              <w:ind w:left="0"/>
+              <w:jc w:val="both"/>
+              <w:rPr>
+                <w:bCs/>
+                <w:iCs/>
+                <w:szCs w:val="24"/>
+              </w:rPr>
+            </w:pPr>
+            <w:r>
+              <w:rPr>
+                <w:bCs/>
+                <w:iCs/>
+                <w:szCs w:val="24"/>
+              </w:rPr>
+              <w:t xml:space="preserve">docker </w:t>
+            </w:r>
+            <w:proofErr w:type="spellStart"/>
+            <w:r>
+              <w:rPr>
+                <w:bCs/>
+                <w:iCs/>
+                <w:szCs w:val="24"/>
+              </w:rPr>
+              <w:t>ps</w:t>
+            </w:r>
+            <w:proofErr w:type="spellEnd"/>
+            <w:r>
+              <w:rPr>
+                <w:bCs/>
+                <w:iCs/>
+                <w:szCs w:val="24"/>
+              </w:rPr>
+              <w:t>, docker inspect</w:t>
+            </w:r>
+          </w:p>
+        </w:tc>
+        <w:tc>
+          <w:tcPr>
+            <w:tcW w:w="3543" w:type="dxa"/>
+          </w:tcPr>
+          <w:p>
+            <w:pPr>
+              <w:pStyle w:val="ListParagraph"/>
+              <w:ind w:left="0"/>
+              <w:jc w:val="both"/>
+              <w:rPr>
+                <w:bCs/>
+                <w:iCs/>
+                <w:sz w:val="22"/>
+                <w:szCs w:val="22"/>
+              </w:rPr>
+            </w:pPr>
+            <w:r>
+              <w:rPr>
+                <w:bCs/>
+                <w:iCs/>
+                <w:sz w:val="22"/>
+                <w:szCs w:val="22"/>
+              </w:rPr>
+              <w:t>Ensure container is running and healthy</w:t>
+            </w:r>
+          </w:p>
+        </w:tc>
+      </w:tr>
+      <w:tr>
+        <w:tc>
+          <w:tcPr>
+            <w:tcW w:w="1386" w:type="dxa"/>
+          </w:tcPr>
+          <w:p>
+            <w:pPr>
+              <w:pStyle w:val="ListParagraph"/>
+              <w:ind w:left="0"/>
+              <w:jc w:val="both"/>
+              <w:rPr>
+                <w:b/>
+                <w:i/>
+                <w:sz w:val="22"/>
+                <w:szCs w:val="22"/>
+              </w:rPr>
+            </w:pPr>
+            <w:r>
+              <w:rPr>
+                <w:b/>
+                <w:i/>
+                <w:sz w:val="22"/>
+                <w:szCs w:val="22"/>
+              </w:rPr>
+              <w:t>Enter container</w:t>
+            </w:r>
+          </w:p>
+        </w:tc>
+        <w:tc>
+          <w:tcPr>
+            <w:tcW w:w="2644" w:type="dxa"/>
+          </w:tcPr>
+          <w:p>
+            <w:pPr>
+              <w:pStyle w:val="ListParagraph"/>
+              <w:ind w:left="0"/>
+              <w:jc w:val="both"/>
+              <w:rPr>
+                <w:bCs/>
+                <w:iCs/>
+                <w:szCs w:val="24"/>
+              </w:rPr>
+            </w:pPr>
+            <w:r>
+              <w:rPr>
+                <w:bCs/>
+                <w:iCs/>
+                <w:szCs w:val="24"/>
+              </w:rPr>
+              <w:t>docker exec -it</w:t>
+            </w:r>
+          </w:p>
+        </w:tc>
+        <w:tc>
+          <w:tcPr>
+            <w:tcW w:w="3543" w:type="dxa"/>
+          </w:tcPr>
+          <w:p>
+            <w:pPr>
+              <w:pStyle w:val="ListParagraph"/>
+              <w:ind w:left="0"/>
+              <w:jc w:val="both"/>
+              <w:rPr>
+                <w:bCs/>
+                <w:iCs/>
+                <w:sz w:val="22"/>
+                <w:szCs w:val="22"/>
+              </w:rPr>
+            </w:pPr>
+            <w:r>
+              <w:rPr>
+                <w:bCs/>
+                <w:iCs/>
+                <w:sz w:val="22"/>
+                <w:szCs w:val="22"/>
+              </w:rPr>
+              <w:t>Inspect filesystem or environment</w:t>
+            </w:r>
+          </w:p>
+        </w:tc>
+      </w:tr>
+      <w:tr>
+        <w:tc>
+          <w:tcPr>
+            <w:tcW w:w="1386" w:type="dxa"/>
+          </w:tcPr>
+          <w:p>
+            <w:pPr>
+              <w:pStyle w:val="ListParagraph"/>
+              <w:ind w:left="0"/>
+              <w:jc w:val="both"/>
+              <w:rPr>
+                <w:b/>
+                <w:i/>
+                <w:sz w:val="22"/>
+                <w:szCs w:val="22"/>
+              </w:rPr>
+            </w:pPr>
+            <w:r>
+              <w:rPr>
+                <w:b/>
+                <w:i/>
+                <w:sz w:val="22"/>
+                <w:szCs w:val="22"/>
+              </w:rPr>
+              <w:t>Copy config/logs</w:t>
+            </w:r>
+          </w:p>
+        </w:tc>
+        <w:tc>
+          <w:tcPr>
+            <w:tcW w:w="2644" w:type="dxa"/>
+          </w:tcPr>
+          <w:p>
+            <w:pPr>
+              <w:pStyle w:val="ListParagraph"/>
+              <w:ind w:left="0"/>
+              <w:jc w:val="both"/>
+              <w:rPr>
+                <w:bCs/>
+                <w:iCs/>
+                <w:szCs w:val="24"/>
+              </w:rPr>
+            </w:pPr>
+            <w:r>
+              <w:rPr>
+                <w:bCs/>
+                <w:iCs/>
+                <w:szCs w:val="24"/>
+              </w:rPr>
+              <w:t>Copy config/logs</w:t>
+            </w:r>
+          </w:p>
+        </w:tc>
+        <w:tc>
+          <w:tcPr>
+            <w:tcW w:w="3543" w:type="dxa"/>
+          </w:tcPr>
+          <w:p>
+            <w:pPr>
+              <w:pStyle w:val="ListParagraph"/>
+              <w:ind w:left="0"/>
+              <w:jc w:val="both"/>
+              <w:rPr>
+                <w:bCs/>
+                <w:iCs/>
+                <w:sz w:val="22"/>
+                <w:szCs w:val="22"/>
+              </w:rPr>
+            </w:pPr>
+            <w:r>
+              <w:rPr>
+                <w:bCs/>
+                <w:iCs/>
+                <w:sz w:val="22"/>
+                <w:szCs w:val="22"/>
+              </w:rPr>
+              <w:t>Transfer files for deeper analysis</w:t>
+            </w:r>
+          </w:p>
+        </w:tc>
+      </w:tr>
+      <w:tr>
+        <w:tc>
+          <w:tcPr>
+            <w:tcW w:w="1386" w:type="dxa"/>
+          </w:tcPr>
+          <w:p>
+            <w:pPr>
+              <w:pStyle w:val="ListParagraph"/>
+              <w:ind w:left="0"/>
+              <w:jc w:val="both"/>
+              <w:rPr>
+                <w:b/>
+                <w:i/>
+                <w:sz w:val="22"/>
+                <w:szCs w:val="22"/>
+              </w:rPr>
+            </w:pPr>
+            <w:r>
+              <w:rPr>
+                <w:b/>
+                <w:i/>
+                <w:sz w:val="22"/>
+                <w:szCs w:val="22"/>
+              </w:rPr>
+              <w:t>Monitor performance</w:t>
+            </w:r>
+          </w:p>
+        </w:tc>
+        <w:tc>
+          <w:tcPr>
+            <w:tcW w:w="2644" w:type="dxa"/>
+          </w:tcPr>
+          <w:p>
+            <w:pPr>
+              <w:pStyle w:val="ListParagraph"/>
+              <w:ind w:left="0"/>
+              <w:jc w:val="both"/>
+              <w:rPr>
+                <w:bCs/>
+                <w:iCs/>
+                <w:szCs w:val="24"/>
+              </w:rPr>
+            </w:pPr>
+            <w:r>
+              <w:rPr>
+                <w:bCs/>
+                <w:iCs/>
+                <w:szCs w:val="24"/>
+              </w:rPr>
+              <w:t>docker stats</w:t>
+            </w:r>
+          </w:p>
+        </w:tc>
+        <w:tc>
+          <w:tcPr>
+            <w:tcW w:w="3543" w:type="dxa"/>
+          </w:tcPr>
+          <w:p>
+            <w:pPr>
+              <w:pStyle w:val="ListParagraph"/>
+              <w:ind w:left="0"/>
+              <w:jc w:val="both"/>
+              <w:rPr>
+                <w:bCs/>
+                <w:iCs/>
+                <w:sz w:val="22"/>
+                <w:szCs w:val="22"/>
+              </w:rPr>
+            </w:pPr>
+            <w:r>
+              <w:rPr>
+                <w:bCs/>
+                <w:iCs/>
+                <w:sz w:val="22"/>
+                <w:szCs w:val="22"/>
+              </w:rPr>
+              <w:t>Diagnose CPU or memory issues</w:t>
+            </w:r>
+          </w:p>
+        </w:tc>
+      </w:tr>
+    </w:tbl>
+    <w:p>
+      <w:pPr>
+        <w:pStyle w:val="ListParagraph"/>
+        <w:ind w:left="360"/>
+        <w:jc w:val="both"/>
+        <w:rPr>
+          <w:b/>
+          <w:i/>
+          <w:sz w:val="28"/>
+          <w:szCs w:val="28"/>
+        </w:rPr>
+      </w:pPr>
+    </w:p>
     <w:sectPr>
+      <w:type w:val="continuous"/>
       <w:pgSz w:w="11906" w:h="16838"/>
-      <w:pgMar w:top="1440" w:right="1440" w:bottom="1440" w:left="1440" w:header="708" w:footer="708" w:gutter="0"/>
-      <w:cols w:space="708"/>
+      <w:pgMar w:top="720" w:right="720" w:bottom="720" w:left="720" w:header="708" w:footer="708" w:gutter="0"/>
+      <w:cols w:num="2" w:space="708"/>
       <w:docGrid w:linePitch="360"/>
     </w:sectPr>
   </w:body>
@@ -1881,7 +4902,7 @@
       <w:lvlText w:val=""/>
       <w:lvlJc w:val="left"/>
       <w:pPr>
-        <w:ind w:left="770" w:hanging="360"/>
+        <w:ind w:left="1053" w:hanging="360"/>
       </w:pPr>
       <w:rPr>
         <w:rFonts w:ascii="Wingdings" w:hAnsi="Wingdings" w:hint="default"/>
@@ -1893,7 +4914,7 @@
       <w:lvlText w:val="o"/>
       <w:lvlJc w:val="left"/>
       <w:pPr>
-        <w:ind w:left="1490" w:hanging="360"/>
+        <w:ind w:left="1773" w:hanging="360"/>
       </w:pPr>
       <w:rPr>
         <w:rFonts w:ascii="Courier New" w:hAnsi="Courier New" w:cs="Courier New" w:hint="default"/>
@@ -1905,7 +4926,7 @@
       <w:lvlText w:val=""/>
       <w:lvlJc w:val="left"/>
       <w:pPr>
-        <w:ind w:left="2210" w:hanging="360"/>
+        <w:ind w:left="2493" w:hanging="360"/>
       </w:pPr>
       <w:rPr>
         <w:rFonts w:ascii="Wingdings" w:hAnsi="Wingdings" w:hint="default"/>
@@ -1917,7 +4938,7 @@
       <w:lvlText w:val=""/>
       <w:lvlJc w:val="left"/>
       <w:pPr>
-        <w:ind w:left="2930" w:hanging="360"/>
+        <w:ind w:left="3213" w:hanging="360"/>
       </w:pPr>
       <w:rPr>
         <w:rFonts w:ascii="Symbol" w:hAnsi="Symbol" w:hint="default"/>
@@ -1929,7 +4950,7 @@
       <w:lvlText w:val="o"/>
       <w:lvlJc w:val="left"/>
       <w:pPr>
-        <w:ind w:left="3650" w:hanging="360"/>
+        <w:ind w:left="3933" w:hanging="360"/>
       </w:pPr>
       <w:rPr>
         <w:rFonts w:ascii="Courier New" w:hAnsi="Courier New" w:cs="Courier New" w:hint="default"/>
@@ -1941,7 +4962,7 @@
       <w:lvlText w:val=""/>
       <w:lvlJc w:val="left"/>
       <w:pPr>
-        <w:ind w:left="4370" w:hanging="360"/>
+        <w:ind w:left="4653" w:hanging="360"/>
       </w:pPr>
       <w:rPr>
         <w:rFonts w:ascii="Wingdings" w:hAnsi="Wingdings" w:hint="default"/>
@@ -1953,7 +4974,7 @@
       <w:lvlText w:val=""/>
       <w:lvlJc w:val="left"/>
       <w:pPr>
-        <w:ind w:left="5090" w:hanging="360"/>
+        <w:ind w:left="5373" w:hanging="360"/>
       </w:pPr>
       <w:rPr>
         <w:rFonts w:ascii="Symbol" w:hAnsi="Symbol" w:hint="default"/>
@@ -1965,7 +4986,7 @@
       <w:lvlText w:val="o"/>
       <w:lvlJc w:val="left"/>
       <w:pPr>
-        <w:ind w:left="5810" w:hanging="360"/>
+        <w:ind w:left="6093" w:hanging="360"/>
       </w:pPr>
       <w:rPr>
         <w:rFonts w:ascii="Courier New" w:hAnsi="Courier New" w:cs="Courier New" w:hint="default"/>
@@ -1977,7 +4998,7 @@
       <w:lvlText w:val=""/>
       <w:lvlJc w:val="left"/>
       <w:pPr>
-        <w:ind w:left="6530" w:hanging="360"/>
+        <w:ind w:left="6813" w:hanging="360"/>
       </w:pPr>
       <w:rPr>
         <w:rFonts w:ascii="Wingdings" w:hAnsi="Wingdings" w:hint="default"/>
@@ -1985,6 +5006,770 @@
     </w:lvl>
   </w:abstractNum>
   <w:abstractNum w:abstractNumId="1" w15:restartNumberingAfterBreak="0">
+    <w:nsid w:val="0D580A01"/>
+    <w:multiLevelType w:val="hybridMultilevel"/>
+    <w:tmpl w:val="EB26C900"/>
+    <w:lvl w:ilvl="0" w:tplc="40090009">
+      <w:start w:val="1"/>
+      <w:numFmt w:val="bullet"/>
+      <w:lvlText w:val=""/>
+      <w:lvlJc w:val="left"/>
+      <w:pPr>
+        <w:ind w:left="360" w:hanging="360"/>
+      </w:pPr>
+      <w:rPr>
+        <w:rFonts w:ascii="Wingdings" w:hAnsi="Wingdings" w:hint="default"/>
+      </w:rPr>
+    </w:lvl>
+    <w:lvl w:ilvl="1" w:tplc="40090003" w:tentative="1">
+      <w:start w:val="1"/>
+      <w:numFmt w:val="bullet"/>
+      <w:lvlText w:val="o"/>
+      <w:lvlJc w:val="left"/>
+      <w:pPr>
+        <w:ind w:left="1080" w:hanging="360"/>
+      </w:pPr>
+      <w:rPr>
+        <w:rFonts w:ascii="Courier New" w:hAnsi="Courier New" w:cs="Courier New" w:hint="default"/>
+      </w:rPr>
+    </w:lvl>
+    <w:lvl w:ilvl="2" w:tplc="40090005" w:tentative="1">
+      <w:start w:val="1"/>
+      <w:numFmt w:val="bullet"/>
+      <w:lvlText w:val=""/>
+      <w:lvlJc w:val="left"/>
+      <w:pPr>
+        <w:ind w:left="1800" w:hanging="360"/>
+      </w:pPr>
+      <w:rPr>
+        <w:rFonts w:ascii="Wingdings" w:hAnsi="Wingdings" w:hint="default"/>
+      </w:rPr>
+    </w:lvl>
+    <w:lvl w:ilvl="3" w:tplc="40090001" w:tentative="1">
+      <w:start w:val="1"/>
+      <w:numFmt w:val="bullet"/>
+      <w:lvlText w:val=""/>
+      <w:lvlJc w:val="left"/>
+      <w:pPr>
+        <w:ind w:left="2520" w:hanging="360"/>
+      </w:pPr>
+      <w:rPr>
+        <w:rFonts w:ascii="Symbol" w:hAnsi="Symbol" w:hint="default"/>
+      </w:rPr>
+    </w:lvl>
+    <w:lvl w:ilvl="4" w:tplc="40090003" w:tentative="1">
+      <w:start w:val="1"/>
+      <w:numFmt w:val="bullet"/>
+      <w:lvlText w:val="o"/>
+      <w:lvlJc w:val="left"/>
+      <w:pPr>
+        <w:ind w:left="3240" w:hanging="360"/>
+      </w:pPr>
+      <w:rPr>
+        <w:rFonts w:ascii="Courier New" w:hAnsi="Courier New" w:cs="Courier New" w:hint="default"/>
+      </w:rPr>
+    </w:lvl>
+    <w:lvl w:ilvl="5" w:tplc="40090005" w:tentative="1">
+      <w:start w:val="1"/>
+      <w:numFmt w:val="bullet"/>
+      <w:lvlText w:val=""/>
+      <w:lvlJc w:val="left"/>
+      <w:pPr>
+        <w:ind w:left="3960" w:hanging="360"/>
+      </w:pPr>
+      <w:rPr>
+        <w:rFonts w:ascii="Wingdings" w:hAnsi="Wingdings" w:hint="default"/>
+      </w:rPr>
+    </w:lvl>
+    <w:lvl w:ilvl="6" w:tplc="40090001" w:tentative="1">
+      <w:start w:val="1"/>
+      <w:numFmt w:val="bullet"/>
+      <w:lvlText w:val=""/>
+      <w:lvlJc w:val="left"/>
+      <w:pPr>
+        <w:ind w:left="4680" w:hanging="360"/>
+      </w:pPr>
+      <w:rPr>
+        <w:rFonts w:ascii="Symbol" w:hAnsi="Symbol" w:hint="default"/>
+      </w:rPr>
+    </w:lvl>
+    <w:lvl w:ilvl="7" w:tplc="40090003" w:tentative="1">
+      <w:start w:val="1"/>
+      <w:numFmt w:val="bullet"/>
+      <w:lvlText w:val="o"/>
+      <w:lvlJc w:val="left"/>
+      <w:pPr>
+        <w:ind w:left="5400" w:hanging="360"/>
+      </w:pPr>
+      <w:rPr>
+        <w:rFonts w:ascii="Courier New" w:hAnsi="Courier New" w:cs="Courier New" w:hint="default"/>
+      </w:rPr>
+    </w:lvl>
+    <w:lvl w:ilvl="8" w:tplc="40090005" w:tentative="1">
+      <w:start w:val="1"/>
+      <w:numFmt w:val="bullet"/>
+      <w:lvlText w:val=""/>
+      <w:lvlJc w:val="left"/>
+      <w:pPr>
+        <w:ind w:left="6120" w:hanging="360"/>
+      </w:pPr>
+      <w:rPr>
+        <w:rFonts w:ascii="Wingdings" w:hAnsi="Wingdings" w:hint="default"/>
+      </w:rPr>
+    </w:lvl>
+  </w:abstractNum>
+  <w:abstractNum w:abstractNumId="2" w15:restartNumberingAfterBreak="0">
+    <w:nsid w:val="0EC30304"/>
+    <w:multiLevelType w:val="hybridMultilevel"/>
+    <w:tmpl w:val="D980877A"/>
+    <w:lvl w:ilvl="0" w:tplc="40090009">
+      <w:start w:val="1"/>
+      <w:numFmt w:val="bullet"/>
+      <w:lvlText w:val=""/>
+      <w:lvlJc w:val="left"/>
+      <w:pPr>
+        <w:ind w:left="360" w:hanging="360"/>
+      </w:pPr>
+      <w:rPr>
+        <w:rFonts w:ascii="Wingdings" w:hAnsi="Wingdings" w:hint="default"/>
+      </w:rPr>
+    </w:lvl>
+    <w:lvl w:ilvl="1" w:tplc="40090003" w:tentative="1">
+      <w:start w:val="1"/>
+      <w:numFmt w:val="bullet"/>
+      <w:lvlText w:val="o"/>
+      <w:lvlJc w:val="left"/>
+      <w:pPr>
+        <w:ind w:left="1080" w:hanging="360"/>
+      </w:pPr>
+      <w:rPr>
+        <w:rFonts w:ascii="Courier New" w:hAnsi="Courier New" w:cs="Courier New" w:hint="default"/>
+      </w:rPr>
+    </w:lvl>
+    <w:lvl w:ilvl="2" w:tplc="40090005" w:tentative="1">
+      <w:start w:val="1"/>
+      <w:numFmt w:val="bullet"/>
+      <w:lvlText w:val=""/>
+      <w:lvlJc w:val="left"/>
+      <w:pPr>
+        <w:ind w:left="1800" w:hanging="360"/>
+      </w:pPr>
+      <w:rPr>
+        <w:rFonts w:ascii="Wingdings" w:hAnsi="Wingdings" w:hint="default"/>
+      </w:rPr>
+    </w:lvl>
+    <w:lvl w:ilvl="3" w:tplc="40090001" w:tentative="1">
+      <w:start w:val="1"/>
+      <w:numFmt w:val="bullet"/>
+      <w:lvlText w:val=""/>
+      <w:lvlJc w:val="left"/>
+      <w:pPr>
+        <w:ind w:left="2520" w:hanging="360"/>
+      </w:pPr>
+      <w:rPr>
+        <w:rFonts w:ascii="Symbol" w:hAnsi="Symbol" w:hint="default"/>
+      </w:rPr>
+    </w:lvl>
+    <w:lvl w:ilvl="4" w:tplc="40090003" w:tentative="1">
+      <w:start w:val="1"/>
+      <w:numFmt w:val="bullet"/>
+      <w:lvlText w:val="o"/>
+      <w:lvlJc w:val="left"/>
+      <w:pPr>
+        <w:ind w:left="3240" w:hanging="360"/>
+      </w:pPr>
+      <w:rPr>
+        <w:rFonts w:ascii="Courier New" w:hAnsi="Courier New" w:cs="Courier New" w:hint="default"/>
+      </w:rPr>
+    </w:lvl>
+    <w:lvl w:ilvl="5" w:tplc="40090005" w:tentative="1">
+      <w:start w:val="1"/>
+      <w:numFmt w:val="bullet"/>
+      <w:lvlText w:val=""/>
+      <w:lvlJc w:val="left"/>
+      <w:pPr>
+        <w:ind w:left="3960" w:hanging="360"/>
+      </w:pPr>
+      <w:rPr>
+        <w:rFonts w:ascii="Wingdings" w:hAnsi="Wingdings" w:hint="default"/>
+      </w:rPr>
+    </w:lvl>
+    <w:lvl w:ilvl="6" w:tplc="40090001" w:tentative="1">
+      <w:start w:val="1"/>
+      <w:numFmt w:val="bullet"/>
+      <w:lvlText w:val=""/>
+      <w:lvlJc w:val="left"/>
+      <w:pPr>
+        <w:ind w:left="4680" w:hanging="360"/>
+      </w:pPr>
+      <w:rPr>
+        <w:rFonts w:ascii="Symbol" w:hAnsi="Symbol" w:hint="default"/>
+      </w:rPr>
+    </w:lvl>
+    <w:lvl w:ilvl="7" w:tplc="40090003" w:tentative="1">
+      <w:start w:val="1"/>
+      <w:numFmt w:val="bullet"/>
+      <w:lvlText w:val="o"/>
+      <w:lvlJc w:val="left"/>
+      <w:pPr>
+        <w:ind w:left="5400" w:hanging="360"/>
+      </w:pPr>
+      <w:rPr>
+        <w:rFonts w:ascii="Courier New" w:hAnsi="Courier New" w:cs="Courier New" w:hint="default"/>
+      </w:rPr>
+    </w:lvl>
+    <w:lvl w:ilvl="8" w:tplc="40090005" w:tentative="1">
+      <w:start w:val="1"/>
+      <w:numFmt w:val="bullet"/>
+      <w:lvlText w:val=""/>
+      <w:lvlJc w:val="left"/>
+      <w:pPr>
+        <w:ind w:left="6120" w:hanging="360"/>
+      </w:pPr>
+      <w:rPr>
+        <w:rFonts w:ascii="Wingdings" w:hAnsi="Wingdings" w:hint="default"/>
+      </w:rPr>
+    </w:lvl>
+  </w:abstractNum>
+  <w:abstractNum w:abstractNumId="3" w15:restartNumberingAfterBreak="0">
+    <w:nsid w:val="0EEF1CEC"/>
+    <w:multiLevelType w:val="hybridMultilevel"/>
+    <w:tmpl w:val="5BCC09F0"/>
+    <w:lvl w:ilvl="0" w:tplc="4009000F">
+      <w:start w:val="1"/>
+      <w:numFmt w:val="decimal"/>
+      <w:lvlText w:val="%1."/>
+      <w:lvlJc w:val="left"/>
+      <w:pPr>
+        <w:ind w:left="1440" w:hanging="360"/>
+      </w:pPr>
+    </w:lvl>
+    <w:lvl w:ilvl="1" w:tplc="40090019" w:tentative="1">
+      <w:start w:val="1"/>
+      <w:numFmt w:val="lowerLetter"/>
+      <w:lvlText w:val="%2."/>
+      <w:lvlJc w:val="left"/>
+      <w:pPr>
+        <w:ind w:left="2160" w:hanging="360"/>
+      </w:pPr>
+    </w:lvl>
+    <w:lvl w:ilvl="2" w:tplc="4009001B" w:tentative="1">
+      <w:start w:val="1"/>
+      <w:numFmt w:val="lowerRoman"/>
+      <w:lvlText w:val="%3."/>
+      <w:lvlJc w:val="right"/>
+      <w:pPr>
+        <w:ind w:left="2880" w:hanging="180"/>
+      </w:pPr>
+    </w:lvl>
+    <w:lvl w:ilvl="3" w:tplc="4009000F" w:tentative="1">
+      <w:start w:val="1"/>
+      <w:numFmt w:val="decimal"/>
+      <w:lvlText w:val="%4."/>
+      <w:lvlJc w:val="left"/>
+      <w:pPr>
+        <w:ind w:left="3600" w:hanging="360"/>
+      </w:pPr>
+    </w:lvl>
+    <w:lvl w:ilvl="4" w:tplc="40090019" w:tentative="1">
+      <w:start w:val="1"/>
+      <w:numFmt w:val="lowerLetter"/>
+      <w:lvlText w:val="%5."/>
+      <w:lvlJc w:val="left"/>
+      <w:pPr>
+        <w:ind w:left="4320" w:hanging="360"/>
+      </w:pPr>
+    </w:lvl>
+    <w:lvl w:ilvl="5" w:tplc="4009001B" w:tentative="1">
+      <w:start w:val="1"/>
+      <w:numFmt w:val="lowerRoman"/>
+      <w:lvlText w:val="%6."/>
+      <w:lvlJc w:val="right"/>
+      <w:pPr>
+        <w:ind w:left="5040" w:hanging="180"/>
+      </w:pPr>
+    </w:lvl>
+    <w:lvl w:ilvl="6" w:tplc="4009000F" w:tentative="1">
+      <w:start w:val="1"/>
+      <w:numFmt w:val="decimal"/>
+      <w:lvlText w:val="%7."/>
+      <w:lvlJc w:val="left"/>
+      <w:pPr>
+        <w:ind w:left="5760" w:hanging="360"/>
+      </w:pPr>
+    </w:lvl>
+    <w:lvl w:ilvl="7" w:tplc="40090019" w:tentative="1">
+      <w:start w:val="1"/>
+      <w:numFmt w:val="lowerLetter"/>
+      <w:lvlText w:val="%8."/>
+      <w:lvlJc w:val="left"/>
+      <w:pPr>
+        <w:ind w:left="6480" w:hanging="360"/>
+      </w:pPr>
+    </w:lvl>
+    <w:lvl w:ilvl="8" w:tplc="4009001B" w:tentative="1">
+      <w:start w:val="1"/>
+      <w:numFmt w:val="lowerRoman"/>
+      <w:lvlText w:val="%9."/>
+      <w:lvlJc w:val="right"/>
+      <w:pPr>
+        <w:ind w:left="7200" w:hanging="180"/>
+      </w:pPr>
+    </w:lvl>
+  </w:abstractNum>
+  <w:abstractNum w:abstractNumId="4" w15:restartNumberingAfterBreak="0">
+    <w:nsid w:val="1289349F"/>
+    <w:multiLevelType w:val="hybridMultilevel"/>
+    <w:tmpl w:val="F880CDFA"/>
+    <w:lvl w:ilvl="0" w:tplc="40090009">
+      <w:start w:val="1"/>
+      <w:numFmt w:val="bullet"/>
+      <w:lvlText w:val=""/>
+      <w:lvlJc w:val="left"/>
+      <w:pPr>
+        <w:ind w:left="360" w:hanging="360"/>
+      </w:pPr>
+      <w:rPr>
+        <w:rFonts w:ascii="Wingdings" w:hAnsi="Wingdings" w:hint="default"/>
+      </w:rPr>
+    </w:lvl>
+    <w:lvl w:ilvl="1" w:tplc="40090003" w:tentative="1">
+      <w:start w:val="1"/>
+      <w:numFmt w:val="bullet"/>
+      <w:lvlText w:val="o"/>
+      <w:lvlJc w:val="left"/>
+      <w:pPr>
+        <w:ind w:left="1080" w:hanging="360"/>
+      </w:pPr>
+      <w:rPr>
+        <w:rFonts w:ascii="Courier New" w:hAnsi="Courier New" w:cs="Courier New" w:hint="default"/>
+      </w:rPr>
+    </w:lvl>
+    <w:lvl w:ilvl="2" w:tplc="40090005" w:tentative="1">
+      <w:start w:val="1"/>
+      <w:numFmt w:val="bullet"/>
+      <w:lvlText w:val=""/>
+      <w:lvlJc w:val="left"/>
+      <w:pPr>
+        <w:ind w:left="1800" w:hanging="360"/>
+      </w:pPr>
+      <w:rPr>
+        <w:rFonts w:ascii="Wingdings" w:hAnsi="Wingdings" w:hint="default"/>
+      </w:rPr>
+    </w:lvl>
+    <w:lvl w:ilvl="3" w:tplc="40090001" w:tentative="1">
+      <w:start w:val="1"/>
+      <w:numFmt w:val="bullet"/>
+      <w:lvlText w:val=""/>
+      <w:lvlJc w:val="left"/>
+      <w:pPr>
+        <w:ind w:left="2520" w:hanging="360"/>
+      </w:pPr>
+      <w:rPr>
+        <w:rFonts w:ascii="Symbol" w:hAnsi="Symbol" w:hint="default"/>
+      </w:rPr>
+    </w:lvl>
+    <w:lvl w:ilvl="4" w:tplc="40090003" w:tentative="1">
+      <w:start w:val="1"/>
+      <w:numFmt w:val="bullet"/>
+      <w:lvlText w:val="o"/>
+      <w:lvlJc w:val="left"/>
+      <w:pPr>
+        <w:ind w:left="3240" w:hanging="360"/>
+      </w:pPr>
+      <w:rPr>
+        <w:rFonts w:ascii="Courier New" w:hAnsi="Courier New" w:cs="Courier New" w:hint="default"/>
+      </w:rPr>
+    </w:lvl>
+    <w:lvl w:ilvl="5" w:tplc="40090005" w:tentative="1">
+      <w:start w:val="1"/>
+      <w:numFmt w:val="bullet"/>
+      <w:lvlText w:val=""/>
+      <w:lvlJc w:val="left"/>
+      <w:pPr>
+        <w:ind w:left="3960" w:hanging="360"/>
+      </w:pPr>
+      <w:rPr>
+        <w:rFonts w:ascii="Wingdings" w:hAnsi="Wingdings" w:hint="default"/>
+      </w:rPr>
+    </w:lvl>
+    <w:lvl w:ilvl="6" w:tplc="40090001" w:tentative="1">
+      <w:start w:val="1"/>
+      <w:numFmt w:val="bullet"/>
+      <w:lvlText w:val=""/>
+      <w:lvlJc w:val="left"/>
+      <w:pPr>
+        <w:ind w:left="4680" w:hanging="360"/>
+      </w:pPr>
+      <w:rPr>
+        <w:rFonts w:ascii="Symbol" w:hAnsi="Symbol" w:hint="default"/>
+      </w:rPr>
+    </w:lvl>
+    <w:lvl w:ilvl="7" w:tplc="40090003" w:tentative="1">
+      <w:start w:val="1"/>
+      <w:numFmt w:val="bullet"/>
+      <w:lvlText w:val="o"/>
+      <w:lvlJc w:val="left"/>
+      <w:pPr>
+        <w:ind w:left="5400" w:hanging="360"/>
+      </w:pPr>
+      <w:rPr>
+        <w:rFonts w:ascii="Courier New" w:hAnsi="Courier New" w:cs="Courier New" w:hint="default"/>
+      </w:rPr>
+    </w:lvl>
+    <w:lvl w:ilvl="8" w:tplc="40090005" w:tentative="1">
+      <w:start w:val="1"/>
+      <w:numFmt w:val="bullet"/>
+      <w:lvlText w:val=""/>
+      <w:lvlJc w:val="left"/>
+      <w:pPr>
+        <w:ind w:left="6120" w:hanging="360"/>
+      </w:pPr>
+      <w:rPr>
+        <w:rFonts w:ascii="Wingdings" w:hAnsi="Wingdings" w:hint="default"/>
+      </w:rPr>
+    </w:lvl>
+  </w:abstractNum>
+  <w:abstractNum w:abstractNumId="5" w15:restartNumberingAfterBreak="0">
+    <w:nsid w:val="1A7779DA"/>
+    <w:multiLevelType w:val="hybridMultilevel"/>
+    <w:tmpl w:val="8DB27E0A"/>
+    <w:lvl w:ilvl="0" w:tplc="40090005">
+      <w:start w:val="1"/>
+      <w:numFmt w:val="bullet"/>
+      <w:lvlText w:val=""/>
+      <w:lvlJc w:val="left"/>
+      <w:pPr>
+        <w:ind w:left="360" w:hanging="360"/>
+      </w:pPr>
+      <w:rPr>
+        <w:rFonts w:ascii="Wingdings" w:hAnsi="Wingdings" w:hint="default"/>
+      </w:rPr>
+    </w:lvl>
+    <w:lvl w:ilvl="1" w:tplc="40090003" w:tentative="1">
+      <w:start w:val="1"/>
+      <w:numFmt w:val="bullet"/>
+      <w:lvlText w:val="o"/>
+      <w:lvlJc w:val="left"/>
+      <w:pPr>
+        <w:ind w:left="1080" w:hanging="360"/>
+      </w:pPr>
+      <w:rPr>
+        <w:rFonts w:ascii="Courier New" w:hAnsi="Courier New" w:cs="Courier New" w:hint="default"/>
+      </w:rPr>
+    </w:lvl>
+    <w:lvl w:ilvl="2" w:tplc="40090005" w:tentative="1">
+      <w:start w:val="1"/>
+      <w:numFmt w:val="bullet"/>
+      <w:lvlText w:val=""/>
+      <w:lvlJc w:val="left"/>
+      <w:pPr>
+        <w:ind w:left="1800" w:hanging="360"/>
+      </w:pPr>
+      <w:rPr>
+        <w:rFonts w:ascii="Wingdings" w:hAnsi="Wingdings" w:hint="default"/>
+      </w:rPr>
+    </w:lvl>
+    <w:lvl w:ilvl="3" w:tplc="40090001" w:tentative="1">
+      <w:start w:val="1"/>
+      <w:numFmt w:val="bullet"/>
+      <w:lvlText w:val=""/>
+      <w:lvlJc w:val="left"/>
+      <w:pPr>
+        <w:ind w:left="2520" w:hanging="360"/>
+      </w:pPr>
+      <w:rPr>
+        <w:rFonts w:ascii="Symbol" w:hAnsi="Symbol" w:hint="default"/>
+      </w:rPr>
+    </w:lvl>
+    <w:lvl w:ilvl="4" w:tplc="40090003" w:tentative="1">
+      <w:start w:val="1"/>
+      <w:numFmt w:val="bullet"/>
+      <w:lvlText w:val="o"/>
+      <w:lvlJc w:val="left"/>
+      <w:pPr>
+        <w:ind w:left="3240" w:hanging="360"/>
+      </w:pPr>
+      <w:rPr>
+        <w:rFonts w:ascii="Courier New" w:hAnsi="Courier New" w:cs="Courier New" w:hint="default"/>
+      </w:rPr>
+    </w:lvl>
+    <w:lvl w:ilvl="5" w:tplc="40090005" w:tentative="1">
+      <w:start w:val="1"/>
+      <w:numFmt w:val="bullet"/>
+      <w:lvlText w:val=""/>
+      <w:lvlJc w:val="left"/>
+      <w:pPr>
+        <w:ind w:left="3960" w:hanging="360"/>
+      </w:pPr>
+      <w:rPr>
+        <w:rFonts w:ascii="Wingdings" w:hAnsi="Wingdings" w:hint="default"/>
+      </w:rPr>
+    </w:lvl>
+    <w:lvl w:ilvl="6" w:tplc="40090001" w:tentative="1">
+      <w:start w:val="1"/>
+      <w:numFmt w:val="bullet"/>
+      <w:lvlText w:val=""/>
+      <w:lvlJc w:val="left"/>
+      <w:pPr>
+        <w:ind w:left="4680" w:hanging="360"/>
+      </w:pPr>
+      <w:rPr>
+        <w:rFonts w:ascii="Symbol" w:hAnsi="Symbol" w:hint="default"/>
+      </w:rPr>
+    </w:lvl>
+    <w:lvl w:ilvl="7" w:tplc="40090003" w:tentative="1">
+      <w:start w:val="1"/>
+      <w:numFmt w:val="bullet"/>
+      <w:lvlText w:val="o"/>
+      <w:lvlJc w:val="left"/>
+      <w:pPr>
+        <w:ind w:left="5400" w:hanging="360"/>
+      </w:pPr>
+      <w:rPr>
+        <w:rFonts w:ascii="Courier New" w:hAnsi="Courier New" w:cs="Courier New" w:hint="default"/>
+      </w:rPr>
+    </w:lvl>
+    <w:lvl w:ilvl="8" w:tplc="40090005" w:tentative="1">
+      <w:start w:val="1"/>
+      <w:numFmt w:val="bullet"/>
+      <w:lvlText w:val=""/>
+      <w:lvlJc w:val="left"/>
+      <w:pPr>
+        <w:ind w:left="6120" w:hanging="360"/>
+      </w:pPr>
+      <w:rPr>
+        <w:rFonts w:ascii="Wingdings" w:hAnsi="Wingdings" w:hint="default"/>
+      </w:rPr>
+    </w:lvl>
+  </w:abstractNum>
+  <w:abstractNum w:abstractNumId="6" w15:restartNumberingAfterBreak="0">
+    <w:nsid w:val="1E7B7A52"/>
+    <w:multiLevelType w:val="hybridMultilevel"/>
+    <w:tmpl w:val="B9243734"/>
+    <w:lvl w:ilvl="0" w:tplc="40090009">
+      <w:start w:val="1"/>
+      <w:numFmt w:val="bullet"/>
+      <w:lvlText w:val=""/>
+      <w:lvlJc w:val="left"/>
+      <w:pPr>
+        <w:ind w:left="360" w:hanging="360"/>
+      </w:pPr>
+      <w:rPr>
+        <w:rFonts w:ascii="Wingdings" w:hAnsi="Wingdings" w:hint="default"/>
+      </w:rPr>
+    </w:lvl>
+    <w:lvl w:ilvl="1" w:tplc="40090003" w:tentative="1">
+      <w:start w:val="1"/>
+      <w:numFmt w:val="bullet"/>
+      <w:lvlText w:val="o"/>
+      <w:lvlJc w:val="left"/>
+      <w:pPr>
+        <w:ind w:left="1080" w:hanging="360"/>
+      </w:pPr>
+      <w:rPr>
+        <w:rFonts w:ascii="Courier New" w:hAnsi="Courier New" w:cs="Courier New" w:hint="default"/>
+      </w:rPr>
+    </w:lvl>
+    <w:lvl w:ilvl="2" w:tplc="40090005" w:tentative="1">
+      <w:start w:val="1"/>
+      <w:numFmt w:val="bullet"/>
+      <w:lvlText w:val=""/>
+      <w:lvlJc w:val="left"/>
+      <w:pPr>
+        <w:ind w:left="1800" w:hanging="360"/>
+      </w:pPr>
+      <w:rPr>
+        <w:rFonts w:ascii="Wingdings" w:hAnsi="Wingdings" w:hint="default"/>
+      </w:rPr>
+    </w:lvl>
+    <w:lvl w:ilvl="3" w:tplc="40090001" w:tentative="1">
+      <w:start w:val="1"/>
+      <w:numFmt w:val="bullet"/>
+      <w:lvlText w:val=""/>
+      <w:lvlJc w:val="left"/>
+      <w:pPr>
+        <w:ind w:left="2520" w:hanging="360"/>
+      </w:pPr>
+      <w:rPr>
+        <w:rFonts w:ascii="Symbol" w:hAnsi="Symbol" w:hint="default"/>
+      </w:rPr>
+    </w:lvl>
+    <w:lvl w:ilvl="4" w:tplc="40090003" w:tentative="1">
+      <w:start w:val="1"/>
+      <w:numFmt w:val="bullet"/>
+      <w:lvlText w:val="o"/>
+      <w:lvlJc w:val="left"/>
+      <w:pPr>
+        <w:ind w:left="3240" w:hanging="360"/>
+      </w:pPr>
+      <w:rPr>
+        <w:rFonts w:ascii="Courier New" w:hAnsi="Courier New" w:cs="Courier New" w:hint="default"/>
+      </w:rPr>
+    </w:lvl>
+    <w:lvl w:ilvl="5" w:tplc="40090005" w:tentative="1">
+      <w:start w:val="1"/>
+      <w:numFmt w:val="bullet"/>
+      <w:lvlText w:val=""/>
+      <w:lvlJc w:val="left"/>
+      <w:pPr>
+        <w:ind w:left="3960" w:hanging="360"/>
+      </w:pPr>
+      <w:rPr>
+        <w:rFonts w:ascii="Wingdings" w:hAnsi="Wingdings" w:hint="default"/>
+      </w:rPr>
+    </w:lvl>
+    <w:lvl w:ilvl="6" w:tplc="40090001" w:tentative="1">
+      <w:start w:val="1"/>
+      <w:numFmt w:val="bullet"/>
+      <w:lvlText w:val=""/>
+      <w:lvlJc w:val="left"/>
+      <w:pPr>
+        <w:ind w:left="4680" w:hanging="360"/>
+      </w:pPr>
+      <w:rPr>
+        <w:rFonts w:ascii="Symbol" w:hAnsi="Symbol" w:hint="default"/>
+      </w:rPr>
+    </w:lvl>
+    <w:lvl w:ilvl="7" w:tplc="40090003" w:tentative="1">
+      <w:start w:val="1"/>
+      <w:numFmt w:val="bullet"/>
+      <w:lvlText w:val="o"/>
+      <w:lvlJc w:val="left"/>
+      <w:pPr>
+        <w:ind w:left="5400" w:hanging="360"/>
+      </w:pPr>
+      <w:rPr>
+        <w:rFonts w:ascii="Courier New" w:hAnsi="Courier New" w:cs="Courier New" w:hint="default"/>
+      </w:rPr>
+    </w:lvl>
+    <w:lvl w:ilvl="8" w:tplc="40090005" w:tentative="1">
+      <w:start w:val="1"/>
+      <w:numFmt w:val="bullet"/>
+      <w:lvlText w:val=""/>
+      <w:lvlJc w:val="left"/>
+      <w:pPr>
+        <w:ind w:left="6120" w:hanging="360"/>
+      </w:pPr>
+      <w:rPr>
+        <w:rFonts w:ascii="Wingdings" w:hAnsi="Wingdings" w:hint="default"/>
+      </w:rPr>
+    </w:lvl>
+  </w:abstractNum>
+  <w:abstractNum w:abstractNumId="7" w15:restartNumberingAfterBreak="0">
+    <w:nsid w:val="1F443B25"/>
+    <w:multiLevelType w:val="hybridMultilevel"/>
+    <w:tmpl w:val="598494AA"/>
+    <w:lvl w:ilvl="0" w:tplc="40090005">
+      <w:start w:val="1"/>
+      <w:numFmt w:val="bullet"/>
+      <w:lvlText w:val=""/>
+      <w:lvlJc w:val="left"/>
+      <w:pPr>
+        <w:ind w:left="720" w:hanging="360"/>
+      </w:pPr>
+      <w:rPr>
+        <w:rFonts w:ascii="Wingdings" w:hAnsi="Wingdings" w:hint="default"/>
+      </w:rPr>
+    </w:lvl>
+    <w:lvl w:ilvl="1" w:tplc="40090003" w:tentative="1">
+      <w:start w:val="1"/>
+      <w:numFmt w:val="bullet"/>
+      <w:lvlText w:val="o"/>
+      <w:lvlJc w:val="left"/>
+      <w:pPr>
+        <w:ind w:left="1440" w:hanging="360"/>
+      </w:pPr>
+      <w:rPr>
+        <w:rFonts w:ascii="Courier New" w:hAnsi="Courier New" w:cs="Courier New" w:hint="default"/>
+      </w:rPr>
+    </w:lvl>
+    <w:lvl w:ilvl="2" w:tplc="40090005" w:tentative="1">
+      <w:start w:val="1"/>
+      <w:numFmt w:val="bullet"/>
+      <w:lvlText w:val=""/>
+      <w:lvlJc w:val="left"/>
+      <w:pPr>
+        <w:ind w:left="2160" w:hanging="360"/>
+      </w:pPr>
+      <w:rPr>
+        <w:rFonts w:ascii="Wingdings" w:hAnsi="Wingdings" w:hint="default"/>
+      </w:rPr>
+    </w:lvl>
+    <w:lvl w:ilvl="3" w:tplc="40090001" w:tentative="1">
+      <w:start w:val="1"/>
+      <w:numFmt w:val="bullet"/>
+      <w:lvlText w:val=""/>
+      <w:lvlJc w:val="left"/>
+      <w:pPr>
+        <w:ind w:left="2880" w:hanging="360"/>
+      </w:pPr>
+      <w:rPr>
+        <w:rFonts w:ascii="Symbol" w:hAnsi="Symbol" w:hint="default"/>
+      </w:rPr>
+    </w:lvl>
+    <w:lvl w:ilvl="4" w:tplc="40090003" w:tentative="1">
+      <w:start w:val="1"/>
+      <w:numFmt w:val="bullet"/>
+      <w:lvlText w:val="o"/>
+      <w:lvlJc w:val="left"/>
+      <w:pPr>
+        <w:ind w:left="3600" w:hanging="360"/>
+      </w:pPr>
+      <w:rPr>
+        <w:rFonts w:ascii="Courier New" w:hAnsi="Courier New" w:cs="Courier New" w:hint="default"/>
+      </w:rPr>
+    </w:lvl>
+    <w:lvl w:ilvl="5" w:tplc="40090005" w:tentative="1">
+      <w:start w:val="1"/>
+      <w:numFmt w:val="bullet"/>
+      <w:lvlText w:val=""/>
+      <w:lvlJc w:val="left"/>
+      <w:pPr>
+        <w:ind w:left="4320" w:hanging="360"/>
+      </w:pPr>
+      <w:rPr>
+        <w:rFonts w:ascii="Wingdings" w:hAnsi="Wingdings" w:hint="default"/>
+      </w:rPr>
+    </w:lvl>
+    <w:lvl w:ilvl="6" w:tplc="40090001" w:tentative="1">
+      <w:start w:val="1"/>
+      <w:numFmt w:val="bullet"/>
+      <w:lvlText w:val=""/>
+      <w:lvlJc w:val="left"/>
+      <w:pPr>
+        <w:ind w:left="5040" w:hanging="360"/>
+      </w:pPr>
+      <w:rPr>
+        <w:rFonts w:ascii="Symbol" w:hAnsi="Symbol" w:hint="default"/>
+      </w:rPr>
+    </w:lvl>
+    <w:lvl w:ilvl="7" w:tplc="40090003" w:tentative="1">
+      <w:start w:val="1"/>
+      <w:numFmt w:val="bullet"/>
+      <w:lvlText w:val="o"/>
+      <w:lvlJc w:val="left"/>
+      <w:pPr>
+        <w:ind w:left="5760" w:hanging="360"/>
+      </w:pPr>
+      <w:rPr>
+        <w:rFonts w:ascii="Courier New" w:hAnsi="Courier New" w:cs="Courier New" w:hint="default"/>
+      </w:rPr>
+    </w:lvl>
+    <w:lvl w:ilvl="8" w:tplc="40090005" w:tentative="1">
+      <w:start w:val="1"/>
+      <w:numFmt w:val="bullet"/>
+      <w:lvlText w:val=""/>
+      <w:lvlJc w:val="left"/>
+      <w:pPr>
+        <w:ind w:left="6480" w:hanging="360"/>
+      </w:pPr>
+      <w:rPr>
+        <w:rFonts w:ascii="Wingdings" w:hAnsi="Wingdings" w:hint="default"/>
+      </w:rPr>
+    </w:lvl>
+  </w:abstractNum>
+  <w:abstractNum w:abstractNumId="8" w15:restartNumberingAfterBreak="0">
     <w:nsid w:val="23A369FF"/>
     <w:multiLevelType w:val="hybridMultilevel"/>
     <w:tmpl w:val="467E9E72"/>
@@ -2097,7 +5882,93 @@
       </w:rPr>
     </w:lvl>
   </w:abstractNum>
-  <w:abstractNum w:abstractNumId="2" w15:restartNumberingAfterBreak="0">
+  <w:abstractNum w:abstractNumId="9" w15:restartNumberingAfterBreak="0">
+    <w:nsid w:val="26931A1D"/>
+    <w:multiLevelType w:val="hybridMultilevel"/>
+    <w:tmpl w:val="F96C43FE"/>
+    <w:lvl w:ilvl="0" w:tplc="4009000F">
+      <w:start w:val="1"/>
+      <w:numFmt w:val="decimal"/>
+      <w:lvlText w:val="%1."/>
+      <w:lvlJc w:val="left"/>
+      <w:pPr>
+        <w:ind w:left="1440" w:hanging="360"/>
+      </w:pPr>
+    </w:lvl>
+    <w:lvl w:ilvl="1" w:tplc="40090019" w:tentative="1">
+      <w:start w:val="1"/>
+      <w:numFmt w:val="lowerLetter"/>
+      <w:lvlText w:val="%2."/>
+      <w:lvlJc w:val="left"/>
+      <w:pPr>
+        <w:ind w:left="2160" w:hanging="360"/>
+      </w:pPr>
+    </w:lvl>
+    <w:lvl w:ilvl="2" w:tplc="4009001B" w:tentative="1">
+      <w:start w:val="1"/>
+      <w:numFmt w:val="lowerRoman"/>
+      <w:lvlText w:val="%3."/>
+      <w:lvlJc w:val="right"/>
+      <w:pPr>
+        <w:ind w:left="2880" w:hanging="180"/>
+      </w:pPr>
+    </w:lvl>
+    <w:lvl w:ilvl="3" w:tplc="4009000F" w:tentative="1">
+      <w:start w:val="1"/>
+      <w:numFmt w:val="decimal"/>
+      <w:lvlText w:val="%4."/>
+      <w:lvlJc w:val="left"/>
+      <w:pPr>
+        <w:ind w:left="3600" w:hanging="360"/>
+      </w:pPr>
+    </w:lvl>
+    <w:lvl w:ilvl="4" w:tplc="40090019" w:tentative="1">
+      <w:start w:val="1"/>
+      <w:numFmt w:val="lowerLetter"/>
+      <w:lvlText w:val="%5."/>
+      <w:lvlJc w:val="left"/>
+      <w:pPr>
+        <w:ind w:left="4320" w:hanging="360"/>
+      </w:pPr>
+    </w:lvl>
+    <w:lvl w:ilvl="5" w:tplc="4009001B" w:tentative="1">
+      <w:start w:val="1"/>
+      <w:numFmt w:val="lowerRoman"/>
+      <w:lvlText w:val="%6."/>
+      <w:lvlJc w:val="right"/>
+      <w:pPr>
+        <w:ind w:left="5040" w:hanging="180"/>
+      </w:pPr>
+    </w:lvl>
+    <w:lvl w:ilvl="6" w:tplc="4009000F" w:tentative="1">
+      <w:start w:val="1"/>
+      <w:numFmt w:val="decimal"/>
+      <w:lvlText w:val="%7."/>
+      <w:lvlJc w:val="left"/>
+      <w:pPr>
+        <w:ind w:left="5760" w:hanging="360"/>
+      </w:pPr>
+    </w:lvl>
+    <w:lvl w:ilvl="7" w:tplc="40090019" w:tentative="1">
+      <w:start w:val="1"/>
+      <w:numFmt w:val="lowerLetter"/>
+      <w:lvlText w:val="%8."/>
+      <w:lvlJc w:val="left"/>
+      <w:pPr>
+        <w:ind w:left="6480" w:hanging="360"/>
+      </w:pPr>
+    </w:lvl>
+    <w:lvl w:ilvl="8" w:tplc="4009001B" w:tentative="1">
+      <w:start w:val="1"/>
+      <w:numFmt w:val="lowerRoman"/>
+      <w:lvlText w:val="%9."/>
+      <w:lvlJc w:val="right"/>
+      <w:pPr>
+        <w:ind w:left="7200" w:hanging="180"/>
+      </w:pPr>
+    </w:lvl>
+  </w:abstractNum>
+  <w:abstractNum w:abstractNumId="10" w15:restartNumberingAfterBreak="0">
     <w:nsid w:val="27E82D2E"/>
     <w:multiLevelType w:val="hybridMultilevel"/>
     <w:tmpl w:val="076CF52C"/>
@@ -2210,7 +6081,7 @@
       </w:rPr>
     </w:lvl>
   </w:abstractNum>
-  <w:abstractNum w:abstractNumId="3" w15:restartNumberingAfterBreak="0">
+  <w:abstractNum w:abstractNumId="11" w15:restartNumberingAfterBreak="0">
     <w:nsid w:val="280757AE"/>
     <w:multiLevelType w:val="hybridMultilevel"/>
     <w:tmpl w:val="0A14FE72"/>
@@ -2323,7 +6194,7 @@
       </w:rPr>
     </w:lvl>
   </w:abstractNum>
-  <w:abstractNum w:abstractNumId="4" w15:restartNumberingAfterBreak="0">
+  <w:abstractNum w:abstractNumId="12" w15:restartNumberingAfterBreak="0">
     <w:nsid w:val="291C62C2"/>
     <w:multiLevelType w:val="hybridMultilevel"/>
     <w:tmpl w:val="5B227C26"/>
@@ -2414,10 +6285,10 @@
       </w:pPr>
     </w:lvl>
   </w:abstractNum>
-  <w:abstractNum w:abstractNumId="5" w15:restartNumberingAfterBreak="0">
+  <w:abstractNum w:abstractNumId="13" w15:restartNumberingAfterBreak="0">
     <w:nsid w:val="33F16836"/>
     <w:multiLevelType w:val="hybridMultilevel"/>
-    <w:tmpl w:val="6A9201AC"/>
+    <w:tmpl w:val="69C407FC"/>
     <w:lvl w:ilvl="0" w:tplc="40090005">
       <w:start w:val="1"/>
       <w:numFmt w:val="bullet"/>
@@ -2505,7 +6376,120 @@
       </w:pPr>
     </w:lvl>
   </w:abstractNum>
-  <w:abstractNum w:abstractNumId="6" w15:restartNumberingAfterBreak="0">
+  <w:abstractNum w:abstractNumId="14" w15:restartNumberingAfterBreak="0">
+    <w:nsid w:val="452E2731"/>
+    <w:multiLevelType w:val="hybridMultilevel"/>
+    <w:tmpl w:val="F4B6B042"/>
+    <w:lvl w:ilvl="0" w:tplc="40090009">
+      <w:start w:val="1"/>
+      <w:numFmt w:val="bullet"/>
+      <w:lvlText w:val=""/>
+      <w:lvlJc w:val="left"/>
+      <w:pPr>
+        <w:ind w:left="360" w:hanging="360"/>
+      </w:pPr>
+      <w:rPr>
+        <w:rFonts w:ascii="Wingdings" w:hAnsi="Wingdings" w:hint="default"/>
+      </w:rPr>
+    </w:lvl>
+    <w:lvl w:ilvl="1" w:tplc="FFFFFFFF" w:tentative="1">
+      <w:start w:val="1"/>
+      <w:numFmt w:val="bullet"/>
+      <w:lvlText w:val="o"/>
+      <w:lvlJc w:val="left"/>
+      <w:pPr>
+        <w:ind w:left="1080" w:hanging="360"/>
+      </w:pPr>
+      <w:rPr>
+        <w:rFonts w:ascii="Courier New" w:hAnsi="Courier New" w:cs="Courier New" w:hint="default"/>
+      </w:rPr>
+    </w:lvl>
+    <w:lvl w:ilvl="2" w:tplc="FFFFFFFF" w:tentative="1">
+      <w:start w:val="1"/>
+      <w:numFmt w:val="bullet"/>
+      <w:lvlText w:val=""/>
+      <w:lvlJc w:val="left"/>
+      <w:pPr>
+        <w:ind w:left="1800" w:hanging="360"/>
+      </w:pPr>
+      <w:rPr>
+        <w:rFonts w:ascii="Wingdings" w:hAnsi="Wingdings" w:hint="default"/>
+      </w:rPr>
+    </w:lvl>
+    <w:lvl w:ilvl="3" w:tplc="FFFFFFFF" w:tentative="1">
+      <w:start w:val="1"/>
+      <w:numFmt w:val="bullet"/>
+      <w:lvlText w:val=""/>
+      <w:lvlJc w:val="left"/>
+      <w:pPr>
+        <w:ind w:left="2520" w:hanging="360"/>
+      </w:pPr>
+      <w:rPr>
+        <w:rFonts w:ascii="Symbol" w:hAnsi="Symbol" w:hint="default"/>
+      </w:rPr>
+    </w:lvl>
+    <w:lvl w:ilvl="4" w:tplc="FFFFFFFF" w:tentative="1">
+      <w:start w:val="1"/>
+      <w:numFmt w:val="bullet"/>
+      <w:lvlText w:val="o"/>
+      <w:lvlJc w:val="left"/>
+      <w:pPr>
+        <w:ind w:left="3240" w:hanging="360"/>
+      </w:pPr>
+      <w:rPr>
+        <w:rFonts w:ascii="Courier New" w:hAnsi="Courier New" w:cs="Courier New" w:hint="default"/>
+      </w:rPr>
+    </w:lvl>
+    <w:lvl w:ilvl="5" w:tplc="FFFFFFFF" w:tentative="1">
+      <w:start w:val="1"/>
+      <w:numFmt w:val="bullet"/>
+      <w:lvlText w:val=""/>
+      <w:lvlJc w:val="left"/>
+      <w:pPr>
+        <w:ind w:left="3960" w:hanging="360"/>
+      </w:pPr>
+      <w:rPr>
+        <w:rFonts w:ascii="Wingdings" w:hAnsi="Wingdings" w:hint="default"/>
+      </w:rPr>
+    </w:lvl>
+    <w:lvl w:ilvl="6" w:tplc="FFFFFFFF" w:tentative="1">
+      <w:start w:val="1"/>
+      <w:numFmt w:val="bullet"/>
+      <w:lvlText w:val=""/>
+      <w:lvlJc w:val="left"/>
+      <w:pPr>
+        <w:ind w:left="4680" w:hanging="360"/>
+      </w:pPr>
+      <w:rPr>
+        <w:rFonts w:ascii="Symbol" w:hAnsi="Symbol" w:hint="default"/>
+      </w:rPr>
+    </w:lvl>
+    <w:lvl w:ilvl="7" w:tplc="FFFFFFFF" w:tentative="1">
+      <w:start w:val="1"/>
+      <w:numFmt w:val="bullet"/>
+      <w:lvlText w:val="o"/>
+      <w:lvlJc w:val="left"/>
+      <w:pPr>
+        <w:ind w:left="5400" w:hanging="360"/>
+      </w:pPr>
+      <w:rPr>
+        <w:rFonts w:ascii="Courier New" w:hAnsi="Courier New" w:cs="Courier New" w:hint="default"/>
+      </w:rPr>
+    </w:lvl>
+    <w:lvl w:ilvl="8" w:tplc="FFFFFFFF" w:tentative="1">
+      <w:start w:val="1"/>
+      <w:numFmt w:val="bullet"/>
+      <w:lvlText w:val=""/>
+      <w:lvlJc w:val="left"/>
+      <w:pPr>
+        <w:ind w:left="6120" w:hanging="360"/>
+      </w:pPr>
+      <w:rPr>
+        <w:rFonts w:ascii="Wingdings" w:hAnsi="Wingdings" w:hint="default"/>
+      </w:rPr>
+    </w:lvl>
+  </w:abstractNum>
+  <w:abstractNum w:abstractNumId="15" w15:restartNumberingAfterBreak="0">
     <w:nsid w:val="4A4E682A"/>
     <w:multiLevelType w:val="hybridMultilevel"/>
     <w:tmpl w:val="A61E48A6"/>
@@ -2618,7 +6602,7 @@
       </w:rPr>
     </w:lvl>
   </w:abstractNum>
-  <w:abstractNum w:abstractNumId="7" w15:restartNumberingAfterBreak="0">
+  <w:abstractNum w:abstractNumId="16" w15:restartNumberingAfterBreak="0">
     <w:nsid w:val="4CFE77FC"/>
     <w:multiLevelType w:val="hybridMultilevel"/>
     <w:tmpl w:val="9116611E"/>
@@ -2731,7 +6715,7 @@
       </w:rPr>
     </w:lvl>
   </w:abstractNum>
-  <w:abstractNum w:abstractNumId="8" w15:restartNumberingAfterBreak="0">
+  <w:abstractNum w:abstractNumId="17" w15:restartNumberingAfterBreak="0">
     <w:nsid w:val="4DE04E27"/>
     <w:multiLevelType w:val="hybridMultilevel"/>
     <w:tmpl w:val="FE06F90E"/>
@@ -2844,7 +6828,7 @@
       </w:rPr>
     </w:lvl>
   </w:abstractNum>
-  <w:abstractNum w:abstractNumId="9" w15:restartNumberingAfterBreak="0">
+  <w:abstractNum w:abstractNumId="18" w15:restartNumberingAfterBreak="0">
     <w:nsid w:val="50504CE9"/>
     <w:multiLevelType w:val="hybridMultilevel"/>
     <w:tmpl w:val="740211B6"/>
@@ -2957,7 +6941,7 @@
       </w:rPr>
     </w:lvl>
   </w:abstractNum>
-  <w:abstractNum w:abstractNumId="10" w15:restartNumberingAfterBreak="0">
+  <w:abstractNum w:abstractNumId="19" w15:restartNumberingAfterBreak="0">
     <w:nsid w:val="51F90A9A"/>
     <w:multiLevelType w:val="hybridMultilevel"/>
     <w:tmpl w:val="C6F2AA92"/>
@@ -3070,7 +7054,7 @@
       </w:rPr>
     </w:lvl>
   </w:abstractNum>
-  <w:abstractNum w:abstractNumId="11" w15:restartNumberingAfterBreak="0">
+  <w:abstractNum w:abstractNumId="20" w15:restartNumberingAfterBreak="0">
     <w:nsid w:val="55B13A21"/>
     <w:multiLevelType w:val="hybridMultilevel"/>
     <w:tmpl w:val="762C14B6"/>
@@ -3183,7 +7167,7 @@
       </w:rPr>
     </w:lvl>
   </w:abstractNum>
-  <w:abstractNum w:abstractNumId="12" w15:restartNumberingAfterBreak="0">
+  <w:abstractNum w:abstractNumId="21" w15:restartNumberingAfterBreak="0">
     <w:nsid w:val="5F2B4922"/>
     <w:multiLevelType w:val="hybridMultilevel"/>
     <w:tmpl w:val="9B2C80F6"/>
@@ -3296,14 +7280,14 @@
       </w:rPr>
     </w:lvl>
   </w:abstractNum>
-  <w:abstractNum w:abstractNumId="13" w15:restartNumberingAfterBreak="0">
+  <w:abstractNum w:abstractNumId="22" w15:restartNumberingAfterBreak="0">
     <w:nsid w:val="61D9150B"/>
     <w:multiLevelType w:val="hybridMultilevel"/>
-    <w:tmpl w:val="0EC01F2E"/>
-    <w:lvl w:ilvl="0" w:tplc="40090005">
-      <w:start w:val="1"/>
-      <w:numFmt w:val="bullet"/>
-      <w:lvlText w:val=""/>
+    <w:tmpl w:val="DE668576"/>
+    <w:lvl w:ilvl="0" w:tplc="40090009">
+      <w:start w:val="1"/>
+      <w:numFmt w:val="bullet"/>
+      <w:lvlText w:val=""/>
       <w:lvlJc w:val="left"/>
       <w:pPr>
         <w:ind w:left="720" w:hanging="360"/>
@@ -3411,7 +7395,93 @@
       </w:rPr>
     </w:lvl>
   </w:abstractNum>
-  <w:abstractNum w:abstractNumId="14" w15:restartNumberingAfterBreak="0">
+  <w:abstractNum w:abstractNumId="23" w15:restartNumberingAfterBreak="0">
+    <w:nsid w:val="668835F6"/>
+    <w:multiLevelType w:val="hybridMultilevel"/>
+    <w:tmpl w:val="A4B2C9B8"/>
+    <w:lvl w:ilvl="0" w:tplc="4009000F">
+      <w:start w:val="1"/>
+      <w:numFmt w:val="decimal"/>
+      <w:lvlText w:val="%1."/>
+      <w:lvlJc w:val="left"/>
+      <w:pPr>
+        <w:ind w:left="1440" w:hanging="360"/>
+      </w:pPr>
+    </w:lvl>
+    <w:lvl w:ilvl="1" w:tplc="40090019" w:tentative="1">
+      <w:start w:val="1"/>
+      <w:numFmt w:val="lowerLetter"/>
+      <w:lvlText w:val="%2."/>
+      <w:lvlJc w:val="left"/>
+      <w:pPr>
+        <w:ind w:left="2160" w:hanging="360"/>
+      </w:pPr>
+    </w:lvl>
+    <w:lvl w:ilvl="2" w:tplc="4009001B" w:tentative="1">
+      <w:start w:val="1"/>
+      <w:numFmt w:val="lowerRoman"/>
+      <w:lvlText w:val="%3."/>
+      <w:lvlJc w:val="right"/>
+      <w:pPr>
+        <w:ind w:left="2880" w:hanging="180"/>
+      </w:pPr>
+    </w:lvl>
+    <w:lvl w:ilvl="3" w:tplc="4009000F" w:tentative="1">
+      <w:start w:val="1"/>
+      <w:numFmt w:val="decimal"/>
+      <w:lvlText w:val="%4."/>
+      <w:lvlJc w:val="left"/>
+      <w:pPr>
+        <w:ind w:left="3600" w:hanging="360"/>
+      </w:pPr>
+    </w:lvl>
+    <w:lvl w:ilvl="4" w:tplc="40090019" w:tentative="1">
+      <w:start w:val="1"/>
+      <w:numFmt w:val="lowerLetter"/>
+      <w:lvlText w:val="%5."/>
+      <w:lvlJc w:val="left"/>
+      <w:pPr>
+        <w:ind w:left="4320" w:hanging="360"/>
+      </w:pPr>
+    </w:lvl>
+    <w:lvl w:ilvl="5" w:tplc="4009001B" w:tentative="1">
+      <w:start w:val="1"/>
+      <w:numFmt w:val="lowerRoman"/>
+      <w:lvlText w:val="%6."/>
+      <w:lvlJc w:val="right"/>
+      <w:pPr>
+        <w:ind w:left="5040" w:hanging="180"/>
+      </w:pPr>
+    </w:lvl>
+    <w:lvl w:ilvl="6" w:tplc="4009000F" w:tentative="1">
+      <w:start w:val="1"/>
+      <w:numFmt w:val="decimal"/>
+      <w:lvlText w:val="%7."/>
+      <w:lvlJc w:val="left"/>
+      <w:pPr>
+        <w:ind w:left="5760" w:hanging="360"/>
+      </w:pPr>
+    </w:lvl>
+    <w:lvl w:ilvl="7" w:tplc="40090019" w:tentative="1">
+      <w:start w:val="1"/>
+      <w:numFmt w:val="lowerLetter"/>
+      <w:lvlText w:val="%8."/>
+      <w:lvlJc w:val="left"/>
+      <w:pPr>
+        <w:ind w:left="6480" w:hanging="360"/>
+      </w:pPr>
+    </w:lvl>
+    <w:lvl w:ilvl="8" w:tplc="4009001B" w:tentative="1">
+      <w:start w:val="1"/>
+      <w:numFmt w:val="lowerRoman"/>
+      <w:lvlText w:val="%9."/>
+      <w:lvlJc w:val="right"/>
+      <w:pPr>
+        <w:ind w:left="7200" w:hanging="180"/>
+      </w:pPr>
+    </w:lvl>
+  </w:abstractNum>
+  <w:abstractNum w:abstractNumId="24" w15:restartNumberingAfterBreak="0">
     <w:nsid w:val="6AA80716"/>
     <w:multiLevelType w:val="hybridMultilevel"/>
     <w:tmpl w:val="3104F3E2"/>
@@ -3524,7 +7594,7 @@
       </w:rPr>
     </w:lvl>
   </w:abstractNum>
-  <w:abstractNum w:abstractNumId="15" w15:restartNumberingAfterBreak="0">
+  <w:abstractNum w:abstractNumId="25" w15:restartNumberingAfterBreak="0">
     <w:nsid w:val="6CF963C8"/>
     <w:multiLevelType w:val="hybridMultilevel"/>
     <w:tmpl w:val="7012F5EC"/>
@@ -3637,7 +7707,7 @@
       </w:rPr>
     </w:lvl>
   </w:abstractNum>
-  <w:abstractNum w:abstractNumId="16" w15:restartNumberingAfterBreak="0">
+  <w:abstractNum w:abstractNumId="26" w15:restartNumberingAfterBreak="0">
     <w:nsid w:val="6D732A18"/>
     <w:multiLevelType w:val="hybridMultilevel"/>
     <w:tmpl w:val="DCBA8206"/>
@@ -3728,7 +7798,7 @@
       </w:pPr>
     </w:lvl>
   </w:abstractNum>
-  <w:abstractNum w:abstractNumId="17" w15:restartNumberingAfterBreak="0">
+  <w:abstractNum w:abstractNumId="27" w15:restartNumberingAfterBreak="0">
     <w:nsid w:val="6DC20881"/>
     <w:multiLevelType w:val="hybridMultilevel"/>
     <w:tmpl w:val="176832EE"/>
@@ -3841,7 +7911,7 @@
       </w:rPr>
     </w:lvl>
   </w:abstractNum>
-  <w:abstractNum w:abstractNumId="18" w15:restartNumberingAfterBreak="0">
+  <w:abstractNum w:abstractNumId="28" w15:restartNumberingAfterBreak="0">
     <w:nsid w:val="70583412"/>
     <w:multiLevelType w:val="hybridMultilevel"/>
     <w:tmpl w:val="A796C7F6"/>
@@ -3954,7 +8024,7 @@
       </w:rPr>
     </w:lvl>
   </w:abstractNum>
-  <w:abstractNum w:abstractNumId="19" w15:restartNumberingAfterBreak="0">
+  <w:abstractNum w:abstractNumId="29" w15:restartNumberingAfterBreak="0">
     <w:nsid w:val="70B10F9A"/>
     <w:multiLevelType w:val="hybridMultilevel"/>
     <w:tmpl w:val="E34C7270"/>
@@ -4067,7 +8137,7 @@
       </w:rPr>
     </w:lvl>
   </w:abstractNum>
-  <w:abstractNum w:abstractNumId="20" w15:restartNumberingAfterBreak="0">
+  <w:abstractNum w:abstractNumId="30" w15:restartNumberingAfterBreak="0">
     <w:nsid w:val="7B205A28"/>
     <w:multiLevelType w:val="hybridMultilevel"/>
     <w:tmpl w:val="09600D8A"/>
@@ -4180,68 +8250,424 @@
       </w:rPr>
     </w:lvl>
   </w:abstractNum>
+  <w:abstractNum w:abstractNumId="31" w15:restartNumberingAfterBreak="0">
+    <w:nsid w:val="7CF47969"/>
+    <w:multiLevelType w:val="hybridMultilevel"/>
+    <w:tmpl w:val="E084ABFC"/>
+    <w:lvl w:ilvl="0" w:tplc="40090005">
+      <w:start w:val="1"/>
+      <w:numFmt w:val="bullet"/>
+      <w:lvlText w:val=""/>
+      <w:lvlJc w:val="left"/>
+      <w:pPr>
+        <w:ind w:left="360" w:hanging="360"/>
+      </w:pPr>
+      <w:rPr>
+        <w:rFonts w:ascii="Wingdings" w:hAnsi="Wingdings" w:hint="default"/>
+      </w:rPr>
+    </w:lvl>
+    <w:lvl w:ilvl="1" w:tplc="40090003" w:tentative="1">
+      <w:start w:val="1"/>
+      <w:numFmt w:val="bullet"/>
+      <w:lvlText w:val="o"/>
+      <w:lvlJc w:val="left"/>
+      <w:pPr>
+        <w:ind w:left="1080" w:hanging="360"/>
+      </w:pPr>
+      <w:rPr>
+        <w:rFonts w:ascii="Courier New" w:hAnsi="Courier New" w:cs="Courier New" w:hint="default"/>
+      </w:rPr>
+    </w:lvl>
+    <w:lvl w:ilvl="2" w:tplc="40090005" w:tentative="1">
+      <w:start w:val="1"/>
+      <w:numFmt w:val="bullet"/>
+      <w:lvlText w:val=""/>
+      <w:lvlJc w:val="left"/>
+      <w:pPr>
+        <w:ind w:left="1800" w:hanging="360"/>
+      </w:pPr>
+      <w:rPr>
+        <w:rFonts w:ascii="Wingdings" w:hAnsi="Wingdings" w:hint="default"/>
+      </w:rPr>
+    </w:lvl>
+    <w:lvl w:ilvl="3" w:tplc="40090001" w:tentative="1">
+      <w:start w:val="1"/>
+      <w:numFmt w:val="bullet"/>
+      <w:lvlText w:val=""/>
+      <w:lvlJc w:val="left"/>
+      <w:pPr>
+        <w:ind w:left="2520" w:hanging="360"/>
+      </w:pPr>
+      <w:rPr>
+        <w:rFonts w:ascii="Symbol" w:hAnsi="Symbol" w:hint="default"/>
+      </w:rPr>
+    </w:lvl>
+    <w:lvl w:ilvl="4" w:tplc="40090003" w:tentative="1">
+      <w:start w:val="1"/>
+      <w:numFmt w:val="bullet"/>
+      <w:lvlText w:val="o"/>
+      <w:lvlJc w:val="left"/>
+      <w:pPr>
+        <w:ind w:left="3240" w:hanging="360"/>
+      </w:pPr>
+      <w:rPr>
+        <w:rFonts w:ascii="Courier New" w:hAnsi="Courier New" w:cs="Courier New" w:hint="default"/>
+      </w:rPr>
+    </w:lvl>
+    <w:lvl w:ilvl="5" w:tplc="40090005" w:tentative="1">
+      <w:start w:val="1"/>
+      <w:numFmt w:val="bullet"/>
+      <w:lvlText w:val=""/>
+      <w:lvlJc w:val="left"/>
+      <w:pPr>
+        <w:ind w:left="3960" w:hanging="360"/>
+      </w:pPr>
+      <w:rPr>
+        <w:rFonts w:ascii="Wingdings" w:hAnsi="Wingdings" w:hint="default"/>
+      </w:rPr>
+    </w:lvl>
+    <w:lvl w:ilvl="6" w:tplc="40090001" w:tentative="1">
+      <w:start w:val="1"/>
+      <w:numFmt w:val="bullet"/>
+      <w:lvlText w:val=""/>
+      <w:lvlJc w:val="left"/>
+      <w:pPr>
+        <w:ind w:left="4680" w:hanging="360"/>
+      </w:pPr>
+      <w:rPr>
+        <w:rFonts w:ascii="Symbol" w:hAnsi="Symbol" w:hint="default"/>
+      </w:rPr>
+    </w:lvl>
+    <w:lvl w:ilvl="7" w:tplc="40090003" w:tentative="1">
+      <w:start w:val="1"/>
+      <w:numFmt w:val="bullet"/>
+      <w:lvlText w:val="o"/>
+      <w:lvlJc w:val="left"/>
+      <w:pPr>
+        <w:ind w:left="5400" w:hanging="360"/>
+      </w:pPr>
+      <w:rPr>
+        <w:rFonts w:ascii="Courier New" w:hAnsi="Courier New" w:cs="Courier New" w:hint="default"/>
+      </w:rPr>
+    </w:lvl>
+    <w:lvl w:ilvl="8" w:tplc="40090005" w:tentative="1">
+      <w:start w:val="1"/>
+      <w:numFmt w:val="bullet"/>
+      <w:lvlText w:val=""/>
+      <w:lvlJc w:val="left"/>
+      <w:pPr>
+        <w:ind w:left="6120" w:hanging="360"/>
+      </w:pPr>
+      <w:rPr>
+        <w:rFonts w:ascii="Wingdings" w:hAnsi="Wingdings" w:hint="default"/>
+      </w:rPr>
+    </w:lvl>
+  </w:abstractNum>
+  <w:abstractNum w:abstractNumId="32" w15:restartNumberingAfterBreak="0">
+    <w:nsid w:val="7D3C307B"/>
+    <w:multiLevelType w:val="hybridMultilevel"/>
+    <w:tmpl w:val="A4920B6E"/>
+    <w:lvl w:ilvl="0" w:tplc="40090005">
+      <w:start w:val="1"/>
+      <w:numFmt w:val="bullet"/>
+      <w:lvlText w:val=""/>
+      <w:lvlJc w:val="left"/>
+      <w:pPr>
+        <w:ind w:left="720" w:hanging="360"/>
+      </w:pPr>
+      <w:rPr>
+        <w:rFonts w:ascii="Wingdings" w:hAnsi="Wingdings" w:hint="default"/>
+      </w:rPr>
+    </w:lvl>
+    <w:lvl w:ilvl="1" w:tplc="40090003" w:tentative="1">
+      <w:start w:val="1"/>
+      <w:numFmt w:val="bullet"/>
+      <w:lvlText w:val="o"/>
+      <w:lvlJc w:val="left"/>
+      <w:pPr>
+        <w:ind w:left="1440" w:hanging="360"/>
+      </w:pPr>
+      <w:rPr>
+        <w:rFonts w:ascii="Courier New" w:hAnsi="Courier New" w:cs="Courier New" w:hint="default"/>
+      </w:rPr>
+    </w:lvl>
+    <w:lvl w:ilvl="2" w:tplc="40090005" w:tentative="1">
+      <w:start w:val="1"/>
+      <w:numFmt w:val="bullet"/>
+      <w:lvlText w:val=""/>
+      <w:lvlJc w:val="left"/>
+      <w:pPr>
+        <w:ind w:left="2160" w:hanging="360"/>
+      </w:pPr>
+      <w:rPr>
+        <w:rFonts w:ascii="Wingdings" w:hAnsi="Wingdings" w:hint="default"/>
+      </w:rPr>
+    </w:lvl>
+    <w:lvl w:ilvl="3" w:tplc="40090001" w:tentative="1">
+      <w:start w:val="1"/>
+      <w:numFmt w:val="bullet"/>
+      <w:lvlText w:val=""/>
+      <w:lvlJc w:val="left"/>
+      <w:pPr>
+        <w:ind w:left="2880" w:hanging="360"/>
+      </w:pPr>
+      <w:rPr>
+        <w:rFonts w:ascii="Symbol" w:hAnsi="Symbol" w:hint="default"/>
+      </w:rPr>
+    </w:lvl>
+    <w:lvl w:ilvl="4" w:tplc="40090003" w:tentative="1">
+      <w:start w:val="1"/>
+      <w:numFmt w:val="bullet"/>
+      <w:lvlText w:val="o"/>
+      <w:lvlJc w:val="left"/>
+      <w:pPr>
+        <w:ind w:left="3600" w:hanging="360"/>
+      </w:pPr>
+      <w:rPr>
+        <w:rFonts w:ascii="Courier New" w:hAnsi="Courier New" w:cs="Courier New" w:hint="default"/>
+      </w:rPr>
+    </w:lvl>
+    <w:lvl w:ilvl="5" w:tplc="40090005" w:tentative="1">
+      <w:start w:val="1"/>
+      <w:numFmt w:val="bullet"/>
+      <w:lvlText w:val=""/>
+      <w:lvlJc w:val="left"/>
+      <w:pPr>
+        <w:ind w:left="4320" w:hanging="360"/>
+      </w:pPr>
+      <w:rPr>
+        <w:rFonts w:ascii="Wingdings" w:hAnsi="Wingdings" w:hint="default"/>
+      </w:rPr>
+    </w:lvl>
+    <w:lvl w:ilvl="6" w:tplc="40090001" w:tentative="1">
+      <w:start w:val="1"/>
+      <w:numFmt w:val="bullet"/>
+      <w:lvlText w:val=""/>
+      <w:lvlJc w:val="left"/>
+      <w:pPr>
+        <w:ind w:left="5040" w:hanging="360"/>
+      </w:pPr>
+      <w:rPr>
+        <w:rFonts w:ascii="Symbol" w:hAnsi="Symbol" w:hint="default"/>
+      </w:rPr>
+    </w:lvl>
+    <w:lvl w:ilvl="7" w:tplc="40090003" w:tentative="1">
+      <w:start w:val="1"/>
+      <w:numFmt w:val="bullet"/>
+      <w:lvlText w:val="o"/>
+      <w:lvlJc w:val="left"/>
+      <w:pPr>
+        <w:ind w:left="5760" w:hanging="360"/>
+      </w:pPr>
+      <w:rPr>
+        <w:rFonts w:ascii="Courier New" w:hAnsi="Courier New" w:cs="Courier New" w:hint="default"/>
+      </w:rPr>
+    </w:lvl>
+    <w:lvl w:ilvl="8" w:tplc="40090005" w:tentative="1">
+      <w:start w:val="1"/>
+      <w:numFmt w:val="bullet"/>
+      <w:lvlText w:val=""/>
+      <w:lvlJc w:val="left"/>
+      <w:pPr>
+        <w:ind w:left="6480" w:hanging="360"/>
+      </w:pPr>
+      <w:rPr>
+        <w:rFonts w:ascii="Wingdings" w:hAnsi="Wingdings" w:hint="default"/>
+      </w:rPr>
+    </w:lvl>
+  </w:abstractNum>
+  <w:abstractNum w:abstractNumId="33" w15:restartNumberingAfterBreak="0">
+    <w:nsid w:val="7F647263"/>
+    <w:multiLevelType w:val="hybridMultilevel"/>
+    <w:tmpl w:val="C2C6B0A2"/>
+    <w:lvl w:ilvl="0" w:tplc="40090003">
+      <w:start w:val="1"/>
+      <w:numFmt w:val="bullet"/>
+      <w:lvlText w:val="o"/>
+      <w:lvlJc w:val="left"/>
+      <w:pPr>
+        <w:ind w:left="720" w:hanging="360"/>
+      </w:pPr>
+      <w:rPr>
+        <w:rFonts w:ascii="Courier New" w:hAnsi="Courier New" w:cs="Courier New" w:hint="default"/>
+        <w:b/>
+        <w:bCs w:val="0"/>
+      </w:rPr>
+    </w:lvl>
+    <w:lvl w:ilvl="1" w:tplc="FFFFFFFF" w:tentative="1">
+      <w:start w:val="1"/>
+      <w:numFmt w:val="lowerLetter"/>
+      <w:lvlText w:val="%2."/>
+      <w:lvlJc w:val="left"/>
+      <w:pPr>
+        <w:ind w:left="1440" w:hanging="360"/>
+      </w:pPr>
+    </w:lvl>
+    <w:lvl w:ilvl="2" w:tplc="FFFFFFFF" w:tentative="1">
+      <w:start w:val="1"/>
+      <w:numFmt w:val="lowerRoman"/>
+      <w:lvlText w:val="%3."/>
+      <w:lvlJc w:val="right"/>
+      <w:pPr>
+        <w:ind w:left="2160" w:hanging="180"/>
+      </w:pPr>
+    </w:lvl>
+    <w:lvl w:ilvl="3" w:tplc="FFFFFFFF" w:tentative="1">
+      <w:start w:val="1"/>
+      <w:numFmt w:val="decimal"/>
+      <w:lvlText w:val="%4."/>
+      <w:lvlJc w:val="left"/>
+      <w:pPr>
+        <w:ind w:left="2880" w:hanging="360"/>
+      </w:pPr>
+    </w:lvl>
+    <w:lvl w:ilvl="4" w:tplc="FFFFFFFF" w:tentative="1">
+      <w:start w:val="1"/>
+      <w:numFmt w:val="lowerLetter"/>
+      <w:lvlText w:val="%5."/>
+      <w:lvlJc w:val="left"/>
+      <w:pPr>
+        <w:ind w:left="3600" w:hanging="360"/>
+      </w:pPr>
+    </w:lvl>
+    <w:lvl w:ilvl="5" w:tplc="FFFFFFFF" w:tentative="1">
+      <w:start w:val="1"/>
+      <w:numFmt w:val="lowerRoman"/>
+      <w:lvlText w:val="%6."/>
+      <w:lvlJc w:val="right"/>
+      <w:pPr>
+        <w:ind w:left="4320" w:hanging="180"/>
+      </w:pPr>
+    </w:lvl>
+    <w:lvl w:ilvl="6" w:tplc="FFFFFFFF" w:tentative="1">
+      <w:start w:val="1"/>
+      <w:numFmt w:val="decimal"/>
+      <w:lvlText w:val="%7."/>
+      <w:lvlJc w:val="left"/>
+      <w:pPr>
+        <w:ind w:left="5040" w:hanging="360"/>
+      </w:pPr>
+    </w:lvl>
+    <w:lvl w:ilvl="7" w:tplc="FFFFFFFF" w:tentative="1">
+      <w:start w:val="1"/>
+      <w:numFmt w:val="lowerLetter"/>
+      <w:lvlText w:val="%8."/>
+      <w:lvlJc w:val="left"/>
+      <w:pPr>
+        <w:ind w:left="5760" w:hanging="360"/>
+      </w:pPr>
+    </w:lvl>
+    <w:lvl w:ilvl="8" w:tplc="FFFFFFFF" w:tentative="1">
+      <w:start w:val="1"/>
+      <w:numFmt w:val="lowerRoman"/>
+      <w:lvlText w:val="%9."/>
+      <w:lvlJc w:val="right"/>
+      <w:pPr>
+        <w:ind w:left="6480" w:hanging="180"/>
+      </w:pPr>
+    </w:lvl>
+  </w:abstractNum>
   <w:num w:numId="1" w16cid:durableId="828404796">
-    <w:abstractNumId w:val="20"/>
+    <w:abstractNumId w:val="30"/>
   </w:num>
   <w:num w:numId="2" w16cid:durableId="739983135">
-    <w:abstractNumId w:val="6"/>
+    <w:abstractNumId w:val="15"/>
   </w:num>
   <w:num w:numId="3" w16cid:durableId="1429886830">
-    <w:abstractNumId w:val="7"/>
+    <w:abstractNumId w:val="16"/>
   </w:num>
   <w:num w:numId="4" w16cid:durableId="731999438">
-    <w:abstractNumId w:val="17"/>
+    <w:abstractNumId w:val="27"/>
   </w:num>
   <w:num w:numId="5" w16cid:durableId="1154250659">
-    <w:abstractNumId w:val="19"/>
+    <w:abstractNumId w:val="29"/>
   </w:num>
   <w:num w:numId="6" w16cid:durableId="1823040463">
-    <w:abstractNumId w:val="12"/>
+    <w:abstractNumId w:val="21"/>
   </w:num>
   <w:num w:numId="7" w16cid:durableId="1152140621">
-    <w:abstractNumId w:val="9"/>
+    <w:abstractNumId w:val="18"/>
   </w:num>
   <w:num w:numId="8" w16cid:durableId="870188506">
-    <w:abstractNumId w:val="3"/>
+    <w:abstractNumId w:val="11"/>
   </w:num>
   <w:num w:numId="9" w16cid:durableId="1575046935">
-    <w:abstractNumId w:val="14"/>
+    <w:abstractNumId w:val="24"/>
   </w:num>
   <w:num w:numId="10" w16cid:durableId="1394425409">
     <w:abstractNumId w:val="0"/>
   </w:num>
   <w:num w:numId="11" w16cid:durableId="170029305">
+    <w:abstractNumId w:val="12"/>
+  </w:num>
+  <w:num w:numId="12" w16cid:durableId="1412463273">
+    <w:abstractNumId w:val="28"/>
+  </w:num>
+  <w:num w:numId="13" w16cid:durableId="1235046449">
+    <w:abstractNumId w:val="8"/>
+  </w:num>
+  <w:num w:numId="14" w16cid:durableId="883522102">
+    <w:abstractNumId w:val="17"/>
+  </w:num>
+  <w:num w:numId="15" w16cid:durableId="1515806848">
+    <w:abstractNumId w:val="20"/>
+  </w:num>
+  <w:num w:numId="16" w16cid:durableId="1930113363">
+    <w:abstractNumId w:val="10"/>
+  </w:num>
+  <w:num w:numId="17" w16cid:durableId="277108584">
+    <w:abstractNumId w:val="25"/>
+  </w:num>
+  <w:num w:numId="18" w16cid:durableId="1889563534">
+    <w:abstractNumId w:val="19"/>
+  </w:num>
+  <w:num w:numId="19" w16cid:durableId="52699617">
+    <w:abstractNumId w:val="26"/>
+  </w:num>
+  <w:num w:numId="20" w16cid:durableId="498542365">
+    <w:abstractNumId w:val="13"/>
+  </w:num>
+  <w:num w:numId="21" w16cid:durableId="1360357551">
+    <w:abstractNumId w:val="22"/>
+  </w:num>
+  <w:num w:numId="22" w16cid:durableId="25839183">
+    <w:abstractNumId w:val="31"/>
+  </w:num>
+  <w:num w:numId="23" w16cid:durableId="2114278494">
+    <w:abstractNumId w:val="33"/>
+  </w:num>
+  <w:num w:numId="24" w16cid:durableId="42219363">
+    <w:abstractNumId w:val="32"/>
+  </w:num>
+  <w:num w:numId="25" w16cid:durableId="1788549785">
+    <w:abstractNumId w:val="7"/>
+  </w:num>
+  <w:num w:numId="26" w16cid:durableId="928854759">
+    <w:abstractNumId w:val="14"/>
+  </w:num>
+  <w:num w:numId="27" w16cid:durableId="536739983">
+    <w:abstractNumId w:val="9"/>
+  </w:num>
+  <w:num w:numId="28" w16cid:durableId="52700237">
+    <w:abstractNumId w:val="23"/>
+  </w:num>
+  <w:num w:numId="29" w16cid:durableId="1247157092">
+    <w:abstractNumId w:val="3"/>
+  </w:num>
+  <w:num w:numId="30" w16cid:durableId="1871258389">
+    <w:abstractNumId w:val="1"/>
+  </w:num>
+  <w:num w:numId="31" w16cid:durableId="956718650">
+    <w:abstractNumId w:val="6"/>
+  </w:num>
+  <w:num w:numId="32" w16cid:durableId="1066338544">
+    <w:abstractNumId w:val="5"/>
+  </w:num>
+  <w:num w:numId="33" w16cid:durableId="1908150162">
     <w:abstractNumId w:val="4"/>
   </w:num>
-  <w:num w:numId="12" w16cid:durableId="1412463273">
-    <w:abstractNumId w:val="18"/>
-  </w:num>
-  <w:num w:numId="13" w16cid:durableId="1235046449">
-    <w:abstractNumId w:val="1"/>
-  </w:num>
-  <w:num w:numId="14" w16cid:durableId="883522102">
-    <w:abstractNumId w:val="8"/>
-  </w:num>
-  <w:num w:numId="15" w16cid:durableId="1515806848">
-    <w:abstractNumId w:val="11"/>
-  </w:num>
-  <w:num w:numId="16" w16cid:durableId="1930113363">
+  <w:num w:numId="34" w16cid:durableId="1062873641">
     <w:abstractNumId w:val="2"/>
-  </w:num>
-  <w:num w:numId="17" w16cid:durableId="277108584">
-    <w:abstractNumId w:val="15"/>
-  </w:num>
-  <w:num w:numId="18" w16cid:durableId="1889563534">
-    <w:abstractNumId w:val="10"/>
-  </w:num>
-  <w:num w:numId="19" w16cid:durableId="52699617">
-    <w:abstractNumId w:val="16"/>
-  </w:num>
-  <w:num w:numId="20" w16cid:durableId="498542365">
-    <w:abstractNumId w:val="5"/>
-  </w:num>
-  <w:num w:numId="21" w16cid:durableId="1360357551">
-    <w:abstractNumId w:val="13"/>
   </w:num>
 </w:numbering>
 </file>
@@ -5162,6 +9588,25 @@
       <w:spacing w:val="5"/>
     </w:rPr>
   </w:style>
+  <w:style w:type="table" w:styleId="TableGrid">
+    <w:name w:val="Table Grid"/>
+    <w:basedOn w:val="TableNormal"/>
+    <w:uiPriority w:val="39"/>
+    <w:rsid w:val="00BB51B3"/>
+    <w:pPr>
+      <w:spacing w:after="0" w:line="240" w:lineRule="auto"/>
+    </w:pPr>
+    <w:tblPr>
+      <w:tblBorders>
+        <w:top w:val="single" w:sz="4" w:space="0" w:color="auto"/>
+        <w:left w:val="single" w:sz="4" w:space="0" w:color="auto"/>
+        <w:bottom w:val="single" w:sz="4" w:space="0" w:color="auto"/>
+        <w:right w:val="single" w:sz="4" w:space="0" w:color="auto"/>
+        <w:insideH w:val="single" w:sz="4" w:space="0" w:color="auto"/>
+        <w:insideV w:val="single" w:sz="4" w:space="0" w:color="auto"/>
+      </w:tblBorders>
+    </w:tblPr>
+  </w:style>
 </w:styles>
 </file>
 
